--- a/Carpeta Grupal/plantilla_normas_APA_filosofia.docx
+++ b/Carpeta Grupal/plantilla_normas_APA_filosofia.docx
@@ -34,13 +34,13 @@
       <w:r>
         <w:rPr>
           <w:noProof/>
-          <w:lang w:val="es-EC" w:eastAsia="es-EC"/>
+          <w:lang w:val="es-AR" w:eastAsia="es-AR"/>
         </w:rPr>
         <w:drawing>
-          <wp:inline distT="0" distB="0" distL="0" distR="0" wp14:anchorId="15B9DA63" wp14:editId="423EBF62">
-            <wp:extent cx="955344" cy="904425"/>
-            <wp:effectExtent l="0" t="0" r="0" b="0"/>
-            <wp:docPr id="5" name="Imagen 5" descr="http://ecuadoruniversitario.com/wp-content/uploads/2011/11/ecuadoruniversitario_com_logo_uazuay.jpg"/>
+          <wp:inline distT="0" distB="0" distL="0" distR="0" wp14:anchorId="37F0CCCB" wp14:editId="2744E00F">
+            <wp:extent cx="942975" cy="942975"/>
+            <wp:effectExtent l="0" t="0" r="9525" b="9525"/>
+            <wp:docPr id="9" name="Imagen 9" descr="Escuela Técnica 32 Distrito Escolar 14 Gral. José de San Martín  (@la.gloriosa.32) • Threads, Say more"/>
             <wp:cNvGraphicFramePr>
               <a:graphicFrameLocks xmlns:a="http://schemas.openxmlformats.org/drawingml/2006/main" noChangeAspect="1"/>
             </wp:cNvGraphicFramePr>
@@ -48,12 +48,12 @@
               <a:graphicData uri="http://schemas.openxmlformats.org/drawingml/2006/picture">
                 <pic:pic xmlns:pic="http://schemas.openxmlformats.org/drawingml/2006/picture">
                   <pic:nvPicPr>
-                    <pic:cNvPr id="0" name="Picture 2" descr="http://ecuadoruniversitario.com/wp-content/uploads/2011/11/ecuadoruniversitario_com_logo_uazuay.jpg"/>
+                    <pic:cNvPr id="0" name="Picture 2" descr="Escuela Técnica 32 Distrito Escolar 14 Gral. José de San Martín  (@la.gloriosa.32) • Threads, Say more"/>
                     <pic:cNvPicPr>
                       <a:picLocks noChangeAspect="1" noChangeArrowheads="1"/>
                     </pic:cNvPicPr>
                   </pic:nvPicPr>
-                  <pic:blipFill rotWithShape="1">
+                  <pic:blipFill>
                     <a:blip r:embed="rId8" cstate="print">
                       <a:extLst>
                         <a:ext uri="{28A0092B-C50C-407E-A947-70E740481C1C}">
@@ -61,13 +61,15 @@
                         </a:ext>
                       </a:extLst>
                     </a:blip>
-                    <a:srcRect l="15891" t="8622" r="18210" b="8273"/>
-                    <a:stretch/>
+                    <a:srcRect/>
+                    <a:stretch>
+                      <a:fillRect/>
+                    </a:stretch>
                   </pic:blipFill>
                   <pic:spPr bwMode="auto">
-                    <a:xfrm>
+                    <a:xfrm flipV="1">
                       <a:off x="0" y="0"/>
-                      <a:ext cx="973968" cy="922056"/>
+                      <a:ext cx="942975" cy="942975"/>
                     </a:xfrm>
                     <a:prstGeom prst="rect">
                       <a:avLst/>
@@ -76,11 +78,6 @@
                     <a:ln>
                       <a:noFill/>
                     </a:ln>
-                    <a:extLst>
-                      <a:ext uri="{53640926-AAD7-44D8-BBD7-CCE9431645EC}">
-                        <a14:shadowObscured xmlns:a14="http://schemas.microsoft.com/office/drawing/2010/main"/>
-                      </a:ext>
-                    </a:extLst>
                   </pic:spPr>
                 </pic:pic>
               </a:graphicData>
@@ -97,39 +94,6 @@
           <w:sz w:val="24"/>
         </w:rPr>
       </w:pPr>
-      <w:r>
-        <w:rPr>
-          <w:sz w:val="24"/>
-        </w:rPr>
-        <w:sym w:font="Wingdings" w:char="F0E0"/>
-      </w:r>
-      <w:r>
-        <w:rPr>
-          <w:sz w:val="24"/>
-        </w:rPr>
-        <w:t>(</w:t>
-      </w:r>
-      <w:r>
-        <w:rPr>
-          <w:iCs/>
-          <w:sz w:val="24"/>
-        </w:rPr>
-        <w:t>Utilizar este logotipo</w:t>
-      </w:r>
-      <w:r>
-        <w:rPr>
-          <w:iCs/>
-          <w:sz w:val="24"/>
-        </w:rPr>
-        <w:t xml:space="preserve"> 2x2 cm</w:t>
-      </w:r>
-      <w:r>
-        <w:rPr>
-          <w:iCs/>
-          <w:sz w:val="24"/>
-        </w:rPr>
-        <w:t>, parte superior de la hoja, centrado)</w:t>
-      </w:r>
     </w:p>
     <w:p>
       <w:pPr>
@@ -208,73 +172,17 @@
           <w:sz w:val="44"/>
           <w:szCs w:val="44"/>
         </w:rPr>
-        <w:t>Universidad del Azuay</w:t>
-      </w:r>
-    </w:p>
-    <w:p>
-      <w:pPr>
-        <w:jc w:val="center"/>
-        <w:rPr>
-          <w:iCs/>
-          <w:sz w:val="24"/>
-        </w:rPr>
-      </w:pPr>
-      <w:r>
-        <w:rPr>
-          <w:sz w:val="24"/>
-        </w:rPr>
-        <w:sym w:font="Wingdings" w:char="F0E0"/>
-      </w:r>
-      <w:r>
-        <w:rPr>
-          <w:sz w:val="24"/>
-        </w:rPr>
-        <w:t>(</w:t>
-      </w:r>
-      <w:r>
-        <w:rPr>
-          <w:iCs/>
-          <w:sz w:val="24"/>
-        </w:rPr>
-        <w:t>Times, negrita, 22, Tipo oración, centrado</w:t>
-      </w:r>
-      <w:r>
-        <w:rPr>
-          <w:iCs/>
-          <w:sz w:val="24"/>
-        </w:rPr>
-        <w:t xml:space="preserve">, 22 </w:t>
-      </w:r>
-      <w:proofErr w:type="spellStart"/>
-      <w:r>
-        <w:rPr>
-          <w:iCs/>
-          <w:sz w:val="24"/>
-        </w:rPr>
-        <w:t>ptos</w:t>
-      </w:r>
-      <w:proofErr w:type="spellEnd"/>
-      <w:r>
-        <w:rPr>
-          <w:iCs/>
-          <w:sz w:val="24"/>
-        </w:rPr>
-        <w:t xml:space="preserve">. </w:t>
-      </w:r>
-      <w:r>
-        <w:rPr>
-          <w:iCs/>
-          <w:sz w:val="24"/>
-        </w:rPr>
-        <w:t>espaciado posterior</w:t>
-      </w:r>
-      <w:r>
-        <w:rPr>
-          <w:iCs/>
-          <w:sz w:val="24"/>
-        </w:rPr>
-        <w:t>)</w:t>
-      </w:r>
+        <w:t>Escuela Tecnica N°32</w:t>
+      </w:r>
+    </w:p>
+    <w:p>
+      <w:pPr>
+        <w:pStyle w:val="TITARTINGLES"/>
+        <w:rPr>
+          <w:i w:val="0"/>
+          <w:color w:val="auto"/>
+        </w:rPr>
+      </w:pPr>
     </w:p>
     <w:p>
       <w:pPr>
@@ -302,7 +210,7 @@
           <w:sz w:val="40"/>
           <w:szCs w:val="40"/>
         </w:rPr>
-        <w:t xml:space="preserve">Facultad de Filosofía, Letras </w:t>
+        <w:t xml:space="preserve">General José de </w:t>
       </w:r>
     </w:p>
     <w:p>
@@ -315,7 +223,6 @@
           <w:szCs w:val="44"/>
         </w:rPr>
       </w:pPr>
-      <w:proofErr w:type="gramStart"/>
       <w:r>
         <w:rPr>
           <w:i w:val="0"/>
@@ -323,271 +230,119 @@
           <w:sz w:val="40"/>
           <w:szCs w:val="40"/>
         </w:rPr>
-        <w:t>y</w:t>
-      </w:r>
-      <w:proofErr w:type="gramEnd"/>
-      <w:r>
+        <w:t>San Martin</w:t>
+      </w:r>
+    </w:p>
+    <w:p>
+      <w:pPr>
+        <w:jc w:val="center"/>
+        <w:rPr>
+          <w:sz w:val="24"/>
+        </w:rPr>
+      </w:pPr>
+    </w:p>
+    <w:p>
+      <w:pPr>
+        <w:jc w:val="center"/>
+        <w:rPr>
+          <w:iCs/>
+          <w:sz w:val="24"/>
+        </w:rPr>
+      </w:pPr>
+    </w:p>
+    <w:p>
+      <w:pPr>
+        <w:pStyle w:val="TITARTINGLES"/>
+        <w:rPr>
+          <w:i w:val="0"/>
+          <w:color w:val="auto"/>
+        </w:rPr>
+      </w:pPr>
+      <w:r>
+        <w:rPr>
+          <w:i w:val="0"/>
+          <w:color w:val="auto"/>
+        </w:rPr>
+        <w:t>Especialidad</w:t>
+      </w:r>
+      <w:r>
+        <w:rPr>
+          <w:i w:val="0"/>
+          <w:color w:val="auto"/>
+        </w:rPr>
+        <w:t xml:space="preserve"> de </w:t>
+      </w:r>
+      <w:r>
+        <w:rPr>
+          <w:i w:val="0"/>
+          <w:color w:val="auto"/>
+        </w:rPr>
+        <w:t>Computación</w:t>
+      </w:r>
+    </w:p>
+    <w:p>
+      <w:pPr>
+        <w:pStyle w:val="TITARTINGLES"/>
+        <w:rPr>
+          <w:i w:val="0"/>
+          <w:color w:val="auto"/>
+        </w:rPr>
+      </w:pPr>
+    </w:p>
+    <w:p>
+      <w:pPr>
+        <w:pStyle w:val="TITARTINGLES"/>
+        <w:rPr>
+          <w:i w:val="0"/>
+          <w:color w:val="auto"/>
+        </w:rPr>
+      </w:pPr>
+    </w:p>
+    <w:p>
+      <w:pPr>
+        <w:pStyle w:val="TITARTINGLES"/>
+        <w:rPr>
+          <w:i w:val="0"/>
+          <w:color w:val="auto"/>
+        </w:rPr>
+      </w:pPr>
+    </w:p>
+    <w:p>
+      <w:pPr>
+        <w:pStyle w:val="TITARTINGLES"/>
+        <w:rPr>
+          <w:i w:val="0"/>
+          <w:color w:val="auto"/>
+        </w:rPr>
+      </w:pPr>
+    </w:p>
+    <w:p>
+      <w:pPr>
+        <w:pStyle w:val="TITARTINGLES"/>
         <w:rPr>
           <w:i w:val="0"/>
           <w:color w:val="auto"/>
           <w:sz w:val="40"/>
           <w:szCs w:val="40"/>
         </w:rPr>
-        <w:t xml:space="preserve"> Ciencias de la Educación</w:t>
-      </w:r>
-    </w:p>
-    <w:p>
-      <w:pPr>
-        <w:jc w:val="center"/>
-        <w:rPr>
-          <w:iCs/>
-          <w:sz w:val="24"/>
-        </w:rPr>
-      </w:pPr>
-      <w:r>
-        <w:rPr>
-          <w:sz w:val="24"/>
-        </w:rPr>
-        <w:sym w:font="Wingdings" w:char="F0E0"/>
-      </w:r>
-      <w:r>
-        <w:rPr>
-          <w:sz w:val="24"/>
-        </w:rPr>
-        <w:t>(</w:t>
-      </w:r>
-      <w:r>
-        <w:rPr>
-          <w:iCs/>
-          <w:sz w:val="24"/>
-        </w:rPr>
-        <w:t>Times, negrita, 22, Tipo oración, centrado</w:t>
-      </w:r>
-      <w:r>
-        <w:rPr>
-          <w:iCs/>
-          <w:sz w:val="24"/>
-        </w:rPr>
-        <w:t xml:space="preserve">, 22 </w:t>
-      </w:r>
-      <w:proofErr w:type="spellStart"/>
-      <w:r>
-        <w:rPr>
-          <w:iCs/>
-          <w:sz w:val="24"/>
-        </w:rPr>
-        <w:t>ptos</w:t>
-      </w:r>
-      <w:proofErr w:type="spellEnd"/>
-      <w:r>
-        <w:rPr>
-          <w:iCs/>
-          <w:sz w:val="24"/>
-        </w:rPr>
-        <w:t xml:space="preserve">. </w:t>
-      </w:r>
-      <w:r>
-        <w:rPr>
-          <w:iCs/>
-          <w:sz w:val="24"/>
-        </w:rPr>
-        <w:t>espaciado posterior</w:t>
-      </w:r>
-      <w:r>
-        <w:rPr>
-          <w:iCs/>
-          <w:sz w:val="24"/>
-        </w:rPr>
-        <w:t>)</w:t>
-      </w:r>
-    </w:p>
-    <w:p>
-      <w:pPr>
-        <w:jc w:val="center"/>
-        <w:rPr>
-          <w:iCs/>
-          <w:sz w:val="24"/>
-        </w:rPr>
-      </w:pPr>
-    </w:p>
-    <w:p>
-      <w:pPr>
-        <w:pStyle w:val="TITARTINGLES"/>
-        <w:rPr>
-          <w:i w:val="0"/>
-          <w:color w:val="auto"/>
-        </w:rPr>
-      </w:pPr>
-      <w:r>
-        <w:rPr>
-          <w:i w:val="0"/>
-          <w:color w:val="auto"/>
-        </w:rPr>
-        <w:t xml:space="preserve">Carrera de </w:t>
-      </w:r>
-    </w:p>
-    <w:p>
-      <w:pPr>
-        <w:jc w:val="center"/>
-        <w:rPr>
-          <w:iCs/>
-          <w:sz w:val="24"/>
-        </w:rPr>
-      </w:pPr>
-      <w:r>
-        <w:rPr>
-          <w:sz w:val="24"/>
-        </w:rPr>
-        <w:sym w:font="Wingdings" w:char="F0E0"/>
-      </w:r>
-      <w:r>
-        <w:rPr>
-          <w:sz w:val="24"/>
-        </w:rPr>
-        <w:t>(</w:t>
-      </w:r>
-      <w:r>
-        <w:rPr>
-          <w:iCs/>
-          <w:sz w:val="24"/>
-        </w:rPr>
-        <w:t>Times, 22, Tipo oración, centrado</w:t>
-      </w:r>
-      <w:r>
-        <w:rPr>
-          <w:iCs/>
-          <w:sz w:val="24"/>
-        </w:rPr>
-        <w:t>, 26</w:t>
-      </w:r>
-      <w:r>
-        <w:rPr>
-          <w:iCs/>
-          <w:sz w:val="24"/>
-        </w:rPr>
-        <w:t xml:space="preserve"> </w:t>
-      </w:r>
-      <w:proofErr w:type="spellStart"/>
-      <w:r>
-        <w:rPr>
-          <w:iCs/>
-          <w:sz w:val="24"/>
-        </w:rPr>
-        <w:t>ptos</w:t>
-      </w:r>
-      <w:proofErr w:type="spellEnd"/>
-      <w:r>
-        <w:rPr>
-          <w:iCs/>
-          <w:sz w:val="24"/>
-        </w:rPr>
-        <w:t>.</w:t>
-      </w:r>
-      <w:r>
-        <w:rPr>
-          <w:iCs/>
-          <w:sz w:val="24"/>
-        </w:rPr>
-        <w:t xml:space="preserve"> espaciado posterior</w:t>
-      </w:r>
-      <w:r>
-        <w:rPr>
-          <w:iCs/>
-          <w:sz w:val="24"/>
-        </w:rPr>
-        <w:t>)</w:t>
-      </w:r>
-    </w:p>
-    <w:p>
-      <w:pPr>
-        <w:pStyle w:val="TITARTINGLES"/>
-        <w:rPr>
-          <w:i w:val="0"/>
-          <w:color w:val="auto"/>
-        </w:rPr>
-      </w:pPr>
-    </w:p>
-    <w:p>
-      <w:pPr>
-        <w:pStyle w:val="TITARTINGLES"/>
-        <w:rPr>
-          <w:i w:val="0"/>
-          <w:color w:val="auto"/>
-        </w:rPr>
-      </w:pPr>
-    </w:p>
-    <w:p>
-      <w:pPr>
-        <w:pStyle w:val="TITARTINGLES"/>
-        <w:rPr>
-          <w:i w:val="0"/>
-          <w:color w:val="auto"/>
-        </w:rPr>
-      </w:pPr>
-    </w:p>
-    <w:p>
-      <w:pPr>
-        <w:pStyle w:val="TITARTINGLES"/>
+      </w:pPr>
+      <w:r>
         <w:rPr>
           <w:i w:val="0"/>
           <w:color w:val="auto"/>
           <w:sz w:val="40"/>
           <w:szCs w:val="40"/>
         </w:rPr>
-      </w:pPr>
-      <w:r>
-        <w:rPr>
-          <w:i w:val="0"/>
-          <w:color w:val="auto"/>
-          <w:sz w:val="40"/>
-          <w:szCs w:val="40"/>
-        </w:rPr>
-        <w:t>TÍTULO DEL TRABAJO</w:t>
-      </w:r>
-      <w:r>
-        <w:rPr>
-          <w:i w:val="0"/>
-          <w:color w:val="auto"/>
-          <w:sz w:val="40"/>
-          <w:szCs w:val="40"/>
-        </w:rPr>
-        <w:t xml:space="preserve"> </w:t>
+        <w:t>CLINICA PRIVADA</w:t>
       </w:r>
     </w:p>
     <w:p>
       <w:pPr>
         <w:jc w:val="center"/>
         <w:rPr>
-          <w:iCs/>
           <w:szCs w:val="22"/>
         </w:rPr>
       </w:pPr>
-      <w:r>
-        <w:rPr>
-          <w:szCs w:val="22"/>
-        </w:rPr>
-        <w:sym w:font="Wingdings" w:char="F0E0"/>
-      </w:r>
-      <w:r>
-        <w:rPr>
-          <w:szCs w:val="22"/>
-        </w:rPr>
-        <w:t>(</w:t>
-      </w:r>
-      <w:r>
-        <w:rPr>
-          <w:iCs/>
-          <w:sz w:val="24"/>
-        </w:rPr>
-        <w:t>Times</w:t>
-      </w:r>
-      <w:r>
-        <w:rPr>
-          <w:iCs/>
-          <w:szCs w:val="22"/>
-        </w:rPr>
-        <w:t>, negrita, 20, mayúscula, centrado, las mayúsculas van tildadas)</w:t>
-      </w:r>
     </w:p>
     <w:p>
       <w:pPr>
@@ -651,7 +406,23 @@
           <w:sz w:val="32"/>
           <w:szCs w:val="32"/>
         </w:rPr>
-        <w:t>Autoras:</w:t>
+        <w:t>Autor</w:t>
+      </w:r>
+      <w:r>
+        <w:rPr>
+          <w:iCs/>
+          <w:sz w:val="32"/>
+          <w:szCs w:val="32"/>
+        </w:rPr>
+        <w:t>e</w:t>
+      </w:r>
+      <w:r>
+        <w:rPr>
+          <w:iCs/>
+          <w:sz w:val="32"/>
+          <w:szCs w:val="32"/>
+        </w:rPr>
+        <w:t>s:</w:t>
       </w:r>
     </w:p>
     <w:p>
@@ -691,49 +462,7 @@
           <w:szCs w:val="32"/>
           <w:lang w:val="es-EC" w:eastAsia="es-EC"/>
         </w:rPr>
-        <w:t xml:space="preserve">Nombre Apellido1 Apellido2.; Nombre Apellido1 Apellido2.; </w:t>
-      </w:r>
-    </w:p>
-    <w:p>
-      <w:pPr>
-        <w:jc w:val="center"/>
-        <w:rPr>
-          <w:iCs/>
-          <w:szCs w:val="22"/>
-        </w:rPr>
-      </w:pPr>
-      <w:r>
-        <w:rPr>
-          <w:szCs w:val="22"/>
-        </w:rPr>
-        <w:sym w:font="Wingdings" w:char="F0E0"/>
-      </w:r>
-      <w:r>
-        <w:rPr>
-          <w:szCs w:val="22"/>
-        </w:rPr>
-        <w:t>(</w:t>
-      </w:r>
-      <w:r>
-        <w:rPr>
-          <w:iCs/>
-          <w:sz w:val="24"/>
-        </w:rPr>
-        <w:t>Times</w:t>
-      </w:r>
-      <w:r>
-        <w:rPr>
-          <w:iCs/>
-          <w:szCs w:val="22"/>
-        </w:rPr>
-        <w:t>, negrita, 16, tipo oración, centrado</w:t>
-      </w:r>
-      <w:r>
-        <w:rPr>
-          <w:iCs/>
-          <w:szCs w:val="22"/>
-        </w:rPr>
-        <w:t>, 16 espaciado posterior)</w:t>
+        <w:t>Emilio Fernández Álvarez; Benjamín Montiel;</w:t>
       </w:r>
     </w:p>
     <w:p>
@@ -758,39 +487,13 @@
         </w:tabs>
         <w:jc w:val="center"/>
         <w:rPr>
+          <w:b/>
           <w:bCs/>
           <w:sz w:val="32"/>
           <w:szCs w:val="32"/>
           <w:lang w:val="es-EC" w:eastAsia="es-EC"/>
         </w:rPr>
       </w:pPr>
-    </w:p>
-    <w:p>
-      <w:pPr>
-        <w:jc w:val="center"/>
-        <w:rPr>
-          <w:iCs/>
-          <w:sz w:val="32"/>
-          <w:szCs w:val="32"/>
-        </w:rPr>
-      </w:pPr>
-      <w:r>
-        <w:rPr>
-          <w:iCs/>
-          <w:sz w:val="32"/>
-          <w:szCs w:val="32"/>
-        </w:rPr>
-        <w:t>Directores:</w:t>
-      </w:r>
-    </w:p>
-    <w:p>
-      <w:pPr>
-        <w:jc w:val="center"/>
-        <w:rPr>
-          <w:iCs/>
-          <w:szCs w:val="22"/>
-        </w:rPr>
-      </w:pPr>
       <w:r>
         <w:rPr>
           <w:b/>
@@ -799,99 +502,8 @@
           <w:szCs w:val="32"/>
           <w:lang w:val="es-EC" w:eastAsia="es-EC"/>
         </w:rPr>
-        <w:t xml:space="preserve">Nombre Apellido1 Apellido2.; Nombre Apellido1 Apellido2.; </w:t>
-      </w:r>
-      <w:r>
-        <w:rPr>
-          <w:szCs w:val="22"/>
-        </w:rPr>
-        <w:sym w:font="Wingdings" w:char="F0E0"/>
-      </w:r>
-      <w:r>
-        <w:rPr>
-          <w:szCs w:val="22"/>
-        </w:rPr>
-        <w:t>(</w:t>
-      </w:r>
-      <w:r>
-        <w:rPr>
-          <w:iCs/>
-          <w:szCs w:val="22"/>
-        </w:rPr>
-        <w:t>Times, negrita, 16, tipo oración, centrado</w:t>
-      </w:r>
-      <w:r>
-        <w:rPr>
-          <w:iCs/>
-          <w:szCs w:val="22"/>
-        </w:rPr>
-        <w:t>, 16 espaciado posterior</w:t>
-      </w:r>
-      <w:r>
-        <w:rPr>
-          <w:iCs/>
-          <w:szCs w:val="22"/>
-        </w:rPr>
-        <w:t>)</w:t>
-      </w:r>
-    </w:p>
-    <w:p>
-      <w:pPr>
-        <w:tabs>
-          <w:tab w:val="left" w:pos="-1094"/>
-          <w:tab w:val="left" w:pos="-720"/>
-          <w:tab w:val="left" w:pos="0"/>
-          <w:tab w:val="left" w:pos="328"/>
-          <w:tab w:val="left" w:pos="900"/>
-          <w:tab w:val="left" w:pos="1440"/>
-          <w:tab w:val="left" w:pos="2160"/>
-          <w:tab w:val="left" w:pos="2880"/>
-          <w:tab w:val="left" w:pos="3600"/>
-          <w:tab w:val="left" w:pos="4320"/>
-          <w:tab w:val="left" w:pos="5040"/>
-          <w:tab w:val="left" w:pos="5760"/>
-          <w:tab w:val="left" w:pos="6480"/>
-          <w:tab w:val="left" w:pos="7200"/>
-          <w:tab w:val="left" w:pos="7920"/>
-          <w:tab w:val="left" w:pos="8190"/>
-        </w:tabs>
-        <w:rPr>
-          <w:b/>
-          <w:bCs/>
-          <w:sz w:val="32"/>
-          <w:szCs w:val="32"/>
-          <w:lang w:val="es-EC" w:eastAsia="es-EC"/>
-        </w:rPr>
-      </w:pPr>
-    </w:p>
-    <w:p>
-      <w:pPr>
-        <w:tabs>
-          <w:tab w:val="left" w:pos="-1094"/>
-          <w:tab w:val="left" w:pos="-720"/>
-          <w:tab w:val="left" w:pos="0"/>
-          <w:tab w:val="left" w:pos="328"/>
-          <w:tab w:val="left" w:pos="900"/>
-          <w:tab w:val="left" w:pos="1440"/>
-          <w:tab w:val="left" w:pos="2160"/>
-          <w:tab w:val="left" w:pos="2880"/>
-          <w:tab w:val="left" w:pos="3600"/>
-          <w:tab w:val="left" w:pos="4320"/>
-          <w:tab w:val="left" w:pos="5040"/>
-          <w:tab w:val="left" w:pos="5760"/>
-          <w:tab w:val="left" w:pos="6480"/>
-          <w:tab w:val="left" w:pos="7200"/>
-          <w:tab w:val="left" w:pos="7920"/>
-          <w:tab w:val="left" w:pos="8190"/>
-        </w:tabs>
-        <w:rPr>
-          <w:b/>
-          <w:bCs/>
-          <w:sz w:val="32"/>
-          <w:szCs w:val="32"/>
-          <w:lang w:val="es-EC" w:eastAsia="es-EC"/>
-        </w:rPr>
-      </w:pPr>
+        <w:t>Ariadna Perreault; Matías Adán; Federico Tamburelli</w:t>
+      </w:r>
     </w:p>
     <w:p>
       <w:pPr>
@@ -915,23 +527,9 @@
         </w:tabs>
         <w:jc w:val="center"/>
         <w:rPr>
-          <w:b/>
-          <w:bCs/>
-          <w:sz w:val="32"/>
-          <w:szCs w:val="32"/>
-          <w:lang w:val="es-EC" w:eastAsia="es-EC"/>
-        </w:rPr>
-      </w:pPr>
-      <w:r>
-        <w:rPr>
-          <w:b/>
-          <w:bCs/>
-          <w:sz w:val="32"/>
-          <w:szCs w:val="32"/>
-          <w:lang w:val="es-EC" w:eastAsia="es-EC"/>
-        </w:rPr>
-        <w:t>Cuenca – Ecuador</w:t>
-      </w:r>
+          <w:szCs w:val="22"/>
+        </w:rPr>
+      </w:pPr>
     </w:p>
     <w:p>
       <w:pPr>
@@ -955,14 +553,42 @@
         </w:tabs>
         <w:jc w:val="center"/>
         <w:rPr>
-          <w:b/>
           <w:bCs/>
           <w:sz w:val="32"/>
           <w:szCs w:val="32"/>
           <w:lang w:val="es-EC" w:eastAsia="es-EC"/>
         </w:rPr>
       </w:pPr>
-      <w:r>
+    </w:p>
+    <w:p>
+      <w:pPr>
+        <w:jc w:val="center"/>
+        <w:rPr>
+          <w:iCs/>
+          <w:sz w:val="32"/>
+          <w:szCs w:val="32"/>
+        </w:rPr>
+      </w:pPr>
+      <w:r>
+        <w:rPr>
+          <w:iCs/>
+          <w:sz w:val="32"/>
+          <w:szCs w:val="32"/>
+        </w:rPr>
+        <w:t>Profesores</w:t>
+      </w:r>
+      <w:r>
+        <w:rPr>
+          <w:iCs/>
+          <w:sz w:val="32"/>
+          <w:szCs w:val="32"/>
+        </w:rPr>
+        <w:t>:</w:t>
+      </w:r>
+    </w:p>
+    <w:p>
+      <w:pPr>
+        <w:jc w:val="center"/>
         <w:rPr>
           <w:b/>
           <w:bCs/>
@@ -970,8 +596,134 @@
           <w:szCs w:val="32"/>
           <w:lang w:val="es-EC" w:eastAsia="es-EC"/>
         </w:rPr>
-        <w:t>Año</w:t>
-      </w:r>
+      </w:pPr>
+      <w:r>
+        <w:rPr>
+          <w:b/>
+          <w:bCs/>
+          <w:sz w:val="32"/>
+          <w:szCs w:val="32"/>
+          <w:lang w:val="es-EC" w:eastAsia="es-EC"/>
+        </w:rPr>
+        <w:t>Federico Bouzon</w:t>
+      </w:r>
+      <w:r>
+        <w:rPr>
+          <w:b/>
+          <w:bCs/>
+          <w:sz w:val="32"/>
+          <w:szCs w:val="32"/>
+          <w:lang w:val="es-EC" w:eastAsia="es-EC"/>
+        </w:rPr>
+        <w:t xml:space="preserve">; </w:t>
+      </w:r>
+      <w:r>
+        <w:rPr>
+          <w:b/>
+          <w:bCs/>
+          <w:sz w:val="32"/>
+          <w:szCs w:val="32"/>
+          <w:lang w:val="es-EC" w:eastAsia="es-EC"/>
+        </w:rPr>
+        <w:t>Raúl Martínez</w:t>
+      </w:r>
+      <w:r>
+        <w:rPr>
+          <w:b/>
+          <w:bCs/>
+          <w:sz w:val="32"/>
+          <w:szCs w:val="32"/>
+          <w:lang w:val="es-EC" w:eastAsia="es-EC"/>
+        </w:rPr>
+        <w:t>;</w:t>
+      </w:r>
+      <w:r>
+        <w:rPr>
+          <w:b/>
+          <w:bCs/>
+          <w:sz w:val="32"/>
+          <w:szCs w:val="32"/>
+          <w:lang w:val="es-EC" w:eastAsia="es-EC"/>
+        </w:rPr>
+        <w:t xml:space="preserve"> Facundo Aliverti; </w:t>
+      </w:r>
+    </w:p>
+    <w:p>
+      <w:pPr>
+        <w:jc w:val="center"/>
+        <w:rPr>
+          <w:iCs/>
+          <w:szCs w:val="22"/>
+        </w:rPr>
+      </w:pPr>
+      <w:r>
+        <w:rPr>
+          <w:b/>
+          <w:bCs/>
+          <w:sz w:val="32"/>
+          <w:szCs w:val="32"/>
+          <w:lang w:val="es-EC" w:eastAsia="es-EC"/>
+        </w:rPr>
+        <w:t>Alan Edmundo; Paloma Gonzalez; Gonzalo Consorti</w:t>
+      </w:r>
+    </w:p>
+    <w:p>
+      <w:pPr>
+        <w:tabs>
+          <w:tab w:val="left" w:pos="-1094"/>
+          <w:tab w:val="left" w:pos="-720"/>
+          <w:tab w:val="left" w:pos="0"/>
+          <w:tab w:val="left" w:pos="328"/>
+          <w:tab w:val="left" w:pos="900"/>
+          <w:tab w:val="left" w:pos="1440"/>
+          <w:tab w:val="left" w:pos="2160"/>
+          <w:tab w:val="left" w:pos="2880"/>
+          <w:tab w:val="left" w:pos="3600"/>
+          <w:tab w:val="left" w:pos="4320"/>
+          <w:tab w:val="left" w:pos="5040"/>
+          <w:tab w:val="left" w:pos="5760"/>
+          <w:tab w:val="left" w:pos="6480"/>
+          <w:tab w:val="left" w:pos="7200"/>
+          <w:tab w:val="left" w:pos="7920"/>
+          <w:tab w:val="left" w:pos="8190"/>
+        </w:tabs>
+        <w:rPr>
+          <w:b/>
+          <w:bCs/>
+          <w:sz w:val="32"/>
+          <w:szCs w:val="32"/>
+          <w:lang w:val="es-EC" w:eastAsia="es-EC"/>
+        </w:rPr>
+      </w:pPr>
+    </w:p>
+    <w:p>
+      <w:pPr>
+        <w:tabs>
+          <w:tab w:val="left" w:pos="-1094"/>
+          <w:tab w:val="left" w:pos="-720"/>
+          <w:tab w:val="left" w:pos="0"/>
+          <w:tab w:val="left" w:pos="328"/>
+          <w:tab w:val="left" w:pos="900"/>
+          <w:tab w:val="left" w:pos="1440"/>
+          <w:tab w:val="left" w:pos="2160"/>
+          <w:tab w:val="left" w:pos="2880"/>
+          <w:tab w:val="left" w:pos="3600"/>
+          <w:tab w:val="left" w:pos="4320"/>
+          <w:tab w:val="left" w:pos="5040"/>
+          <w:tab w:val="left" w:pos="5760"/>
+          <w:tab w:val="left" w:pos="6480"/>
+          <w:tab w:val="left" w:pos="7200"/>
+          <w:tab w:val="left" w:pos="7920"/>
+          <w:tab w:val="left" w:pos="8190"/>
+        </w:tabs>
+        <w:rPr>
+          <w:b/>
+          <w:bCs/>
+          <w:sz w:val="32"/>
+          <w:szCs w:val="32"/>
+          <w:lang w:val="es-EC" w:eastAsia="es-EC"/>
+        </w:rPr>
+      </w:pPr>
     </w:p>
     <w:p>
       <w:pPr>
@@ -1004,22 +756,33 @@
       </w:pPr>
       <w:r>
         <w:rPr>
-          <w:szCs w:val="22"/>
-        </w:rPr>
-        <w:sym w:font="Wingdings" w:char="F0E0"/>
-      </w:r>
-      <w:r>
-        <w:rPr>
-          <w:szCs w:val="22"/>
-        </w:rPr>
-        <w:t>(</w:t>
-      </w:r>
-      <w:r>
-        <w:rPr>
-          <w:iCs/>
-          <w:szCs w:val="22"/>
-        </w:rPr>
-        <w:t>Times, negrita, 16, tipo oración, centrado)</w:t>
+          <w:b/>
+          <w:bCs/>
+          <w:sz w:val="32"/>
+          <w:szCs w:val="32"/>
+          <w:lang w:val="es-EC" w:eastAsia="es-EC"/>
+        </w:rPr>
+        <w:t>CABA</w:t>
+      </w:r>
+      <w:r>
+        <w:rPr>
+          <w:b/>
+          <w:bCs/>
+          <w:sz w:val="32"/>
+          <w:szCs w:val="32"/>
+          <w:lang w:val="es-EC" w:eastAsia="es-EC"/>
+        </w:rPr>
+        <w:t xml:space="preserve"> – </w:t>
+      </w:r>
+      <w:r>
+        <w:rPr>
+          <w:b/>
+          <w:bCs/>
+          <w:sz w:val="32"/>
+          <w:szCs w:val="32"/>
+          <w:lang w:val="es-EC" w:eastAsia="es-EC"/>
+        </w:rPr>
+        <w:t>Argentina</w:t>
       </w:r>
     </w:p>
     <w:p>
@@ -1046,11 +809,31 @@
         <w:rPr>
           <w:b/>
           <w:bCs/>
-          <w:sz w:val="18"/>
-          <w:szCs w:val="18"/>
+          <w:sz w:val="32"/>
+          <w:szCs w:val="32"/>
           <w:lang w:val="es-EC" w:eastAsia="es-EC"/>
         </w:rPr>
       </w:pPr>
+      <w:r>
+        <w:rPr>
+          <w:b/>
+          <w:bCs/>
+          <w:sz w:val="32"/>
+          <w:szCs w:val="32"/>
+          <w:lang w:val="es-EC" w:eastAsia="es-EC"/>
+        </w:rPr>
+        <w:t>Año</w:t>
+      </w:r>
+      <w:r>
+        <w:rPr>
+          <w:b/>
+          <w:bCs/>
+          <w:sz w:val="32"/>
+          <w:szCs w:val="32"/>
+          <w:lang w:val="es-EC" w:eastAsia="es-EC"/>
+        </w:rPr>
+        <w:t xml:space="preserve"> 2026</w:t>
+      </w:r>
     </w:p>
     <w:p>
       <w:pPr>
@@ -1501,6 +1284,38 @@
           <w:lang w:val="es-EC" w:eastAsia="es-EC"/>
         </w:rPr>
       </w:pPr>
+    </w:p>
+    <w:p>
+      <w:pPr>
+        <w:tabs>
+          <w:tab w:val="left" w:pos="-1094"/>
+          <w:tab w:val="left" w:pos="-720"/>
+          <w:tab w:val="left" w:pos="0"/>
+          <w:tab w:val="left" w:pos="328"/>
+          <w:tab w:val="left" w:pos="900"/>
+          <w:tab w:val="left" w:pos="1440"/>
+          <w:tab w:val="left" w:pos="2160"/>
+          <w:tab w:val="left" w:pos="2880"/>
+          <w:tab w:val="left" w:pos="3600"/>
+          <w:tab w:val="left" w:pos="4320"/>
+          <w:tab w:val="left" w:pos="5040"/>
+          <w:tab w:val="left" w:pos="5760"/>
+          <w:tab w:val="left" w:pos="6480"/>
+          <w:tab w:val="left" w:pos="7200"/>
+          <w:tab w:val="left" w:pos="7920"/>
+          <w:tab w:val="left" w:pos="8190"/>
+        </w:tabs>
+        <w:jc w:val="center"/>
+        <w:rPr>
+          <w:b/>
+          <w:bCs/>
+          <w:sz w:val="18"/>
+          <w:szCs w:val="18"/>
+          <w:lang w:val="es-EC" w:eastAsia="es-EC"/>
+        </w:rPr>
+      </w:pPr>
+      <w:bookmarkStart w:id="0" w:name="_GoBack"/>
+      <w:bookmarkEnd w:id="0"/>
     </w:p>
     <w:p>
       <w:pPr>
@@ -2116,17 +1931,8 @@
           <w:iCs/>
           <w:sz w:val="24"/>
         </w:rPr>
-        <w:t xml:space="preserve">, 12 </w:t>
-      </w:r>
-      <w:proofErr w:type="spellStart"/>
-      <w:r>
-        <w:rPr>
-          <w:iCs/>
-          <w:sz w:val="24"/>
-        </w:rPr>
-        <w:t>ptos</w:t>
-      </w:r>
-      <w:proofErr w:type="spellEnd"/>
+        <w:t>, 12 ptos</w:t>
+      </w:r>
       <w:r>
         <w:rPr>
           <w:iCs/>
@@ -5110,27 +4916,7 @@
           <w:sz w:val="24"/>
           <w:szCs w:val="24"/>
         </w:rPr>
-        <w:t xml:space="preserve">Texto </w:t>
-      </w:r>
-      <w:proofErr w:type="spellStart"/>
-      <w:r>
-        <w:rPr>
-          <w:rFonts w:ascii="Times New Roman" w:hAnsi="Times New Roman"/>
-          <w:b w:val="0"/>
-          <w:sz w:val="24"/>
-          <w:szCs w:val="24"/>
-        </w:rPr>
-        <w:t>abstract</w:t>
-      </w:r>
-      <w:proofErr w:type="spellEnd"/>
-      <w:r>
-        <w:rPr>
-          <w:rFonts w:ascii="Times New Roman" w:hAnsi="Times New Roman"/>
-          <w:b w:val="0"/>
-          <w:sz w:val="24"/>
-          <w:szCs w:val="24"/>
-        </w:rPr>
-        <w:t xml:space="preserve"> </w:t>
+        <w:t xml:space="preserve">Texto abstract </w:t>
       </w:r>
       <w:r>
         <w:rPr>
@@ -5217,7 +5003,6 @@
           <w:szCs w:val="24"/>
         </w:rPr>
       </w:pPr>
-      <w:proofErr w:type="spellStart"/>
       <w:r>
         <w:rPr>
           <w:rFonts w:ascii="Times New Roman" w:hAnsi="Times New Roman"/>
@@ -5226,7 +5011,6 @@
         </w:rPr>
         <w:t>Keywords</w:t>
       </w:r>
-      <w:proofErr w:type="spellEnd"/>
       <w:r>
         <w:rPr>
           <w:rFonts w:ascii="Times New Roman" w:hAnsi="Times New Roman"/>
@@ -5559,19 +5343,11 @@
           <w:sz w:val="24"/>
         </w:rPr>
       </w:pPr>
-      <w:proofErr w:type="gramStart"/>
-      <w:r>
-        <w:rPr>
-          <w:sz w:val="24"/>
-        </w:rPr>
-        <w:t>en</w:t>
-      </w:r>
-      <w:proofErr w:type="gramEnd"/>
-      <w:r>
-        <w:rPr>
-          <w:sz w:val="24"/>
-        </w:rPr>
-        <w:t xml:space="preserve"> la discapacidad intelectual  </w:t>
+      <w:r>
+        <w:rPr>
+          <w:sz w:val="24"/>
+        </w:rPr>
+        <w:t xml:space="preserve">en la discapacidad intelectual  </w:t>
       </w:r>
       <w:r>
         <w:rPr>
@@ -6716,6 +6492,7 @@
         <w:rPr>
           <w:sz w:val="24"/>
         </w:rPr>
+        <w:lastRenderedPageBreak/>
         <w:t>Anexo 1</w:t>
       </w:r>
       <w:r>
@@ -6847,7 +6624,6 @@
           <w:sz w:val="32"/>
           <w:szCs w:val="32"/>
         </w:rPr>
-        <w:lastRenderedPageBreak/>
         <w:t>CAPÍTULO 1 (Inicia en una página nueva, interlineado 1.0)</w:t>
       </w:r>
     </w:p>
@@ -6908,29 +6684,7 @@
           <w:szCs w:val="32"/>
           <w:lang w:eastAsia="ar-SA"/>
         </w:rPr>
-        <w:t xml:space="preserve">(12 </w:t>
-      </w:r>
-      <w:proofErr w:type="spellStart"/>
-      <w:r>
-        <w:rPr>
-          <w:rFonts w:ascii="Times New Roman" w:eastAsia="SimSun" w:hAnsi="Times New Roman"/>
-          <w:color w:val="000000" w:themeColor="text1"/>
-          <w:sz w:val="32"/>
-          <w:szCs w:val="32"/>
-          <w:lang w:eastAsia="ar-SA"/>
-        </w:rPr>
-        <w:t>ptos</w:t>
-      </w:r>
-      <w:proofErr w:type="spellEnd"/>
-      <w:r>
-        <w:rPr>
-          <w:rFonts w:ascii="Times New Roman" w:eastAsia="SimSun" w:hAnsi="Times New Roman"/>
-          <w:color w:val="000000" w:themeColor="text1"/>
-          <w:sz w:val="32"/>
-          <w:szCs w:val="32"/>
-          <w:lang w:eastAsia="ar-SA"/>
-        </w:rPr>
-        <w:t>. espaciado posterior)</w:t>
+        <w:t>(12 ptos. espaciado posterior)</w:t>
       </w:r>
     </w:p>
     <w:p>
@@ -6998,29 +6752,7 @@
           <w:szCs w:val="28"/>
           <w:lang w:eastAsia="ar-SA"/>
         </w:rPr>
-        <w:t xml:space="preserve">, alineación izqda., numerado) (12 </w:t>
-      </w:r>
-      <w:proofErr w:type="spellStart"/>
-      <w:r>
-        <w:rPr>
-          <w:rFonts w:eastAsia="SimSun"/>
-          <w:b/>
-          <w:sz w:val="28"/>
-          <w:szCs w:val="28"/>
-          <w:lang w:eastAsia="ar-SA"/>
-        </w:rPr>
-        <w:t>ptos</w:t>
-      </w:r>
-      <w:proofErr w:type="spellEnd"/>
-      <w:r>
-        <w:rPr>
-          <w:rFonts w:eastAsia="SimSun"/>
-          <w:b/>
-          <w:sz w:val="28"/>
-          <w:szCs w:val="28"/>
-          <w:lang w:eastAsia="ar-SA"/>
-        </w:rPr>
-        <w:t xml:space="preserve">. espaciado posterior) </w:t>
+        <w:t xml:space="preserve">, alineación izqda., numerado) (12 ptos. espaciado posterior) </w:t>
       </w:r>
     </w:p>
     <w:p>
@@ -7108,27 +6840,7 @@
           <w:sz w:val="24"/>
           <w:lang w:eastAsia="ar-SA"/>
         </w:rPr>
-        <w:t xml:space="preserve">numeración decimal de acuerdo al título de primer nivel) (12 </w:t>
-      </w:r>
-      <w:proofErr w:type="spellStart"/>
-      <w:r>
-        <w:rPr>
-          <w:rFonts w:eastAsia="SimSun"/>
-          <w:b/>
-          <w:sz w:val="24"/>
-          <w:lang w:eastAsia="ar-SA"/>
-        </w:rPr>
-        <w:t>ptos</w:t>
-      </w:r>
-      <w:proofErr w:type="spellEnd"/>
-      <w:r>
-        <w:rPr>
-          <w:rFonts w:eastAsia="SimSun"/>
-          <w:b/>
-          <w:sz w:val="24"/>
-          <w:lang w:eastAsia="ar-SA"/>
-        </w:rPr>
-        <w:t>. espaciado posterior)</w:t>
+        <w:t>numeración decimal de acuerdo al título de primer nivel) (12 ptos. espaciado posterior)</w:t>
       </w:r>
     </w:p>
     <w:p>
@@ -7198,29 +6910,7 @@
           <w:szCs w:val="28"/>
           <w:lang w:eastAsia="ar-SA"/>
         </w:rPr>
-        <w:t xml:space="preserve">) (12 </w:t>
-      </w:r>
-      <w:proofErr w:type="spellStart"/>
-      <w:r>
-        <w:rPr>
-          <w:rFonts w:eastAsia="SimSun"/>
-          <w:b/>
-          <w:sz w:val="28"/>
-          <w:szCs w:val="28"/>
-          <w:lang w:eastAsia="ar-SA"/>
-        </w:rPr>
-        <w:t>ptos</w:t>
-      </w:r>
-      <w:proofErr w:type="spellEnd"/>
-      <w:r>
-        <w:rPr>
-          <w:rFonts w:eastAsia="SimSun"/>
-          <w:b/>
-          <w:sz w:val="28"/>
-          <w:szCs w:val="28"/>
-          <w:lang w:eastAsia="ar-SA"/>
-        </w:rPr>
-        <w:t>. espaciado posterior)</w:t>
+        <w:t>) (12 ptos. espaciado posterior)</w:t>
       </w:r>
     </w:p>
     <w:p>
@@ -7385,25 +7075,7 @@
           <w:sz w:val="24"/>
           <w:lang w:eastAsia="ar-SA"/>
         </w:rPr>
-        <w:t xml:space="preserve"> investigar. Es el sustento de la investigación científica (</w:t>
-      </w:r>
-      <w:proofErr w:type="spellStart"/>
-      <w:r>
-        <w:rPr>
-          <w:rFonts w:eastAsia="SimSun"/>
-          <w:sz w:val="24"/>
-          <w:lang w:eastAsia="ar-SA"/>
-        </w:rPr>
-        <w:t>Tuzco</w:t>
-      </w:r>
-      <w:proofErr w:type="spellEnd"/>
-      <w:r>
-        <w:rPr>
-          <w:rFonts w:eastAsia="SimSun"/>
-          <w:sz w:val="24"/>
-          <w:lang w:eastAsia="ar-SA"/>
-        </w:rPr>
-        <w:t>, 2011).</w:t>
+        <w:t xml:space="preserve"> investigar. Es el sustento de la investigación científica (Tuzco, 2011).</w:t>
       </w:r>
     </w:p>
     <w:p>
@@ -7645,6 +7317,7 @@
           <w:szCs w:val="16"/>
           <w:lang w:val="es-EC"/>
         </w:rPr>
+        <w:lastRenderedPageBreak/>
         <w:t xml:space="preserve">                                                                                                       </w:t>
       </w:r>
       <w:r>
@@ -7731,7 +7404,6 @@
           <w:sz w:val="24"/>
           <w:lang w:eastAsia="ar-SA"/>
         </w:rPr>
-        <w:lastRenderedPageBreak/>
         <w:t>Por su parte, el estado del arte, permite conocer y sistematizar la producción científica en un área del conocimiento. Su construcción nos informa sobre aspectos en determinado tema, además recupera nociones, teorías, metodologías y perspectivas para construir la pregunta de investigación hacia ese objeto de estudio. También permite encaminarnos hacia nuevos proyectos de investigación. Las palabras clave son la mejor forma de localizar trabajos relacionados con el estado del arte (Souza, 2005).</w:t>
       </w:r>
     </w:p>
@@ -7811,7 +7483,7 @@
       <w:r>
         <w:rPr>
           <w:noProof/>
-          <w:lang w:val="es-EC" w:eastAsia="es-EC"/>
+          <w:lang w:val="es-AR" w:eastAsia="es-AR"/>
         </w:rPr>
         <w:drawing>
           <wp:inline distT="0" distB="0" distL="0" distR="0" wp14:anchorId="62E3BE16" wp14:editId="25E1E060">
@@ -8097,7 +7769,7 @@
       <w:r>
         <w:rPr>
           <w:noProof/>
-          <w:lang w:val="es-EC" w:eastAsia="es-EC"/>
+          <w:lang w:val="es-AR" w:eastAsia="es-AR"/>
         </w:rPr>
         <w:lastRenderedPageBreak/>
         <w:drawing>
@@ -8693,7 +8365,7 @@
           <v:shape id="_x0000_i1025" type="#_x0000_t75" style="width:153.75pt;height:17.25pt" o:ole="">
             <v:imagedata r:id="rId11" o:title=""/>
           </v:shape>
-          <o:OLEObject Type="Embed" ProgID="Equation.3" ShapeID="_x0000_i1025" DrawAspect="Content" ObjectID="_1529133945" r:id="rId12"/>
+          <o:OLEObject Type="Embed" ProgID="Equation.3" ShapeID="_x0000_i1025" DrawAspect="Content" ObjectID="_1849769016" r:id="rId12"/>
         </w:object>
       </w:r>
       <w:r>
@@ -8788,43 +8460,7 @@
           <w:rFonts w:eastAsia="Batang"/>
           <w:sz w:val="24"/>
         </w:rPr>
-        <w:t xml:space="preserve">. Se utilizarán las Normas de la American </w:t>
-      </w:r>
-      <w:proofErr w:type="spellStart"/>
-      <w:r>
-        <w:rPr>
-          <w:rStyle w:val="TEXTOART"/>
-          <w:rFonts w:eastAsia="Batang"/>
-          <w:sz w:val="24"/>
-        </w:rPr>
-        <w:t>Psychological</w:t>
-      </w:r>
-      <w:proofErr w:type="spellEnd"/>
-      <w:r>
-        <w:rPr>
-          <w:rStyle w:val="TEXTOART"/>
-          <w:rFonts w:eastAsia="Batang"/>
-          <w:sz w:val="24"/>
-        </w:rPr>
-        <w:t xml:space="preserve"> </w:t>
-      </w:r>
-      <w:proofErr w:type="spellStart"/>
-      <w:r>
-        <w:rPr>
-          <w:rStyle w:val="TEXTOART"/>
-          <w:rFonts w:eastAsia="Batang"/>
-          <w:sz w:val="24"/>
-        </w:rPr>
-        <w:t>Association</w:t>
-      </w:r>
-      <w:proofErr w:type="spellEnd"/>
-      <w:r>
-        <w:rPr>
-          <w:rStyle w:val="TEXTOART"/>
-          <w:rFonts w:eastAsia="Batang"/>
-          <w:sz w:val="24"/>
-        </w:rPr>
-        <w:t xml:space="preserve"> (APA), para presentar los autores,</w:t>
+        <w:t>. Se utilizarán las Normas de la American Psychological Association (APA), para presentar los autores,</w:t>
       </w:r>
       <w:r>
         <w:rPr>
@@ -8866,25 +8502,7 @@
           <w:rFonts w:eastAsia="Batang"/>
           <w:sz w:val="24"/>
         </w:rPr>
-        <w:t xml:space="preserve">Uno a dos autores se presentan siempre en la cita, ejemplo: Pérez (2015), según </w:t>
-      </w:r>
-      <w:proofErr w:type="spellStart"/>
-      <w:r>
-        <w:rPr>
-          <w:rStyle w:val="TEXTOART"/>
-          <w:rFonts w:eastAsia="Batang"/>
-          <w:sz w:val="24"/>
-        </w:rPr>
-        <w:t>Berrezueta</w:t>
-      </w:r>
-      <w:proofErr w:type="spellEnd"/>
-      <w:r>
-        <w:rPr>
-          <w:rStyle w:val="TEXTOART"/>
-          <w:rFonts w:eastAsia="Batang"/>
-          <w:sz w:val="24"/>
-        </w:rPr>
-        <w:t xml:space="preserve"> y Domínguez (2009).  </w:t>
+        <w:t xml:space="preserve">Uno a dos autores se presentan siempre en la cita, ejemplo: Pérez (2015), según Berrezueta y Domínguez (2009).  </w:t>
       </w:r>
     </w:p>
     <w:p>
@@ -8968,25 +8586,7 @@
           <w:rFonts w:eastAsia="Batang"/>
           <w:sz w:val="24"/>
         </w:rPr>
-        <w:t xml:space="preserve">Cinco autores se enuncian todos la primera vez: Delgado, Vélez, Guillén, García, y </w:t>
-      </w:r>
-      <w:proofErr w:type="spellStart"/>
-      <w:r>
-        <w:rPr>
-          <w:rStyle w:val="TEXTOART"/>
-          <w:rFonts w:eastAsia="Batang"/>
-          <w:sz w:val="24"/>
-        </w:rPr>
-        <w:t>Pesántez</w:t>
-      </w:r>
-      <w:proofErr w:type="spellEnd"/>
-      <w:r>
-        <w:rPr>
-          <w:rStyle w:val="TEXTOART"/>
-          <w:rFonts w:eastAsia="Batang"/>
-          <w:sz w:val="24"/>
-        </w:rPr>
-        <w:t xml:space="preserve"> (2010) y la segunda vez se enuncia el primer autor seguido de la locución latina </w:t>
+        <w:t xml:space="preserve">Cinco autores se enuncian todos la primera vez: Delgado, Vélez, Guillén, García, y Pesántez (2010) y la segunda vez se enuncia el primer autor seguido de la locución latina </w:t>
       </w:r>
       <w:r>
         <w:rPr>
@@ -9114,25 +8714,7 @@
           <w:rFonts w:eastAsia="Batang"/>
           <w:sz w:val="24"/>
         </w:rPr>
-        <w:t xml:space="preserve">En caso de que se presente un argumento recuperado de la revisión de varios autores, estos se colocarán entre paréntesis, en orden alfabético y separados por punto y coma: (Arauz, 2009; </w:t>
-      </w:r>
-      <w:proofErr w:type="spellStart"/>
-      <w:r>
-        <w:rPr>
-          <w:rStyle w:val="TEXTOART"/>
-          <w:rFonts w:eastAsia="Batang"/>
-          <w:sz w:val="24"/>
-        </w:rPr>
-        <w:t>Berrezueta</w:t>
-      </w:r>
-      <w:proofErr w:type="spellEnd"/>
-      <w:r>
-        <w:rPr>
-          <w:rStyle w:val="TEXTOART"/>
-          <w:rFonts w:eastAsia="Batang"/>
-          <w:sz w:val="24"/>
-        </w:rPr>
-        <w:t xml:space="preserve"> y Pintado, 2013; Cárdenas, 2008).</w:t>
+        <w:t>En caso de que se presente un argumento recuperado de la revisión de varios autores, estos se colocarán entre paréntesis, en orden alfabético y separados por punto y coma: (Arauz, 2009; Berrezueta y Pintado, 2013; Cárdenas, 2008).</w:t>
       </w:r>
     </w:p>
     <w:p>
@@ -9230,25 +8812,7 @@
           <w:sz w:val="24"/>
           <w:szCs w:val="24"/>
         </w:rPr>
-        <w:t xml:space="preserve">Según Dávila, Naya y </w:t>
-      </w:r>
-      <w:proofErr w:type="spellStart"/>
-      <w:r>
-        <w:rPr>
-          <w:rStyle w:val="A4"/>
-          <w:sz w:val="24"/>
-          <w:szCs w:val="24"/>
-        </w:rPr>
-        <w:t>Lauzurika</w:t>
-      </w:r>
-      <w:proofErr w:type="spellEnd"/>
-      <w:r>
-        <w:rPr>
-          <w:rStyle w:val="A4"/>
-          <w:sz w:val="24"/>
-          <w:szCs w:val="24"/>
-        </w:rPr>
-        <w:t xml:space="preserve"> (2010, p. 98), “Se han superado las restricciones históricas que en este campo han existido, </w:t>
+        <w:t xml:space="preserve">Según Dávila, Naya y Lauzurika (2010, p. 98), “Se han superado las restricciones históricas que en este campo han existido, </w:t>
       </w:r>
       <w:r>
         <w:rPr>
@@ -9857,43 +9421,7 @@
           <w:rFonts w:eastAsia="Batang"/>
           <w:sz w:val="24"/>
         </w:rPr>
-        <w:t xml:space="preserve">Para finalizar, el espacio entre el párrafo y el siguiente título será 12 </w:t>
-      </w:r>
-      <w:proofErr w:type="spellStart"/>
-      <w:r>
-        <w:rPr>
-          <w:rStyle w:val="TEXTOART"/>
-          <w:rFonts w:eastAsia="Batang"/>
-          <w:sz w:val="24"/>
-        </w:rPr>
-        <w:t>ptos</w:t>
-      </w:r>
-      <w:proofErr w:type="spellEnd"/>
-      <w:r>
-        <w:rPr>
-          <w:rStyle w:val="TEXTOART"/>
-          <w:rFonts w:eastAsia="Batang"/>
-          <w:sz w:val="24"/>
-        </w:rPr>
-        <w:t xml:space="preserve">. </w:t>
-      </w:r>
-      <w:proofErr w:type="gramStart"/>
-      <w:r>
-        <w:rPr>
-          <w:rStyle w:val="TEXTOART"/>
-          <w:rFonts w:eastAsia="Batang"/>
-          <w:sz w:val="24"/>
-        </w:rPr>
-        <w:t>espaciado</w:t>
-      </w:r>
-      <w:proofErr w:type="gramEnd"/>
-      <w:r>
-        <w:rPr>
-          <w:rStyle w:val="TEXTOART"/>
-          <w:rFonts w:eastAsia="Batang"/>
-          <w:sz w:val="24"/>
-        </w:rPr>
-        <w:t xml:space="preserve"> posterior. </w:t>
+        <w:t xml:space="preserve">Para finalizar, el espacio entre el párrafo y el siguiente título será 12 ptos. espaciado posterior. </w:t>
       </w:r>
       <w:r>
         <w:t xml:space="preserve">    </w:t>
@@ -9976,29 +9504,7 @@
           <w:szCs w:val="28"/>
           <w:lang w:eastAsia="ar-SA"/>
         </w:rPr>
-        <w:t xml:space="preserve">) (12 </w:t>
-      </w:r>
-      <w:proofErr w:type="spellStart"/>
-      <w:r>
-        <w:rPr>
-          <w:rFonts w:eastAsia="SimSun"/>
-          <w:b/>
-          <w:sz w:val="28"/>
-          <w:szCs w:val="28"/>
-          <w:lang w:eastAsia="ar-SA"/>
-        </w:rPr>
-        <w:t>ptos</w:t>
-      </w:r>
-      <w:proofErr w:type="spellEnd"/>
-      <w:r>
-        <w:rPr>
-          <w:rFonts w:eastAsia="SimSun"/>
-          <w:b/>
-          <w:sz w:val="28"/>
-          <w:szCs w:val="28"/>
-          <w:lang w:eastAsia="ar-SA"/>
-        </w:rPr>
-        <w:t>. espaciado posterior)</w:t>
+        <w:t>) (12 ptos. espaciado posterior)</w:t>
       </w:r>
     </w:p>
     <w:p>
@@ -10220,9 +9726,1118 @@
           <w:szCs w:val="32"/>
           <w:lang w:eastAsia="ar-SA"/>
         </w:rPr>
-        <w:t xml:space="preserve">(12 </w:t>
-      </w:r>
-      <w:proofErr w:type="spellStart"/>
+        <w:t>(12 ptos. espaciado posterior)</w:t>
+      </w:r>
+    </w:p>
+    <w:p>
+      <w:pPr>
+        <w:suppressAutoHyphens/>
+        <w:spacing w:after="240"/>
+        <w:rPr>
+          <w:rFonts w:eastAsia="SimSun"/>
+          <w:b/>
+          <w:sz w:val="28"/>
+          <w:szCs w:val="28"/>
+          <w:lang w:eastAsia="ar-SA"/>
+        </w:rPr>
+      </w:pPr>
+      <w:r>
+        <w:rPr>
+          <w:rFonts w:eastAsia="SimSun"/>
+          <w:b/>
+          <w:sz w:val="28"/>
+          <w:szCs w:val="28"/>
+          <w:lang w:val="es-ES_tradnl" w:eastAsia="ar-SA"/>
+        </w:rPr>
+        <w:t>2.1 Títulos de primer n</w:t>
+      </w:r>
+      <w:r>
+        <w:rPr>
+          <w:rFonts w:eastAsia="SimSun"/>
+          <w:b/>
+          <w:sz w:val="28"/>
+          <w:szCs w:val="28"/>
+          <w:lang w:val="es-ES_tradnl" w:eastAsia="ar-SA"/>
+        </w:rPr>
+        <w:t xml:space="preserve">ivel </w:t>
+      </w:r>
+      <w:r>
+        <w:rPr>
+          <w:sz w:val="32"/>
+          <w:szCs w:val="32"/>
+        </w:rPr>
+        <w:sym w:font="Wingdings" w:char="F0E0"/>
+      </w:r>
+      <w:r>
+        <w:rPr>
+          <w:rFonts w:eastAsia="SimSun"/>
+          <w:b/>
+          <w:sz w:val="28"/>
+          <w:szCs w:val="28"/>
+          <w:lang w:val="es-ES_tradnl" w:eastAsia="ar-SA"/>
+        </w:rPr>
+        <w:t xml:space="preserve"> (</w:t>
+      </w:r>
+      <w:r>
+        <w:rPr>
+          <w:b/>
+          <w:sz w:val="28"/>
+          <w:szCs w:val="28"/>
+        </w:rPr>
+        <w:t>Times, negrita, 14</w:t>
+      </w:r>
+      <w:r>
+        <w:rPr>
+          <w:rFonts w:eastAsia="SimSun"/>
+          <w:b/>
+          <w:sz w:val="28"/>
+          <w:szCs w:val="28"/>
+          <w:lang w:eastAsia="ar-SA"/>
+        </w:rPr>
+        <w:t xml:space="preserve">, alineación izqda., numerado, nótese que la numeración va en concordancia con el número del capítulo) (12 ptos. espaciado posterior) </w:t>
+      </w:r>
+    </w:p>
+    <w:p>
+      <w:pPr>
+        <w:suppressAutoHyphens/>
+        <w:spacing w:after="120"/>
+        <w:rPr>
+          <w:rFonts w:eastAsia="SimSun"/>
+          <w:b/>
+          <w:sz w:val="24"/>
+          <w:lang w:eastAsia="ar-SA"/>
+        </w:rPr>
+      </w:pPr>
+      <w:r>
+        <w:rPr>
+          <w:rFonts w:eastAsia="SimSun"/>
+          <w:b/>
+          <w:sz w:val="24"/>
+          <w:lang w:eastAsia="ar-SA"/>
+        </w:rPr>
+        <w:t xml:space="preserve">2.1.1 Título de segundo nivel: </w:t>
+      </w:r>
+      <w:r>
+        <w:rPr>
+          <w:sz w:val="24"/>
+        </w:rPr>
+        <w:sym w:font="Wingdings" w:char="F0E0"/>
+      </w:r>
+      <w:r>
+        <w:rPr>
+          <w:rFonts w:eastAsia="SimSun"/>
+          <w:b/>
+          <w:sz w:val="24"/>
+          <w:lang w:eastAsia="ar-SA"/>
+        </w:rPr>
+        <w:t xml:space="preserve"> </w:t>
+      </w:r>
+      <w:r>
+        <w:rPr>
+          <w:rFonts w:eastAsia="SimSun"/>
+          <w:b/>
+          <w:sz w:val="24"/>
+          <w:lang w:val="es-ES_tradnl" w:eastAsia="ar-SA"/>
+        </w:rPr>
+        <w:t>(</w:t>
+      </w:r>
+      <w:r>
+        <w:rPr>
+          <w:b/>
+          <w:sz w:val="24"/>
+        </w:rPr>
+        <w:t>Times, negrita, 12</w:t>
+      </w:r>
+      <w:r>
+        <w:rPr>
+          <w:rFonts w:eastAsia="SimSun"/>
+          <w:b/>
+          <w:sz w:val="24"/>
+          <w:lang w:eastAsia="ar-SA"/>
+        </w:rPr>
+        <w:t>, alineación izqda.</w:t>
+      </w:r>
+      <w:r>
+        <w:rPr>
+          <w:rFonts w:eastAsia="SimSun"/>
+          <w:b/>
+          <w:sz w:val="24"/>
+          <w:lang w:val="de-DE" w:eastAsia="ar-SA"/>
+        </w:rPr>
+        <w:t>, interlineado 1,0,</w:t>
+      </w:r>
+      <w:r>
+        <w:rPr>
+          <w:rFonts w:eastAsia="SimSun"/>
+          <w:b/>
+          <w:sz w:val="24"/>
+          <w:lang w:eastAsia="ar-SA"/>
+        </w:rPr>
+        <w:t xml:space="preserve"> sistema de </w:t>
+      </w:r>
+      <w:r>
+        <w:rPr>
+          <w:rFonts w:eastAsia="SimSun"/>
+          <w:b/>
+          <w:sz w:val="24"/>
+          <w:lang w:eastAsia="ar-SA"/>
+        </w:rPr>
+        <w:t>numeración decimal de acuerdo al título de primer nivel) (12 ptos. espaciado posterior)</w:t>
+      </w:r>
+    </w:p>
+    <w:p>
+      <w:pPr>
+        <w:autoSpaceDE w:val="0"/>
+        <w:autoSpaceDN w:val="0"/>
+        <w:adjustRightInd w:val="0"/>
+        <w:spacing w:before="120" w:after="240"/>
+        <w:rPr>
+          <w:rFonts w:eastAsia="SimSun"/>
+          <w:b/>
+          <w:sz w:val="28"/>
+          <w:szCs w:val="28"/>
+          <w:lang w:eastAsia="ar-SA"/>
+        </w:rPr>
+      </w:pPr>
+      <w:r>
+        <w:rPr>
+          <w:rFonts w:eastAsia="SimSun"/>
+          <w:b/>
+          <w:sz w:val="28"/>
+          <w:szCs w:val="28"/>
+          <w:lang w:eastAsia="ar-SA"/>
+        </w:rPr>
+        <w:t xml:space="preserve">Introducción </w:t>
+      </w:r>
+      <w:r>
+        <w:rPr>
+          <w:sz w:val="32"/>
+          <w:szCs w:val="32"/>
+        </w:rPr>
+        <w:sym w:font="Wingdings" w:char="F0E0"/>
+      </w:r>
+      <w:r>
+        <w:rPr>
+          <w:rFonts w:eastAsia="SimSun"/>
+          <w:b/>
+          <w:sz w:val="28"/>
+          <w:szCs w:val="28"/>
+          <w:lang w:val="es-ES_tradnl" w:eastAsia="ar-SA"/>
+        </w:rPr>
+        <w:t xml:space="preserve"> (</w:t>
+      </w:r>
+      <w:r>
+        <w:rPr>
+          <w:b/>
+          <w:sz w:val="28"/>
+          <w:szCs w:val="28"/>
+        </w:rPr>
+        <w:t>Times, negrita, 14</w:t>
+      </w:r>
+      <w:r>
+        <w:rPr>
+          <w:rFonts w:eastAsia="SimSun"/>
+          <w:b/>
+          <w:sz w:val="28"/>
+          <w:szCs w:val="28"/>
+          <w:lang w:eastAsia="ar-SA"/>
+        </w:rPr>
+        <w:t>, alineación izqda., sin numeración, tipo oración</w:t>
+      </w:r>
+      <w:r>
+        <w:rPr>
+          <w:rFonts w:eastAsia="SimSun"/>
+          <w:b/>
+          <w:sz w:val="28"/>
+          <w:szCs w:val="28"/>
+          <w:lang w:eastAsia="ar-SA"/>
+        </w:rPr>
+        <w:t>) (12 ptos. espaciado posterior)</w:t>
+      </w:r>
+    </w:p>
+    <w:p>
+      <w:pPr>
+        <w:autoSpaceDE w:val="0"/>
+        <w:autoSpaceDN w:val="0"/>
+        <w:adjustRightInd w:val="0"/>
+        <w:spacing w:before="120" w:after="240"/>
+        <w:rPr>
+          <w:rFonts w:eastAsia="SimSun"/>
+          <w:b/>
+          <w:sz w:val="28"/>
+          <w:szCs w:val="28"/>
+          <w:lang w:eastAsia="ar-SA"/>
+        </w:rPr>
+      </w:pPr>
+      <w:r>
+        <w:rPr>
+          <w:rFonts w:eastAsia="SimSun"/>
+          <w:b/>
+          <w:sz w:val="28"/>
+          <w:szCs w:val="28"/>
+          <w:lang w:eastAsia="ar-SA"/>
+        </w:rPr>
+        <w:t>Conclusiones</w:t>
+      </w:r>
+      <w:r>
+        <w:rPr>
+          <w:rFonts w:eastAsia="SimSun"/>
+          <w:b/>
+          <w:sz w:val="28"/>
+          <w:szCs w:val="28"/>
+          <w:lang w:eastAsia="ar-SA"/>
+        </w:rPr>
+        <w:t xml:space="preserve"> </w:t>
+      </w:r>
+      <w:r>
+        <w:rPr>
+          <w:sz w:val="32"/>
+          <w:szCs w:val="32"/>
+        </w:rPr>
+        <w:sym w:font="Wingdings" w:char="F0E0"/>
+      </w:r>
+      <w:r>
+        <w:rPr>
+          <w:rFonts w:eastAsia="SimSun"/>
+          <w:b/>
+          <w:sz w:val="28"/>
+          <w:szCs w:val="28"/>
+          <w:lang w:val="es-ES_tradnl" w:eastAsia="ar-SA"/>
+        </w:rPr>
+        <w:t xml:space="preserve"> (</w:t>
+      </w:r>
+      <w:r>
+        <w:rPr>
+          <w:b/>
+          <w:sz w:val="28"/>
+          <w:szCs w:val="28"/>
+        </w:rPr>
+        <w:t>Times, negrita, 14</w:t>
+      </w:r>
+      <w:r>
+        <w:rPr>
+          <w:rFonts w:eastAsia="SimSun"/>
+          <w:b/>
+          <w:sz w:val="28"/>
+          <w:szCs w:val="28"/>
+          <w:lang w:eastAsia="ar-SA"/>
+        </w:rPr>
+        <w:t>, alineación izqda., sin numeración, tipo oración</w:t>
+      </w:r>
+      <w:r>
+        <w:rPr>
+          <w:rFonts w:eastAsia="SimSun"/>
+          <w:b/>
+          <w:sz w:val="28"/>
+          <w:szCs w:val="28"/>
+          <w:lang w:eastAsia="ar-SA"/>
+        </w:rPr>
+        <w:t>) (12 ptos. espaciado posterior)</w:t>
+      </w:r>
+    </w:p>
+    <w:p>
+      <w:pPr>
+        <w:suppressAutoHyphens/>
+        <w:spacing w:after="120"/>
+        <w:rPr>
+          <w:rFonts w:eastAsia="SimSun"/>
+          <w:b/>
+          <w:sz w:val="24"/>
+          <w:lang w:eastAsia="ar-SA"/>
+        </w:rPr>
+      </w:pPr>
+    </w:p>
+    <w:p>
+      <w:pPr>
+        <w:suppressAutoHyphens/>
+        <w:spacing w:after="120"/>
+        <w:rPr>
+          <w:rFonts w:eastAsia="SimSun"/>
+          <w:b/>
+          <w:sz w:val="24"/>
+          <w:lang w:eastAsia="ar-SA"/>
+        </w:rPr>
+      </w:pPr>
+    </w:p>
+    <w:p>
+      <w:pPr>
+        <w:suppressAutoHyphens/>
+        <w:spacing w:after="120"/>
+        <w:rPr>
+          <w:rFonts w:eastAsia="SimSun"/>
+          <w:b/>
+          <w:sz w:val="24"/>
+          <w:lang w:eastAsia="ar-SA"/>
+        </w:rPr>
+      </w:pPr>
+    </w:p>
+    <w:p>
+      <w:pPr>
+        <w:suppressAutoHyphens/>
+        <w:spacing w:after="120"/>
+        <w:rPr>
+          <w:rFonts w:eastAsia="SimSun"/>
+          <w:b/>
+          <w:sz w:val="24"/>
+          <w:lang w:eastAsia="ar-SA"/>
+        </w:rPr>
+      </w:pPr>
+    </w:p>
+    <w:p>
+      <w:pPr>
+        <w:suppressAutoHyphens/>
+        <w:spacing w:after="120"/>
+        <w:rPr>
+          <w:rFonts w:eastAsia="SimSun"/>
+          <w:b/>
+          <w:sz w:val="24"/>
+          <w:lang w:eastAsia="ar-SA"/>
+        </w:rPr>
+      </w:pPr>
+    </w:p>
+    <w:p>
+      <w:pPr>
+        <w:suppressAutoHyphens/>
+        <w:spacing w:after="120"/>
+        <w:rPr>
+          <w:rFonts w:eastAsia="SimSun"/>
+          <w:b/>
+          <w:sz w:val="24"/>
+          <w:lang w:eastAsia="ar-SA"/>
+        </w:rPr>
+      </w:pPr>
+    </w:p>
+    <w:p>
+      <w:pPr>
+        <w:suppressAutoHyphens/>
+        <w:spacing w:after="120"/>
+        <w:rPr>
+          <w:rFonts w:eastAsia="SimSun"/>
+          <w:b/>
+          <w:sz w:val="24"/>
+          <w:lang w:eastAsia="ar-SA"/>
+        </w:rPr>
+      </w:pPr>
+    </w:p>
+    <w:p>
+      <w:pPr>
+        <w:suppressAutoHyphens/>
+        <w:spacing w:after="120"/>
+        <w:rPr>
+          <w:rFonts w:eastAsia="SimSun"/>
+          <w:b/>
+          <w:sz w:val="24"/>
+          <w:lang w:eastAsia="ar-SA"/>
+        </w:rPr>
+      </w:pPr>
+    </w:p>
+    <w:p>
+      <w:pPr>
+        <w:suppressAutoHyphens/>
+        <w:spacing w:after="120"/>
+        <w:rPr>
+          <w:rFonts w:eastAsia="SimSun"/>
+          <w:b/>
+          <w:sz w:val="24"/>
+          <w:lang w:eastAsia="ar-SA"/>
+        </w:rPr>
+      </w:pPr>
+    </w:p>
+    <w:p>
+      <w:pPr>
+        <w:suppressAutoHyphens/>
+        <w:spacing w:after="120"/>
+        <w:rPr>
+          <w:rFonts w:eastAsia="SimSun"/>
+          <w:b/>
+          <w:sz w:val="24"/>
+          <w:lang w:eastAsia="ar-SA"/>
+        </w:rPr>
+      </w:pPr>
+    </w:p>
+    <w:p>
+      <w:pPr>
+        <w:suppressAutoHyphens/>
+        <w:spacing w:after="120"/>
+        <w:rPr>
+          <w:rFonts w:eastAsia="SimSun"/>
+          <w:b/>
+          <w:sz w:val="24"/>
+          <w:lang w:eastAsia="ar-SA"/>
+        </w:rPr>
+      </w:pPr>
+    </w:p>
+    <w:p>
+      <w:pPr>
+        <w:suppressAutoHyphens/>
+        <w:spacing w:after="120"/>
+        <w:rPr>
+          <w:rFonts w:eastAsia="SimSun"/>
+          <w:b/>
+          <w:sz w:val="24"/>
+          <w:lang w:eastAsia="ar-SA"/>
+        </w:rPr>
+      </w:pPr>
+    </w:p>
+    <w:p>
+      <w:pPr>
+        <w:suppressAutoHyphens/>
+        <w:spacing w:after="120"/>
+        <w:rPr>
+          <w:rFonts w:eastAsia="SimSun"/>
+          <w:b/>
+          <w:sz w:val="24"/>
+          <w:lang w:eastAsia="ar-SA"/>
+        </w:rPr>
+      </w:pPr>
+    </w:p>
+    <w:p>
+      <w:pPr>
+        <w:suppressAutoHyphens/>
+        <w:spacing w:after="120"/>
+        <w:rPr>
+          <w:rFonts w:eastAsia="SimSun"/>
+          <w:b/>
+          <w:sz w:val="24"/>
+          <w:lang w:eastAsia="ar-SA"/>
+        </w:rPr>
+      </w:pPr>
+    </w:p>
+    <w:p>
+      <w:pPr>
+        <w:suppressAutoHyphens/>
+        <w:spacing w:after="120"/>
+        <w:rPr>
+          <w:rFonts w:eastAsia="SimSun"/>
+          <w:b/>
+          <w:sz w:val="24"/>
+          <w:lang w:eastAsia="ar-SA"/>
+        </w:rPr>
+      </w:pPr>
+    </w:p>
+    <w:p>
+      <w:pPr>
+        <w:suppressAutoHyphens/>
+        <w:spacing w:after="120"/>
+        <w:rPr>
+          <w:rFonts w:eastAsia="SimSun"/>
+          <w:b/>
+          <w:sz w:val="24"/>
+          <w:lang w:eastAsia="ar-SA"/>
+        </w:rPr>
+      </w:pPr>
+    </w:p>
+    <w:p>
+      <w:pPr>
+        <w:suppressAutoHyphens/>
+        <w:spacing w:after="120"/>
+        <w:rPr>
+          <w:rFonts w:eastAsia="SimSun"/>
+          <w:b/>
+          <w:sz w:val="24"/>
+          <w:lang w:eastAsia="ar-SA"/>
+        </w:rPr>
+      </w:pPr>
+    </w:p>
+    <w:p>
+      <w:pPr>
+        <w:suppressAutoHyphens/>
+        <w:spacing w:after="120"/>
+        <w:rPr>
+          <w:rFonts w:eastAsia="SimSun"/>
+          <w:b/>
+          <w:sz w:val="24"/>
+          <w:lang w:eastAsia="ar-SA"/>
+        </w:rPr>
+      </w:pPr>
+    </w:p>
+    <w:p>
+      <w:pPr>
+        <w:pStyle w:val="APARTADO1"/>
+        <w:rPr>
+          <w:rFonts w:ascii="Times New Roman" w:hAnsi="Times New Roman"/>
+          <w:color w:val="auto"/>
+          <w:sz w:val="32"/>
+          <w:szCs w:val="32"/>
+        </w:rPr>
+      </w:pPr>
+    </w:p>
+    <w:p>
+      <w:pPr>
+        <w:pStyle w:val="APARTADO1"/>
+        <w:rPr>
+          <w:rFonts w:ascii="Times New Roman" w:hAnsi="Times New Roman"/>
+          <w:color w:val="auto"/>
+          <w:sz w:val="32"/>
+          <w:szCs w:val="32"/>
+        </w:rPr>
+      </w:pPr>
+    </w:p>
+    <w:p>
+      <w:pPr>
+        <w:pStyle w:val="APARTADO1"/>
+        <w:rPr>
+          <w:rFonts w:ascii="Times New Roman" w:hAnsi="Times New Roman"/>
+          <w:color w:val="auto"/>
+          <w:sz w:val="32"/>
+          <w:szCs w:val="32"/>
+        </w:rPr>
+      </w:pPr>
+    </w:p>
+    <w:p>
+      <w:pPr>
+        <w:pStyle w:val="APARTADO1"/>
+        <w:rPr>
+          <w:rFonts w:ascii="Times New Roman" w:hAnsi="Times New Roman"/>
+          <w:color w:val="auto"/>
+          <w:sz w:val="32"/>
+          <w:szCs w:val="32"/>
+        </w:rPr>
+      </w:pPr>
+      <w:r>
+        <w:rPr>
+          <w:rFonts w:ascii="Times New Roman" w:hAnsi="Times New Roman"/>
+          <w:color w:val="auto"/>
+          <w:sz w:val="32"/>
+          <w:szCs w:val="32"/>
+        </w:rPr>
+        <w:lastRenderedPageBreak/>
+        <w:t>CAPÍTULO 3 (Inicia en una página nueva)</w:t>
+      </w:r>
+    </w:p>
+    <w:p>
+      <w:pPr>
+        <w:suppressAutoHyphens/>
+        <w:spacing w:after="240"/>
+        <w:rPr>
+          <w:b/>
+          <w:sz w:val="32"/>
+          <w:szCs w:val="32"/>
+        </w:rPr>
+      </w:pPr>
+      <w:r>
+        <w:rPr>
+          <w:b/>
+          <w:sz w:val="32"/>
+          <w:szCs w:val="32"/>
+        </w:rPr>
+        <w:t xml:space="preserve">3. MÉTODOLOGÍA </w:t>
+      </w:r>
+      <w:r>
+        <w:rPr>
+          <w:b/>
+          <w:sz w:val="32"/>
+          <w:szCs w:val="32"/>
+        </w:rPr>
+        <w:sym w:font="Wingdings" w:char="F0E0"/>
+      </w:r>
+      <w:r>
+        <w:rPr>
+          <w:b/>
+          <w:sz w:val="32"/>
+          <w:szCs w:val="32"/>
+        </w:rPr>
+        <w:t xml:space="preserve">(Times, negrita, 16, mayúscula, las mayúsculas van tildadas </w:t>
+      </w:r>
+      <w:r>
+        <w:rPr>
+          <w:rFonts w:eastAsia="SimSun"/>
+          <w:b/>
+          <w:sz w:val="32"/>
+          <w:szCs w:val="32"/>
+          <w:lang w:eastAsia="ar-SA"/>
+        </w:rPr>
+        <w:t xml:space="preserve">12 ptos. </w:t>
+      </w:r>
+      <w:r>
+        <w:rPr>
+          <w:b/>
+          <w:sz w:val="32"/>
+          <w:szCs w:val="32"/>
+        </w:rPr>
+        <w:t>alineación izqda.,</w:t>
+      </w:r>
+      <w:r>
+        <w:rPr>
+          <w:rFonts w:eastAsia="SimSun"/>
+          <w:b/>
+          <w:sz w:val="32"/>
+          <w:szCs w:val="32"/>
+          <w:lang w:eastAsia="ar-SA"/>
+        </w:rPr>
+        <w:t xml:space="preserve"> espaciado posterior</w:t>
+      </w:r>
+      <w:r>
+        <w:rPr>
+          <w:b/>
+          <w:sz w:val="32"/>
+          <w:szCs w:val="32"/>
+        </w:rPr>
+        <w:t xml:space="preserve">) </w:t>
+      </w:r>
+    </w:p>
+    <w:p>
+      <w:pPr>
+        <w:suppressAutoHyphens/>
+        <w:spacing w:after="240" w:line="360" w:lineRule="auto"/>
+        <w:rPr>
+          <w:sz w:val="24"/>
+        </w:rPr>
+      </w:pPr>
+      <w:r>
+        <w:rPr>
+          <w:b/>
+          <w:sz w:val="24"/>
+        </w:rPr>
+        <w:tab/>
+      </w:r>
+      <w:r>
+        <w:rPr>
+          <w:sz w:val="24"/>
+        </w:rPr>
+        <w:t>Se deberá iniciar precisando las características del estudio, si es cuantitativo puede indicarse de acuerdo a la asignación de la maniobra (</w:t>
+      </w:r>
+      <w:r>
+        <w:rPr>
+          <w:sz w:val="24"/>
+        </w:rPr>
+        <w:t xml:space="preserve">por ejemplo: </w:t>
+      </w:r>
+      <w:r>
+        <w:rPr>
+          <w:sz w:val="24"/>
+        </w:rPr>
+        <w:t>descriptivo, comparativo, correlacional, experimental, cuasi experimental), o si es cualitativo (observacional</w:t>
+      </w:r>
+      <w:r>
+        <w:rPr>
+          <w:sz w:val="24"/>
+        </w:rPr>
+        <w:t>, etnográfico</w:t>
+      </w:r>
+      <w:r>
+        <w:rPr>
+          <w:sz w:val="24"/>
+        </w:rPr>
+        <w:t>). También deberá indicarse las características de acuerdo al seguimiento (</w:t>
+      </w:r>
+      <w:r>
+        <w:rPr>
+          <w:sz w:val="24"/>
+        </w:rPr>
+        <w:t xml:space="preserve">por ejemplo: </w:t>
+      </w:r>
+      <w:r>
+        <w:rPr>
+          <w:sz w:val="24"/>
+        </w:rPr>
+        <w:t>transversal y longitudina</w:t>
+      </w:r>
+      <w:r>
+        <w:rPr>
+          <w:sz w:val="24"/>
+        </w:rPr>
+        <w:t>l</w:t>
+      </w:r>
+      <w:r>
+        <w:rPr>
+          <w:sz w:val="24"/>
+        </w:rPr>
+        <w:t>), de acuerdo a la dirección del seguimiento (</w:t>
+      </w:r>
+      <w:r>
+        <w:rPr>
+          <w:sz w:val="24"/>
+        </w:rPr>
+        <w:t xml:space="preserve">por ejemplo: </w:t>
+      </w:r>
+      <w:r>
+        <w:rPr>
+          <w:sz w:val="24"/>
+        </w:rPr>
+        <w:t>prolectivo o retrolectivo), de acuerdo a la fuente de la información (</w:t>
+      </w:r>
+      <w:r>
+        <w:rPr>
+          <w:sz w:val="24"/>
+        </w:rPr>
+        <w:t xml:space="preserve">por ejemplo: </w:t>
+      </w:r>
+      <w:r>
+        <w:rPr>
+          <w:sz w:val="24"/>
+        </w:rPr>
+        <w:t>primaria o secundaria</w:t>
+      </w:r>
+      <w:r>
+        <w:rPr>
+          <w:sz w:val="24"/>
+        </w:rPr>
+        <w:t>).</w:t>
+      </w:r>
+    </w:p>
+    <w:p>
+      <w:pPr>
+        <w:suppressAutoHyphens/>
+        <w:spacing w:after="240" w:line="360" w:lineRule="auto"/>
+        <w:rPr>
+          <w:sz w:val="24"/>
+        </w:rPr>
+      </w:pPr>
+      <w:r>
+        <w:rPr>
+          <w:sz w:val="24"/>
+        </w:rPr>
+        <w:tab/>
+        <w:t>El capítulo de metodología no tiene introducción ni conclusiones.</w:t>
+      </w:r>
+    </w:p>
+    <w:p>
+      <w:pPr>
+        <w:suppressAutoHyphens/>
+        <w:spacing w:after="240"/>
+        <w:rPr>
+          <w:rFonts w:eastAsia="SimSun"/>
+          <w:b/>
+          <w:sz w:val="28"/>
+          <w:szCs w:val="28"/>
+          <w:lang w:eastAsia="ar-SA"/>
+        </w:rPr>
+      </w:pPr>
+      <w:r>
+        <w:rPr>
+          <w:rFonts w:eastAsia="SimSun"/>
+          <w:b/>
+          <w:sz w:val="28"/>
+          <w:szCs w:val="28"/>
+          <w:lang w:eastAsia="ar-SA"/>
+        </w:rPr>
+        <w:t>3.1 Muestra</w:t>
+      </w:r>
+    </w:p>
+    <w:p>
+      <w:pPr>
+        <w:suppressAutoHyphens/>
+        <w:spacing w:after="240"/>
+        <w:rPr>
+          <w:rFonts w:eastAsia="SimSun"/>
+          <w:b/>
+          <w:sz w:val="28"/>
+          <w:szCs w:val="28"/>
+          <w:lang w:eastAsia="ar-SA"/>
+        </w:rPr>
+      </w:pPr>
+      <w:r>
+        <w:rPr>
+          <w:rFonts w:eastAsia="SimSun"/>
+          <w:b/>
+          <w:sz w:val="28"/>
+          <w:szCs w:val="28"/>
+          <w:lang w:eastAsia="ar-SA"/>
+        </w:rPr>
+        <w:t>3.2 Instrumentos</w:t>
+      </w:r>
+    </w:p>
+    <w:p>
+      <w:pPr>
+        <w:suppressAutoHyphens/>
+        <w:spacing w:after="240"/>
+        <w:rPr>
+          <w:rFonts w:eastAsia="SimSun"/>
+          <w:b/>
+          <w:sz w:val="28"/>
+          <w:szCs w:val="28"/>
+          <w:lang w:eastAsia="ar-SA"/>
+        </w:rPr>
+      </w:pPr>
+      <w:r>
+        <w:rPr>
+          <w:rFonts w:eastAsia="SimSun"/>
+          <w:b/>
+          <w:sz w:val="28"/>
+          <w:szCs w:val="28"/>
+          <w:lang w:eastAsia="ar-SA"/>
+        </w:rPr>
+        <w:t>3.3 Procedimiento</w:t>
+      </w:r>
+    </w:p>
+    <w:p>
+      <w:pPr>
+        <w:suppressAutoHyphens/>
+        <w:spacing w:after="120" w:line="360" w:lineRule="auto"/>
+        <w:ind w:firstLine="708"/>
+        <w:rPr>
+          <w:rStyle w:val="TEXTOART"/>
+          <w:sz w:val="24"/>
+        </w:rPr>
+      </w:pPr>
+      <w:r>
+        <w:rPr>
+          <w:rStyle w:val="TEXTOART"/>
+          <w:rFonts w:eastAsia="Batang"/>
+          <w:sz w:val="24"/>
+        </w:rPr>
+        <w:t xml:space="preserve">Deben precisarse en este apartado las condiciones de la muestra, instrumentos, procedimiento utilizado para el estudio así como los </w:t>
+      </w:r>
+      <w:r>
+        <w:rPr>
+          <w:rStyle w:val="TEXTOART"/>
+          <w:rFonts w:eastAsia="Batang"/>
+          <w:sz w:val="24"/>
+        </w:rPr>
+        <w:t xml:space="preserve">análisis </w:t>
+      </w:r>
+      <w:r>
+        <w:rPr>
+          <w:rStyle w:val="TEXTOART"/>
+          <w:rFonts w:eastAsia="Batang"/>
+          <w:sz w:val="24"/>
+        </w:rPr>
+        <w:t xml:space="preserve">estadísticos y software utilizado para el análisis de datos. </w:t>
+      </w:r>
+      <w:r>
+        <w:rPr>
+          <w:rStyle w:val="TEXTOART"/>
+          <w:sz w:val="24"/>
+        </w:rPr>
+        <w:sym w:font="Wingdings" w:char="F0E0"/>
+      </w:r>
+      <w:r>
+        <w:rPr>
+          <w:rStyle w:val="TEXTOART"/>
+          <w:sz w:val="24"/>
+        </w:rPr>
+        <w:t>(Times, normal, 12).</w:t>
+      </w:r>
+    </w:p>
+    <w:p>
+      <w:pPr>
+        <w:suppressAutoHyphens/>
+        <w:spacing w:after="120" w:line="360" w:lineRule="auto"/>
+        <w:ind w:firstLine="708"/>
+        <w:rPr>
+          <w:rStyle w:val="TEXTOART"/>
+          <w:rFonts w:eastAsia="SimSun"/>
+          <w:b/>
+          <w:sz w:val="24"/>
+          <w:lang w:eastAsia="ar-SA"/>
+        </w:rPr>
+      </w:pPr>
+      <w:r>
+        <w:rPr>
+          <w:rStyle w:val="TEXTOART"/>
+          <w:rFonts w:eastAsia="Batang"/>
+          <w:sz w:val="24"/>
+        </w:rPr>
+        <w:t>Las figuras,  imágenes, tablas y otros gráficos, se presentarán usando las precisiones indicadas en este documento.</w:t>
+      </w:r>
+    </w:p>
+    <w:p>
+      <w:pPr>
+        <w:autoSpaceDE w:val="0"/>
+        <w:autoSpaceDN w:val="0"/>
+        <w:adjustRightInd w:val="0"/>
+        <w:spacing w:before="120" w:after="120" w:line="360" w:lineRule="auto"/>
+        <w:ind w:firstLine="708"/>
+        <w:rPr>
+          <w:rStyle w:val="TEXTOART"/>
+          <w:rFonts w:eastAsia="Batang"/>
+          <w:sz w:val="24"/>
+        </w:rPr>
+      </w:pPr>
+      <w:r>
+        <w:rPr>
+          <w:rStyle w:val="TEXTOART"/>
+          <w:rFonts w:eastAsia="Batang"/>
+          <w:sz w:val="24"/>
+        </w:rPr>
+        <w:t>Debe procurarse no realizar interpretaciones, juicios o apreciaciones personales, pues todo argumento debe fundamentarse en estudios preliminares cuyas afirmaciones son respaldadas por estas investigaciones.</w:t>
+      </w:r>
+    </w:p>
+    <w:p>
+      <w:pPr>
+        <w:autoSpaceDE w:val="0"/>
+        <w:autoSpaceDN w:val="0"/>
+        <w:adjustRightInd w:val="0"/>
+        <w:spacing w:before="120" w:after="240" w:line="360" w:lineRule="auto"/>
+        <w:ind w:firstLine="708"/>
+        <w:rPr>
+          <w:rStyle w:val="TEXTOART"/>
+          <w:rFonts w:eastAsia="Batang"/>
+          <w:sz w:val="24"/>
+        </w:rPr>
+      </w:pPr>
+      <w:r>
+        <w:rPr>
+          <w:rStyle w:val="TEXTOART"/>
+          <w:rFonts w:eastAsia="Batang"/>
+          <w:sz w:val="24"/>
+        </w:rPr>
+        <w:t xml:space="preserve">Recordamos que </w:t>
+      </w:r>
+      <w:r>
+        <w:rPr>
+          <w:rStyle w:val="TEXTOART"/>
+          <w:rFonts w:eastAsia="Batang"/>
+          <w:sz w:val="24"/>
+        </w:rPr>
+        <w:t>toda obra citada deben incluirse</w:t>
+      </w:r>
+      <w:r>
+        <w:rPr>
+          <w:rStyle w:val="TEXTOART"/>
+          <w:rFonts w:eastAsia="Batang"/>
+          <w:sz w:val="24"/>
+        </w:rPr>
+        <w:t xml:space="preserve"> en la bibliografía en orden alfabético. </w:t>
+      </w:r>
+    </w:p>
+    <w:p>
+      <w:pPr>
+        <w:autoSpaceDE w:val="0"/>
+        <w:autoSpaceDN w:val="0"/>
+        <w:adjustRightInd w:val="0"/>
+        <w:spacing w:before="120" w:after="120" w:line="360" w:lineRule="auto"/>
+        <w:ind w:firstLine="708"/>
+        <w:rPr>
+          <w:rStyle w:val="TEXTOART"/>
+          <w:rFonts w:eastAsia="Batang"/>
+          <w:sz w:val="24"/>
+        </w:rPr>
+      </w:pPr>
+    </w:p>
+    <w:p>
+      <w:pPr>
+        <w:autoSpaceDE w:val="0"/>
+        <w:autoSpaceDN w:val="0"/>
+        <w:adjustRightInd w:val="0"/>
+        <w:spacing w:before="120" w:after="120" w:line="360" w:lineRule="auto"/>
+        <w:ind w:firstLine="708"/>
+        <w:rPr>
+          <w:rStyle w:val="TEXTOART"/>
+          <w:rFonts w:eastAsia="Batang"/>
+          <w:sz w:val="24"/>
+        </w:rPr>
+      </w:pPr>
+    </w:p>
+    <w:p>
+      <w:pPr>
+        <w:autoSpaceDE w:val="0"/>
+        <w:autoSpaceDN w:val="0"/>
+        <w:adjustRightInd w:val="0"/>
+        <w:spacing w:before="120" w:after="120" w:line="360" w:lineRule="auto"/>
+        <w:ind w:firstLine="708"/>
+        <w:rPr>
+          <w:rStyle w:val="TEXTOART"/>
+          <w:rFonts w:eastAsia="Batang"/>
+          <w:sz w:val="24"/>
+        </w:rPr>
+      </w:pPr>
+    </w:p>
+    <w:p>
+      <w:pPr>
+        <w:autoSpaceDE w:val="0"/>
+        <w:autoSpaceDN w:val="0"/>
+        <w:adjustRightInd w:val="0"/>
+        <w:spacing w:before="120" w:after="120" w:line="360" w:lineRule="auto"/>
+        <w:ind w:firstLine="708"/>
+        <w:rPr>
+          <w:rStyle w:val="TEXTOART"/>
+          <w:rFonts w:eastAsia="Batang"/>
+          <w:sz w:val="24"/>
+        </w:rPr>
+      </w:pPr>
+    </w:p>
+    <w:p>
+      <w:pPr>
+        <w:autoSpaceDE w:val="0"/>
+        <w:autoSpaceDN w:val="0"/>
+        <w:adjustRightInd w:val="0"/>
+        <w:spacing w:before="120" w:after="120" w:line="360" w:lineRule="auto"/>
+        <w:ind w:firstLine="708"/>
+        <w:rPr>
+          <w:rStyle w:val="TEXTOART"/>
+          <w:rFonts w:eastAsia="Batang"/>
+          <w:sz w:val="24"/>
+        </w:rPr>
+      </w:pPr>
+    </w:p>
+    <w:p>
+      <w:pPr>
+        <w:pStyle w:val="APARTADO1"/>
+        <w:rPr>
+          <w:rFonts w:ascii="Times New Roman" w:hAnsi="Times New Roman"/>
+          <w:color w:val="auto"/>
+          <w:sz w:val="32"/>
+          <w:szCs w:val="32"/>
+        </w:rPr>
+      </w:pPr>
+      <w:r>
+        <w:rPr>
+          <w:rFonts w:ascii="Times New Roman" w:hAnsi="Times New Roman"/>
+          <w:color w:val="auto"/>
+          <w:sz w:val="32"/>
+          <w:szCs w:val="32"/>
+        </w:rPr>
+        <w:t>CAPÍTULO 4 (Inicia en una página nueva)</w:t>
+      </w:r>
+    </w:p>
+    <w:p>
+      <w:pPr>
+        <w:pStyle w:val="APARTADO1"/>
+        <w:spacing w:after="240"/>
+        <w:rPr>
+          <w:rFonts w:ascii="Times New Roman" w:hAnsi="Times New Roman"/>
+          <w:color w:val="000000" w:themeColor="text1"/>
+          <w:sz w:val="32"/>
+          <w:szCs w:val="32"/>
+        </w:rPr>
+      </w:pPr>
+      <w:r>
+        <w:rPr>
+          <w:rFonts w:ascii="Times New Roman" w:hAnsi="Times New Roman"/>
+          <w:color w:val="000000" w:themeColor="text1"/>
+          <w:sz w:val="32"/>
+          <w:szCs w:val="32"/>
+        </w:rPr>
+        <w:t xml:space="preserve">4. RESULTADOS </w:t>
+      </w:r>
+      <w:r>
+        <w:rPr>
+          <w:rFonts w:ascii="Times New Roman" w:hAnsi="Times New Roman"/>
+          <w:color w:val="000000" w:themeColor="text1"/>
+          <w:sz w:val="32"/>
+          <w:szCs w:val="32"/>
+        </w:rPr>
+        <w:sym w:font="Wingdings" w:char="F0E0"/>
+      </w:r>
+      <w:r>
+        <w:rPr>
+          <w:rFonts w:ascii="Times New Roman" w:hAnsi="Times New Roman"/>
+          <w:color w:val="000000" w:themeColor="text1"/>
+          <w:sz w:val="32"/>
+          <w:szCs w:val="32"/>
+        </w:rPr>
+        <w:t xml:space="preserve">(Times, negrita, 16, mayúscula, las mayúsculas van tildadas, </w:t>
+      </w:r>
+      <w:r>
+        <w:rPr>
+          <w:rFonts w:ascii="Times New Roman" w:hAnsi="Times New Roman"/>
+          <w:color w:val="auto"/>
+          <w:sz w:val="32"/>
+          <w:szCs w:val="32"/>
+        </w:rPr>
+        <w:t>alineación izqda.</w:t>
+      </w:r>
+      <w:r>
+        <w:rPr>
+          <w:rFonts w:ascii="Times New Roman" w:hAnsi="Times New Roman"/>
+          <w:color w:val="000000" w:themeColor="text1"/>
+          <w:sz w:val="32"/>
+          <w:szCs w:val="32"/>
+        </w:rPr>
+        <w:t xml:space="preserve"> </w:t>
+      </w:r>
       <w:r>
         <w:rPr>
           <w:rFonts w:ascii="Times New Roman" w:eastAsia="SimSun" w:hAnsi="Times New Roman"/>
@@ -10231,1298 +10846,15 @@
           <w:szCs w:val="32"/>
           <w:lang w:eastAsia="ar-SA"/>
         </w:rPr>
-        <w:t>ptos</w:t>
-      </w:r>
-      <w:proofErr w:type="spellEnd"/>
-      <w:r>
-        <w:rPr>
-          <w:rFonts w:ascii="Times New Roman" w:eastAsia="SimSun" w:hAnsi="Times New Roman"/>
-          <w:color w:val="000000" w:themeColor="text1"/>
-          <w:sz w:val="32"/>
-          <w:szCs w:val="32"/>
-          <w:lang w:eastAsia="ar-SA"/>
-        </w:rPr>
-        <w:t>. espaciado posterior)</w:t>
-      </w:r>
-    </w:p>
-    <w:p>
-      <w:pPr>
-        <w:suppressAutoHyphens/>
-        <w:spacing w:after="240"/>
-        <w:rPr>
-          <w:rFonts w:eastAsia="SimSun"/>
-          <w:b/>
-          <w:sz w:val="28"/>
-          <w:szCs w:val="28"/>
-          <w:lang w:eastAsia="ar-SA"/>
-        </w:rPr>
-      </w:pPr>
-      <w:r>
-        <w:rPr>
-          <w:rFonts w:eastAsia="SimSun"/>
-          <w:b/>
-          <w:sz w:val="28"/>
-          <w:szCs w:val="28"/>
-          <w:lang w:val="es-ES_tradnl" w:eastAsia="ar-SA"/>
-        </w:rPr>
-        <w:t>2.1 Títulos de primer n</w:t>
-      </w:r>
-      <w:r>
-        <w:rPr>
-          <w:rFonts w:eastAsia="SimSun"/>
-          <w:b/>
-          <w:sz w:val="28"/>
-          <w:szCs w:val="28"/>
-          <w:lang w:val="es-ES_tradnl" w:eastAsia="ar-SA"/>
-        </w:rPr>
-        <w:t xml:space="preserve">ivel </w:t>
-      </w:r>
-      <w:r>
-        <w:rPr>
-          <w:sz w:val="32"/>
-          <w:szCs w:val="32"/>
-        </w:rPr>
-        <w:sym w:font="Wingdings" w:char="F0E0"/>
-      </w:r>
-      <w:r>
-        <w:rPr>
-          <w:rFonts w:eastAsia="SimSun"/>
-          <w:b/>
-          <w:sz w:val="28"/>
-          <w:szCs w:val="28"/>
-          <w:lang w:val="es-ES_tradnl" w:eastAsia="ar-SA"/>
-        </w:rPr>
-        <w:t xml:space="preserve"> (</w:t>
-      </w:r>
-      <w:r>
-        <w:rPr>
-          <w:b/>
-          <w:sz w:val="28"/>
-          <w:szCs w:val="28"/>
-        </w:rPr>
-        <w:t>Times, negrita, 14</w:t>
-      </w:r>
-      <w:r>
-        <w:rPr>
-          <w:rFonts w:eastAsia="SimSun"/>
-          <w:b/>
-          <w:sz w:val="28"/>
-          <w:szCs w:val="28"/>
-          <w:lang w:eastAsia="ar-SA"/>
-        </w:rPr>
-        <w:t xml:space="preserve">, alineación izqda., numerado, nótese que la numeración va en concordancia con el número del capítulo) (12 </w:t>
-      </w:r>
-      <w:proofErr w:type="spellStart"/>
-      <w:r>
-        <w:rPr>
-          <w:rFonts w:eastAsia="SimSun"/>
-          <w:b/>
-          <w:sz w:val="28"/>
-          <w:szCs w:val="28"/>
-          <w:lang w:eastAsia="ar-SA"/>
-        </w:rPr>
-        <w:t>ptos</w:t>
-      </w:r>
-      <w:proofErr w:type="spellEnd"/>
-      <w:r>
-        <w:rPr>
-          <w:rFonts w:eastAsia="SimSun"/>
-          <w:b/>
-          <w:sz w:val="28"/>
-          <w:szCs w:val="28"/>
-          <w:lang w:eastAsia="ar-SA"/>
-        </w:rPr>
-        <w:t xml:space="preserve">. espaciado posterior) </w:t>
-      </w:r>
-    </w:p>
-    <w:p>
-      <w:pPr>
-        <w:suppressAutoHyphens/>
-        <w:spacing w:after="120"/>
-        <w:rPr>
-          <w:rFonts w:eastAsia="SimSun"/>
-          <w:b/>
-          <w:sz w:val="24"/>
-          <w:lang w:eastAsia="ar-SA"/>
-        </w:rPr>
-      </w:pPr>
-      <w:r>
-        <w:rPr>
-          <w:rFonts w:eastAsia="SimSun"/>
-          <w:b/>
-          <w:sz w:val="24"/>
-          <w:lang w:eastAsia="ar-SA"/>
-        </w:rPr>
-        <w:t xml:space="preserve">2.1.1 Título de segundo nivel: </w:t>
-      </w:r>
-      <w:r>
-        <w:rPr>
-          <w:sz w:val="24"/>
-        </w:rPr>
-        <w:sym w:font="Wingdings" w:char="F0E0"/>
-      </w:r>
-      <w:r>
-        <w:rPr>
-          <w:rFonts w:eastAsia="SimSun"/>
-          <w:b/>
-          <w:sz w:val="24"/>
-          <w:lang w:eastAsia="ar-SA"/>
-        </w:rPr>
-        <w:t xml:space="preserve"> </w:t>
-      </w:r>
-      <w:r>
-        <w:rPr>
-          <w:rFonts w:eastAsia="SimSun"/>
-          <w:b/>
-          <w:sz w:val="24"/>
-          <w:lang w:val="es-ES_tradnl" w:eastAsia="ar-SA"/>
-        </w:rPr>
-        <w:t>(</w:t>
-      </w:r>
-      <w:r>
-        <w:rPr>
-          <w:b/>
-          <w:sz w:val="24"/>
-        </w:rPr>
-        <w:t>Times, negrita, 12</w:t>
-      </w:r>
-      <w:r>
-        <w:rPr>
-          <w:rFonts w:eastAsia="SimSun"/>
-          <w:b/>
-          <w:sz w:val="24"/>
-          <w:lang w:eastAsia="ar-SA"/>
-        </w:rPr>
-        <w:t>, alineación izqda.</w:t>
-      </w:r>
-      <w:r>
-        <w:rPr>
-          <w:rFonts w:eastAsia="SimSun"/>
-          <w:b/>
-          <w:sz w:val="24"/>
-          <w:lang w:val="de-DE" w:eastAsia="ar-SA"/>
-        </w:rPr>
-        <w:t>, interlineado 1,0,</w:t>
-      </w:r>
-      <w:r>
-        <w:rPr>
-          <w:rFonts w:eastAsia="SimSun"/>
-          <w:b/>
-          <w:sz w:val="24"/>
-          <w:lang w:eastAsia="ar-SA"/>
-        </w:rPr>
-        <w:t xml:space="preserve"> sistema de </w:t>
-      </w:r>
-      <w:r>
-        <w:rPr>
-          <w:rFonts w:eastAsia="SimSun"/>
-          <w:b/>
-          <w:sz w:val="24"/>
-          <w:lang w:eastAsia="ar-SA"/>
-        </w:rPr>
-        <w:t xml:space="preserve">numeración decimal de acuerdo al título de primer nivel) (12 </w:t>
-      </w:r>
-      <w:proofErr w:type="spellStart"/>
-      <w:r>
-        <w:rPr>
-          <w:rFonts w:eastAsia="SimSun"/>
-          <w:b/>
-          <w:sz w:val="24"/>
-          <w:lang w:eastAsia="ar-SA"/>
-        </w:rPr>
-        <w:t>ptos</w:t>
-      </w:r>
-      <w:proofErr w:type="spellEnd"/>
-      <w:r>
-        <w:rPr>
-          <w:rFonts w:eastAsia="SimSun"/>
-          <w:b/>
-          <w:sz w:val="24"/>
-          <w:lang w:eastAsia="ar-SA"/>
-        </w:rPr>
-        <w:t>. espaciado posterior)</w:t>
-      </w:r>
-    </w:p>
-    <w:p>
-      <w:pPr>
-        <w:autoSpaceDE w:val="0"/>
-        <w:autoSpaceDN w:val="0"/>
-        <w:adjustRightInd w:val="0"/>
-        <w:spacing w:before="120" w:after="240"/>
-        <w:rPr>
-          <w:rFonts w:eastAsia="SimSun"/>
-          <w:b/>
-          <w:sz w:val="28"/>
-          <w:szCs w:val="28"/>
-          <w:lang w:eastAsia="ar-SA"/>
-        </w:rPr>
-      </w:pPr>
-      <w:r>
-        <w:rPr>
-          <w:rFonts w:eastAsia="SimSun"/>
-          <w:b/>
-          <w:sz w:val="28"/>
-          <w:szCs w:val="28"/>
-          <w:lang w:eastAsia="ar-SA"/>
-        </w:rPr>
-        <w:t xml:space="preserve">Introducción </w:t>
-      </w:r>
-      <w:r>
-        <w:rPr>
-          <w:sz w:val="32"/>
-          <w:szCs w:val="32"/>
-        </w:rPr>
-        <w:sym w:font="Wingdings" w:char="F0E0"/>
-      </w:r>
-      <w:r>
-        <w:rPr>
-          <w:rFonts w:eastAsia="SimSun"/>
-          <w:b/>
-          <w:sz w:val="28"/>
-          <w:szCs w:val="28"/>
-          <w:lang w:val="es-ES_tradnl" w:eastAsia="ar-SA"/>
-        </w:rPr>
-        <w:t xml:space="preserve"> (</w:t>
-      </w:r>
-      <w:r>
-        <w:rPr>
-          <w:b/>
-          <w:sz w:val="28"/>
-          <w:szCs w:val="28"/>
-        </w:rPr>
-        <w:t>Times, negrita, 14</w:t>
-      </w:r>
-      <w:r>
-        <w:rPr>
-          <w:rFonts w:eastAsia="SimSun"/>
-          <w:b/>
-          <w:sz w:val="28"/>
-          <w:szCs w:val="28"/>
-          <w:lang w:eastAsia="ar-SA"/>
-        </w:rPr>
-        <w:t>, alineación izqda., sin numeración, tipo oración</w:t>
-      </w:r>
-      <w:r>
-        <w:rPr>
-          <w:rFonts w:eastAsia="SimSun"/>
-          <w:b/>
-          <w:sz w:val="28"/>
-          <w:szCs w:val="28"/>
-          <w:lang w:eastAsia="ar-SA"/>
-        </w:rPr>
-        <w:t xml:space="preserve">) (12 </w:t>
-      </w:r>
-      <w:proofErr w:type="spellStart"/>
-      <w:r>
-        <w:rPr>
-          <w:rFonts w:eastAsia="SimSun"/>
-          <w:b/>
-          <w:sz w:val="28"/>
-          <w:szCs w:val="28"/>
-          <w:lang w:eastAsia="ar-SA"/>
-        </w:rPr>
-        <w:t>ptos</w:t>
-      </w:r>
-      <w:proofErr w:type="spellEnd"/>
-      <w:r>
-        <w:rPr>
-          <w:rFonts w:eastAsia="SimSun"/>
-          <w:b/>
-          <w:sz w:val="28"/>
-          <w:szCs w:val="28"/>
-          <w:lang w:eastAsia="ar-SA"/>
-        </w:rPr>
-        <w:t>. espaciado posterior)</w:t>
-      </w:r>
-    </w:p>
-    <w:p>
-      <w:pPr>
-        <w:autoSpaceDE w:val="0"/>
-        <w:autoSpaceDN w:val="0"/>
-        <w:adjustRightInd w:val="0"/>
-        <w:spacing w:before="120" w:after="240"/>
-        <w:rPr>
-          <w:rFonts w:eastAsia="SimSun"/>
-          <w:b/>
-          <w:sz w:val="28"/>
-          <w:szCs w:val="28"/>
-          <w:lang w:eastAsia="ar-SA"/>
-        </w:rPr>
-      </w:pPr>
-      <w:r>
-        <w:rPr>
-          <w:rFonts w:eastAsia="SimSun"/>
-          <w:b/>
-          <w:sz w:val="28"/>
-          <w:szCs w:val="28"/>
-          <w:lang w:eastAsia="ar-SA"/>
-        </w:rPr>
-        <w:t>Conclusiones</w:t>
-      </w:r>
-      <w:r>
-        <w:rPr>
-          <w:rFonts w:eastAsia="SimSun"/>
-          <w:b/>
-          <w:sz w:val="28"/>
-          <w:szCs w:val="28"/>
-          <w:lang w:eastAsia="ar-SA"/>
-        </w:rPr>
-        <w:t xml:space="preserve"> </w:t>
-      </w:r>
-      <w:r>
-        <w:rPr>
-          <w:sz w:val="32"/>
-          <w:szCs w:val="32"/>
-        </w:rPr>
-        <w:sym w:font="Wingdings" w:char="F0E0"/>
-      </w:r>
-      <w:r>
-        <w:rPr>
-          <w:rFonts w:eastAsia="SimSun"/>
-          <w:b/>
-          <w:sz w:val="28"/>
-          <w:szCs w:val="28"/>
-          <w:lang w:val="es-ES_tradnl" w:eastAsia="ar-SA"/>
-        </w:rPr>
-        <w:t xml:space="preserve"> (</w:t>
-      </w:r>
-      <w:r>
-        <w:rPr>
-          <w:b/>
-          <w:sz w:val="28"/>
-          <w:szCs w:val="28"/>
-        </w:rPr>
-        <w:t>Times, negrita, 14</w:t>
-      </w:r>
-      <w:r>
-        <w:rPr>
-          <w:rFonts w:eastAsia="SimSun"/>
-          <w:b/>
-          <w:sz w:val="28"/>
-          <w:szCs w:val="28"/>
-          <w:lang w:eastAsia="ar-SA"/>
-        </w:rPr>
-        <w:t>, alineación izqda., sin numeración, tipo oración</w:t>
-      </w:r>
-      <w:r>
-        <w:rPr>
-          <w:rFonts w:eastAsia="SimSun"/>
-          <w:b/>
-          <w:sz w:val="28"/>
-          <w:szCs w:val="28"/>
-          <w:lang w:eastAsia="ar-SA"/>
-        </w:rPr>
-        <w:t xml:space="preserve">) (12 </w:t>
-      </w:r>
-      <w:proofErr w:type="spellStart"/>
-      <w:r>
-        <w:rPr>
-          <w:rFonts w:eastAsia="SimSun"/>
-          <w:b/>
-          <w:sz w:val="28"/>
-          <w:szCs w:val="28"/>
-          <w:lang w:eastAsia="ar-SA"/>
-        </w:rPr>
-        <w:t>ptos</w:t>
-      </w:r>
-      <w:proofErr w:type="spellEnd"/>
-      <w:r>
-        <w:rPr>
-          <w:rFonts w:eastAsia="SimSun"/>
-          <w:b/>
-          <w:sz w:val="28"/>
-          <w:szCs w:val="28"/>
-          <w:lang w:eastAsia="ar-SA"/>
-        </w:rPr>
-        <w:t>. espaciado posterior)</w:t>
-      </w:r>
-    </w:p>
-    <w:p>
-      <w:pPr>
-        <w:suppressAutoHyphens/>
-        <w:spacing w:after="120"/>
-        <w:rPr>
-          <w:rFonts w:eastAsia="SimSun"/>
-          <w:b/>
-          <w:sz w:val="24"/>
-          <w:lang w:eastAsia="ar-SA"/>
-        </w:rPr>
-      </w:pPr>
-    </w:p>
-    <w:p>
-      <w:pPr>
-        <w:suppressAutoHyphens/>
-        <w:spacing w:after="120"/>
-        <w:rPr>
-          <w:rFonts w:eastAsia="SimSun"/>
-          <w:b/>
-          <w:sz w:val="24"/>
-          <w:lang w:eastAsia="ar-SA"/>
-        </w:rPr>
-      </w:pPr>
-    </w:p>
-    <w:p>
-      <w:pPr>
-        <w:suppressAutoHyphens/>
-        <w:spacing w:after="120"/>
-        <w:rPr>
-          <w:rFonts w:eastAsia="SimSun"/>
-          <w:b/>
-          <w:sz w:val="24"/>
-          <w:lang w:eastAsia="ar-SA"/>
-        </w:rPr>
-      </w:pPr>
-    </w:p>
-    <w:p>
-      <w:pPr>
-        <w:suppressAutoHyphens/>
-        <w:spacing w:after="120"/>
-        <w:rPr>
-          <w:rFonts w:eastAsia="SimSun"/>
-          <w:b/>
-          <w:sz w:val="24"/>
-          <w:lang w:eastAsia="ar-SA"/>
-        </w:rPr>
-      </w:pPr>
-    </w:p>
-    <w:p>
-      <w:pPr>
-        <w:suppressAutoHyphens/>
-        <w:spacing w:after="120"/>
-        <w:rPr>
-          <w:rFonts w:eastAsia="SimSun"/>
-          <w:b/>
-          <w:sz w:val="24"/>
-          <w:lang w:eastAsia="ar-SA"/>
-        </w:rPr>
-      </w:pPr>
-    </w:p>
-    <w:p>
-      <w:pPr>
-        <w:suppressAutoHyphens/>
-        <w:spacing w:after="120"/>
-        <w:rPr>
-          <w:rFonts w:eastAsia="SimSun"/>
-          <w:b/>
-          <w:sz w:val="24"/>
-          <w:lang w:eastAsia="ar-SA"/>
-        </w:rPr>
-      </w:pPr>
-    </w:p>
-    <w:p>
-      <w:pPr>
-        <w:suppressAutoHyphens/>
-        <w:spacing w:after="120"/>
-        <w:rPr>
-          <w:rFonts w:eastAsia="SimSun"/>
-          <w:b/>
-          <w:sz w:val="24"/>
-          <w:lang w:eastAsia="ar-SA"/>
-        </w:rPr>
-      </w:pPr>
-    </w:p>
-    <w:p>
-      <w:pPr>
-        <w:suppressAutoHyphens/>
-        <w:spacing w:after="120"/>
-        <w:rPr>
-          <w:rFonts w:eastAsia="SimSun"/>
-          <w:b/>
-          <w:sz w:val="24"/>
-          <w:lang w:eastAsia="ar-SA"/>
-        </w:rPr>
-      </w:pPr>
-    </w:p>
-    <w:p>
-      <w:pPr>
-        <w:suppressAutoHyphens/>
-        <w:spacing w:after="120"/>
-        <w:rPr>
-          <w:rFonts w:eastAsia="SimSun"/>
-          <w:b/>
-          <w:sz w:val="24"/>
-          <w:lang w:eastAsia="ar-SA"/>
-        </w:rPr>
-      </w:pPr>
-    </w:p>
-    <w:p>
-      <w:pPr>
-        <w:suppressAutoHyphens/>
-        <w:spacing w:after="120"/>
-        <w:rPr>
-          <w:rFonts w:eastAsia="SimSun"/>
-          <w:b/>
-          <w:sz w:val="24"/>
-          <w:lang w:eastAsia="ar-SA"/>
-        </w:rPr>
-      </w:pPr>
-    </w:p>
-    <w:p>
-      <w:pPr>
-        <w:suppressAutoHyphens/>
-        <w:spacing w:after="120"/>
-        <w:rPr>
-          <w:rFonts w:eastAsia="SimSun"/>
-          <w:b/>
-          <w:sz w:val="24"/>
-          <w:lang w:eastAsia="ar-SA"/>
-        </w:rPr>
-      </w:pPr>
-    </w:p>
-    <w:p>
-      <w:pPr>
-        <w:suppressAutoHyphens/>
-        <w:spacing w:after="120"/>
-        <w:rPr>
-          <w:rFonts w:eastAsia="SimSun"/>
-          <w:b/>
-          <w:sz w:val="24"/>
-          <w:lang w:eastAsia="ar-SA"/>
-        </w:rPr>
-      </w:pPr>
-    </w:p>
-    <w:p>
-      <w:pPr>
-        <w:suppressAutoHyphens/>
-        <w:spacing w:after="120"/>
-        <w:rPr>
-          <w:rFonts w:eastAsia="SimSun"/>
-          <w:b/>
-          <w:sz w:val="24"/>
-          <w:lang w:eastAsia="ar-SA"/>
-        </w:rPr>
-      </w:pPr>
-    </w:p>
-    <w:p>
-      <w:pPr>
-        <w:suppressAutoHyphens/>
-        <w:spacing w:after="120"/>
-        <w:rPr>
-          <w:rFonts w:eastAsia="SimSun"/>
-          <w:b/>
-          <w:sz w:val="24"/>
-          <w:lang w:eastAsia="ar-SA"/>
-        </w:rPr>
-      </w:pPr>
-    </w:p>
-    <w:p>
-      <w:pPr>
-        <w:suppressAutoHyphens/>
-        <w:spacing w:after="120"/>
-        <w:rPr>
-          <w:rFonts w:eastAsia="SimSun"/>
-          <w:b/>
-          <w:sz w:val="24"/>
-          <w:lang w:eastAsia="ar-SA"/>
-        </w:rPr>
-      </w:pPr>
-    </w:p>
-    <w:p>
-      <w:pPr>
-        <w:suppressAutoHyphens/>
-        <w:spacing w:after="120"/>
-        <w:rPr>
-          <w:rFonts w:eastAsia="SimSun"/>
-          <w:b/>
-          <w:sz w:val="24"/>
-          <w:lang w:eastAsia="ar-SA"/>
-        </w:rPr>
-      </w:pPr>
-    </w:p>
-    <w:p>
-      <w:pPr>
-        <w:suppressAutoHyphens/>
-        <w:spacing w:after="120"/>
-        <w:rPr>
-          <w:rFonts w:eastAsia="SimSun"/>
-          <w:b/>
-          <w:sz w:val="24"/>
-          <w:lang w:eastAsia="ar-SA"/>
-        </w:rPr>
-      </w:pPr>
-    </w:p>
-    <w:p>
-      <w:pPr>
-        <w:suppressAutoHyphens/>
-        <w:spacing w:after="120"/>
-        <w:rPr>
-          <w:rFonts w:eastAsia="SimSun"/>
-          <w:b/>
-          <w:sz w:val="24"/>
-          <w:lang w:eastAsia="ar-SA"/>
-        </w:rPr>
-      </w:pPr>
-    </w:p>
-    <w:p>
-      <w:pPr>
-        <w:pStyle w:val="APARTADO1"/>
-        <w:rPr>
-          <w:rFonts w:ascii="Times New Roman" w:hAnsi="Times New Roman"/>
-          <w:color w:val="auto"/>
-          <w:sz w:val="32"/>
-          <w:szCs w:val="32"/>
-        </w:rPr>
-      </w:pPr>
-    </w:p>
-    <w:p>
-      <w:pPr>
-        <w:pStyle w:val="APARTADO1"/>
-        <w:rPr>
-          <w:rFonts w:ascii="Times New Roman" w:hAnsi="Times New Roman"/>
-          <w:color w:val="auto"/>
-          <w:sz w:val="32"/>
-          <w:szCs w:val="32"/>
-        </w:rPr>
-      </w:pPr>
-    </w:p>
-    <w:p>
-      <w:pPr>
-        <w:pStyle w:val="APARTADO1"/>
-        <w:rPr>
-          <w:rFonts w:ascii="Times New Roman" w:hAnsi="Times New Roman"/>
-          <w:color w:val="auto"/>
-          <w:sz w:val="32"/>
-          <w:szCs w:val="32"/>
-        </w:rPr>
-      </w:pPr>
-    </w:p>
-    <w:p>
-      <w:pPr>
-        <w:pStyle w:val="APARTADO1"/>
-        <w:rPr>
-          <w:rFonts w:ascii="Times New Roman" w:hAnsi="Times New Roman"/>
-          <w:color w:val="auto"/>
-          <w:sz w:val="32"/>
-          <w:szCs w:val="32"/>
-        </w:rPr>
-      </w:pPr>
-      <w:r>
-        <w:rPr>
-          <w:rFonts w:ascii="Times New Roman" w:hAnsi="Times New Roman"/>
-          <w:color w:val="auto"/>
-          <w:sz w:val="32"/>
-          <w:szCs w:val="32"/>
-        </w:rPr>
-        <w:lastRenderedPageBreak/>
-        <w:t>CAPÍTULO 3 (Inicia en una página nueva)</w:t>
-      </w:r>
-    </w:p>
-    <w:p>
-      <w:pPr>
-        <w:suppressAutoHyphens/>
-        <w:spacing w:after="240"/>
-        <w:rPr>
-          <w:b/>
-          <w:sz w:val="32"/>
-          <w:szCs w:val="32"/>
-        </w:rPr>
-      </w:pPr>
-      <w:r>
-        <w:rPr>
-          <w:b/>
-          <w:sz w:val="32"/>
-          <w:szCs w:val="32"/>
-        </w:rPr>
-        <w:t xml:space="preserve">3. MÉTODOLOGÍA </w:t>
-      </w:r>
-      <w:r>
-        <w:rPr>
-          <w:b/>
-          <w:sz w:val="32"/>
-          <w:szCs w:val="32"/>
-        </w:rPr>
-        <w:sym w:font="Wingdings" w:char="F0E0"/>
-      </w:r>
-      <w:r>
-        <w:rPr>
-          <w:b/>
-          <w:sz w:val="32"/>
-          <w:szCs w:val="32"/>
-        </w:rPr>
-        <w:t xml:space="preserve">(Times, negrita, 16, mayúscula, las mayúsculas van tildadas </w:t>
-      </w:r>
-      <w:r>
-        <w:rPr>
-          <w:rFonts w:eastAsia="SimSun"/>
-          <w:b/>
-          <w:sz w:val="32"/>
-          <w:szCs w:val="32"/>
-          <w:lang w:eastAsia="ar-SA"/>
-        </w:rPr>
-        <w:t xml:space="preserve">12 </w:t>
-      </w:r>
-      <w:proofErr w:type="spellStart"/>
-      <w:r>
-        <w:rPr>
-          <w:rFonts w:eastAsia="SimSun"/>
-          <w:b/>
-          <w:sz w:val="32"/>
-          <w:szCs w:val="32"/>
-          <w:lang w:eastAsia="ar-SA"/>
-        </w:rPr>
-        <w:t>ptos</w:t>
-      </w:r>
-      <w:proofErr w:type="spellEnd"/>
-      <w:r>
-        <w:rPr>
-          <w:rFonts w:eastAsia="SimSun"/>
-          <w:b/>
-          <w:sz w:val="32"/>
-          <w:szCs w:val="32"/>
-          <w:lang w:eastAsia="ar-SA"/>
-        </w:rPr>
-        <w:t xml:space="preserve">. </w:t>
-      </w:r>
-      <w:r>
-        <w:rPr>
-          <w:b/>
-          <w:sz w:val="32"/>
-          <w:szCs w:val="32"/>
-        </w:rPr>
-        <w:t>alineación izqda.,</w:t>
-      </w:r>
-      <w:r>
-        <w:rPr>
-          <w:rFonts w:eastAsia="SimSun"/>
-          <w:b/>
-          <w:sz w:val="32"/>
-          <w:szCs w:val="32"/>
-          <w:lang w:eastAsia="ar-SA"/>
-        </w:rPr>
-        <w:t xml:space="preserve"> espaciado posterior</w:t>
-      </w:r>
-      <w:r>
-        <w:rPr>
-          <w:b/>
-          <w:sz w:val="32"/>
-          <w:szCs w:val="32"/>
-        </w:rPr>
-        <w:t xml:space="preserve">) </w:t>
-      </w:r>
-    </w:p>
-    <w:p>
-      <w:pPr>
-        <w:suppressAutoHyphens/>
-        <w:spacing w:after="240" w:line="360" w:lineRule="auto"/>
-        <w:rPr>
-          <w:sz w:val="24"/>
-        </w:rPr>
-      </w:pPr>
-      <w:r>
-        <w:rPr>
-          <w:b/>
-          <w:sz w:val="24"/>
-        </w:rPr>
-        <w:tab/>
-      </w:r>
-      <w:r>
-        <w:rPr>
-          <w:sz w:val="24"/>
-        </w:rPr>
-        <w:t>Se deberá iniciar precisando las características del estudio, si es cuantitativo puede indicarse de acuerdo a la asignación de la maniobra (</w:t>
-      </w:r>
-      <w:r>
-        <w:rPr>
-          <w:sz w:val="24"/>
-        </w:rPr>
-        <w:t xml:space="preserve">por ejemplo: </w:t>
-      </w:r>
-      <w:r>
-        <w:rPr>
-          <w:sz w:val="24"/>
-        </w:rPr>
-        <w:t>descriptivo, comparativo, correlacional, experimental, cuasi experimental), o si es cualitativo (observacional</w:t>
-      </w:r>
-      <w:r>
-        <w:rPr>
-          <w:sz w:val="24"/>
-        </w:rPr>
-        <w:t>, etnográfico</w:t>
-      </w:r>
-      <w:r>
-        <w:rPr>
-          <w:sz w:val="24"/>
-        </w:rPr>
-        <w:t>). También deberá indicarse las características de acuerdo al seguimiento (</w:t>
-      </w:r>
-      <w:r>
-        <w:rPr>
-          <w:sz w:val="24"/>
-        </w:rPr>
-        <w:t xml:space="preserve">por ejemplo: </w:t>
-      </w:r>
-      <w:r>
-        <w:rPr>
-          <w:sz w:val="24"/>
-        </w:rPr>
-        <w:t>transversal y longitudina</w:t>
-      </w:r>
-      <w:r>
-        <w:rPr>
-          <w:sz w:val="24"/>
-        </w:rPr>
-        <w:t>l</w:t>
-      </w:r>
-      <w:r>
-        <w:rPr>
-          <w:sz w:val="24"/>
-        </w:rPr>
-        <w:t>), de acuerdo a la dirección del seguimiento (</w:t>
-      </w:r>
-      <w:r>
-        <w:rPr>
-          <w:sz w:val="24"/>
-        </w:rPr>
-        <w:t xml:space="preserve">por ejemplo: </w:t>
-      </w:r>
-      <w:proofErr w:type="spellStart"/>
-      <w:r>
-        <w:rPr>
-          <w:sz w:val="24"/>
-        </w:rPr>
-        <w:t>prolectivo</w:t>
-      </w:r>
-      <w:proofErr w:type="spellEnd"/>
-      <w:r>
-        <w:rPr>
-          <w:sz w:val="24"/>
-        </w:rPr>
-        <w:t xml:space="preserve"> o </w:t>
-      </w:r>
-      <w:proofErr w:type="spellStart"/>
-      <w:r>
-        <w:rPr>
-          <w:sz w:val="24"/>
-        </w:rPr>
-        <w:t>retrolectivo</w:t>
-      </w:r>
-      <w:proofErr w:type="spellEnd"/>
-      <w:r>
-        <w:rPr>
-          <w:sz w:val="24"/>
-        </w:rPr>
-        <w:t>), de acuerdo a la fuente de la información (</w:t>
-      </w:r>
-      <w:r>
-        <w:rPr>
-          <w:sz w:val="24"/>
-        </w:rPr>
-        <w:t xml:space="preserve">por ejemplo: </w:t>
-      </w:r>
-      <w:r>
-        <w:rPr>
-          <w:sz w:val="24"/>
-        </w:rPr>
-        <w:t>primaria o secundaria</w:t>
-      </w:r>
-      <w:r>
-        <w:rPr>
-          <w:sz w:val="24"/>
-        </w:rPr>
-        <w:t>).</w:t>
-      </w:r>
-    </w:p>
-    <w:p>
-      <w:pPr>
-        <w:suppressAutoHyphens/>
-        <w:spacing w:after="240" w:line="360" w:lineRule="auto"/>
-        <w:rPr>
-          <w:sz w:val="24"/>
-        </w:rPr>
-      </w:pPr>
-      <w:r>
-        <w:rPr>
-          <w:sz w:val="24"/>
-        </w:rPr>
-        <w:tab/>
-        <w:t>El capítulo de metodología no tiene introducción ni conclusiones.</w:t>
-      </w:r>
-    </w:p>
-    <w:p>
-      <w:pPr>
-        <w:suppressAutoHyphens/>
-        <w:spacing w:after="240"/>
-        <w:rPr>
-          <w:rFonts w:eastAsia="SimSun"/>
-          <w:b/>
-          <w:sz w:val="28"/>
-          <w:szCs w:val="28"/>
-          <w:lang w:eastAsia="ar-SA"/>
-        </w:rPr>
-      </w:pPr>
-      <w:r>
-        <w:rPr>
-          <w:rFonts w:eastAsia="SimSun"/>
-          <w:b/>
-          <w:sz w:val="28"/>
-          <w:szCs w:val="28"/>
-          <w:lang w:eastAsia="ar-SA"/>
-        </w:rPr>
-        <w:t>3.1 Muestra</w:t>
-      </w:r>
-    </w:p>
-    <w:p>
-      <w:pPr>
-        <w:suppressAutoHyphens/>
-        <w:spacing w:after="240"/>
-        <w:rPr>
-          <w:rFonts w:eastAsia="SimSun"/>
-          <w:b/>
-          <w:sz w:val="28"/>
-          <w:szCs w:val="28"/>
-          <w:lang w:eastAsia="ar-SA"/>
-        </w:rPr>
-      </w:pPr>
-      <w:r>
-        <w:rPr>
-          <w:rFonts w:eastAsia="SimSun"/>
-          <w:b/>
-          <w:sz w:val="28"/>
-          <w:szCs w:val="28"/>
-          <w:lang w:eastAsia="ar-SA"/>
-        </w:rPr>
-        <w:t>3.2 Instrumentos</w:t>
-      </w:r>
-    </w:p>
-    <w:p>
-      <w:pPr>
-        <w:suppressAutoHyphens/>
-        <w:spacing w:after="240"/>
-        <w:rPr>
-          <w:rFonts w:eastAsia="SimSun"/>
-          <w:b/>
-          <w:sz w:val="28"/>
-          <w:szCs w:val="28"/>
-          <w:lang w:eastAsia="ar-SA"/>
-        </w:rPr>
-      </w:pPr>
-      <w:r>
-        <w:rPr>
-          <w:rFonts w:eastAsia="SimSun"/>
-          <w:b/>
-          <w:sz w:val="28"/>
-          <w:szCs w:val="28"/>
-          <w:lang w:eastAsia="ar-SA"/>
-        </w:rPr>
-        <w:t>3.3 Procedimiento</w:t>
-      </w:r>
-    </w:p>
-    <w:p>
-      <w:pPr>
-        <w:suppressAutoHyphens/>
-        <w:spacing w:after="120" w:line="360" w:lineRule="auto"/>
-        <w:ind w:firstLine="708"/>
-        <w:rPr>
-          <w:rStyle w:val="TEXTOART"/>
-          <w:sz w:val="24"/>
-        </w:rPr>
-      </w:pPr>
-      <w:r>
-        <w:rPr>
-          <w:rStyle w:val="TEXTOART"/>
-          <w:rFonts w:eastAsia="Batang"/>
-          <w:sz w:val="24"/>
-        </w:rPr>
-        <w:t xml:space="preserve">Deben precisarse en este apartado las condiciones de la muestra, instrumentos, procedimiento utilizado para el estudio así como los </w:t>
-      </w:r>
-      <w:r>
-        <w:rPr>
-          <w:rStyle w:val="TEXTOART"/>
-          <w:rFonts w:eastAsia="Batang"/>
-          <w:sz w:val="24"/>
-        </w:rPr>
-        <w:t xml:space="preserve">análisis </w:t>
-      </w:r>
-      <w:r>
-        <w:rPr>
-          <w:rStyle w:val="TEXTOART"/>
-          <w:rFonts w:eastAsia="Batang"/>
-          <w:sz w:val="24"/>
-        </w:rPr>
-        <w:t xml:space="preserve">estadísticos y software utilizado para el análisis de datos. </w:t>
-      </w:r>
-      <w:r>
-        <w:rPr>
-          <w:rStyle w:val="TEXTOART"/>
-          <w:sz w:val="24"/>
-        </w:rPr>
-        <w:sym w:font="Wingdings" w:char="F0E0"/>
-      </w:r>
-      <w:r>
-        <w:rPr>
-          <w:rStyle w:val="TEXTOART"/>
-          <w:sz w:val="24"/>
-        </w:rPr>
-        <w:t>(Times, normal, 12).</w:t>
-      </w:r>
-    </w:p>
-    <w:p>
-      <w:pPr>
-        <w:suppressAutoHyphens/>
-        <w:spacing w:after="120" w:line="360" w:lineRule="auto"/>
-        <w:ind w:firstLine="708"/>
-        <w:rPr>
-          <w:rStyle w:val="TEXTOART"/>
-          <w:rFonts w:eastAsia="SimSun"/>
-          <w:b/>
-          <w:sz w:val="24"/>
-          <w:lang w:eastAsia="ar-SA"/>
-        </w:rPr>
-      </w:pPr>
-      <w:r>
-        <w:rPr>
-          <w:rStyle w:val="TEXTOART"/>
-          <w:rFonts w:eastAsia="Batang"/>
-          <w:sz w:val="24"/>
-        </w:rPr>
-        <w:t>Las figuras,  imágenes, tablas y otros gráficos, se presentarán usando las precisiones indicadas en este documento.</w:t>
-      </w:r>
-    </w:p>
-    <w:p>
-      <w:pPr>
-        <w:autoSpaceDE w:val="0"/>
-        <w:autoSpaceDN w:val="0"/>
-        <w:adjustRightInd w:val="0"/>
-        <w:spacing w:before="120" w:after="120" w:line="360" w:lineRule="auto"/>
-        <w:ind w:firstLine="708"/>
-        <w:rPr>
-          <w:rStyle w:val="TEXTOART"/>
-          <w:rFonts w:eastAsia="Batang"/>
-          <w:sz w:val="24"/>
-        </w:rPr>
-      </w:pPr>
-      <w:r>
-        <w:rPr>
-          <w:rStyle w:val="TEXTOART"/>
-          <w:rFonts w:eastAsia="Batang"/>
-          <w:sz w:val="24"/>
-        </w:rPr>
-        <w:t>Debe procurarse no realizar interpretaciones, juicios o apreciaciones personales, pues todo argumento debe fundamentarse en estudios preliminares cuyas afirmaciones son respaldadas por estas investigaciones.</w:t>
-      </w:r>
-    </w:p>
-    <w:p>
-      <w:pPr>
-        <w:autoSpaceDE w:val="0"/>
-        <w:autoSpaceDN w:val="0"/>
-        <w:adjustRightInd w:val="0"/>
-        <w:spacing w:before="120" w:after="240" w:line="360" w:lineRule="auto"/>
-        <w:ind w:firstLine="708"/>
-        <w:rPr>
-          <w:rStyle w:val="TEXTOART"/>
-          <w:rFonts w:eastAsia="Batang"/>
-          <w:sz w:val="24"/>
-        </w:rPr>
-      </w:pPr>
-      <w:r>
-        <w:rPr>
-          <w:rStyle w:val="TEXTOART"/>
-          <w:rFonts w:eastAsia="Batang"/>
-          <w:sz w:val="24"/>
-        </w:rPr>
-        <w:t xml:space="preserve">Recordamos que </w:t>
-      </w:r>
-      <w:r>
-        <w:rPr>
-          <w:rStyle w:val="TEXTOART"/>
-          <w:rFonts w:eastAsia="Batang"/>
-          <w:sz w:val="24"/>
-        </w:rPr>
-        <w:t>toda obra citada deben incluirse</w:t>
-      </w:r>
-      <w:r>
-        <w:rPr>
-          <w:rStyle w:val="TEXTOART"/>
-          <w:rFonts w:eastAsia="Batang"/>
-          <w:sz w:val="24"/>
-        </w:rPr>
-        <w:t xml:space="preserve"> en la bibliografía en orden alfabético. </w:t>
-      </w:r>
-    </w:p>
-    <w:p>
-      <w:pPr>
-        <w:autoSpaceDE w:val="0"/>
-        <w:autoSpaceDN w:val="0"/>
-        <w:adjustRightInd w:val="0"/>
-        <w:spacing w:before="120" w:after="120" w:line="360" w:lineRule="auto"/>
-        <w:ind w:firstLine="708"/>
-        <w:rPr>
-          <w:rStyle w:val="TEXTOART"/>
-          <w:rFonts w:eastAsia="Batang"/>
-          <w:sz w:val="24"/>
-        </w:rPr>
-      </w:pPr>
-    </w:p>
-    <w:p>
-      <w:pPr>
-        <w:autoSpaceDE w:val="0"/>
-        <w:autoSpaceDN w:val="0"/>
-        <w:adjustRightInd w:val="0"/>
-        <w:spacing w:before="120" w:after="120" w:line="360" w:lineRule="auto"/>
-        <w:ind w:firstLine="708"/>
-        <w:rPr>
-          <w:rStyle w:val="TEXTOART"/>
-          <w:rFonts w:eastAsia="Batang"/>
-          <w:sz w:val="24"/>
-        </w:rPr>
-      </w:pPr>
-    </w:p>
-    <w:p>
-      <w:pPr>
-        <w:autoSpaceDE w:val="0"/>
-        <w:autoSpaceDN w:val="0"/>
-        <w:adjustRightInd w:val="0"/>
-        <w:spacing w:before="120" w:after="120" w:line="360" w:lineRule="auto"/>
-        <w:ind w:firstLine="708"/>
-        <w:rPr>
-          <w:rStyle w:val="TEXTOART"/>
-          <w:rFonts w:eastAsia="Batang"/>
-          <w:sz w:val="24"/>
-        </w:rPr>
-      </w:pPr>
-    </w:p>
-    <w:p>
-      <w:pPr>
-        <w:autoSpaceDE w:val="0"/>
-        <w:autoSpaceDN w:val="0"/>
-        <w:adjustRightInd w:val="0"/>
-        <w:spacing w:before="120" w:after="120" w:line="360" w:lineRule="auto"/>
-        <w:ind w:firstLine="708"/>
-        <w:rPr>
-          <w:rStyle w:val="TEXTOART"/>
-          <w:rFonts w:eastAsia="Batang"/>
-          <w:sz w:val="24"/>
-        </w:rPr>
-      </w:pPr>
-    </w:p>
-    <w:p>
-      <w:pPr>
-        <w:autoSpaceDE w:val="0"/>
-        <w:autoSpaceDN w:val="0"/>
-        <w:adjustRightInd w:val="0"/>
-        <w:spacing w:before="120" w:after="120" w:line="360" w:lineRule="auto"/>
-        <w:ind w:firstLine="708"/>
-        <w:rPr>
-          <w:rStyle w:val="TEXTOART"/>
-          <w:rFonts w:eastAsia="Batang"/>
-          <w:sz w:val="24"/>
-        </w:rPr>
-      </w:pPr>
-    </w:p>
-    <w:p>
-      <w:pPr>
-        <w:pStyle w:val="APARTADO1"/>
-        <w:rPr>
-          <w:rFonts w:ascii="Times New Roman" w:hAnsi="Times New Roman"/>
-          <w:color w:val="auto"/>
-          <w:sz w:val="32"/>
-          <w:szCs w:val="32"/>
-        </w:rPr>
-      </w:pPr>
-      <w:r>
-        <w:rPr>
-          <w:rFonts w:ascii="Times New Roman" w:hAnsi="Times New Roman"/>
-          <w:color w:val="auto"/>
-          <w:sz w:val="32"/>
-          <w:szCs w:val="32"/>
-        </w:rPr>
-        <w:t>CAPÍTULO 4 (Inicia en una página nueva)</w:t>
-      </w:r>
-    </w:p>
-    <w:p>
-      <w:pPr>
-        <w:pStyle w:val="APARTADO1"/>
-        <w:spacing w:after="240"/>
+        <w:t>12 ptos. espaciado posterior</w:t>
+      </w:r>
+      <w:r>
         <w:rPr>
           <w:rFonts w:ascii="Times New Roman" w:hAnsi="Times New Roman"/>
           <w:color w:val="000000" w:themeColor="text1"/>
           <w:sz w:val="32"/>
           <w:szCs w:val="32"/>
         </w:rPr>
-      </w:pPr>
-      <w:r>
-        <w:rPr>
-          <w:rFonts w:ascii="Times New Roman" w:hAnsi="Times New Roman"/>
-          <w:color w:val="000000" w:themeColor="text1"/>
-          <w:sz w:val="32"/>
-          <w:szCs w:val="32"/>
-        </w:rPr>
-        <w:t xml:space="preserve">4. RESULTADOS </w:t>
-      </w:r>
-      <w:r>
-        <w:rPr>
-          <w:rFonts w:ascii="Times New Roman" w:hAnsi="Times New Roman"/>
-          <w:color w:val="000000" w:themeColor="text1"/>
-          <w:sz w:val="32"/>
-          <w:szCs w:val="32"/>
-        </w:rPr>
-        <w:sym w:font="Wingdings" w:char="F0E0"/>
-      </w:r>
-      <w:r>
-        <w:rPr>
-          <w:rFonts w:ascii="Times New Roman" w:hAnsi="Times New Roman"/>
-          <w:color w:val="000000" w:themeColor="text1"/>
-          <w:sz w:val="32"/>
-          <w:szCs w:val="32"/>
-        </w:rPr>
-        <w:t xml:space="preserve">(Times, negrita, 16, mayúscula, las mayúsculas van tildadas, </w:t>
-      </w:r>
-      <w:r>
-        <w:rPr>
-          <w:rFonts w:ascii="Times New Roman" w:hAnsi="Times New Roman"/>
-          <w:color w:val="auto"/>
-          <w:sz w:val="32"/>
-          <w:szCs w:val="32"/>
-        </w:rPr>
-        <w:t>alineación izqda.</w:t>
-      </w:r>
-      <w:r>
-        <w:rPr>
-          <w:rFonts w:ascii="Times New Roman" w:hAnsi="Times New Roman"/>
-          <w:color w:val="000000" w:themeColor="text1"/>
-          <w:sz w:val="32"/>
-          <w:szCs w:val="32"/>
-        </w:rPr>
-        <w:t xml:space="preserve"> </w:t>
-      </w:r>
-      <w:r>
-        <w:rPr>
-          <w:rFonts w:ascii="Times New Roman" w:eastAsia="SimSun" w:hAnsi="Times New Roman"/>
-          <w:color w:val="000000" w:themeColor="text1"/>
-          <w:sz w:val="32"/>
-          <w:szCs w:val="32"/>
-          <w:lang w:eastAsia="ar-SA"/>
-        </w:rPr>
-        <w:t xml:space="preserve">12 </w:t>
-      </w:r>
-      <w:proofErr w:type="spellStart"/>
-      <w:r>
-        <w:rPr>
-          <w:rFonts w:ascii="Times New Roman" w:eastAsia="SimSun" w:hAnsi="Times New Roman"/>
-          <w:color w:val="000000" w:themeColor="text1"/>
-          <w:sz w:val="32"/>
-          <w:szCs w:val="32"/>
-          <w:lang w:eastAsia="ar-SA"/>
-        </w:rPr>
-        <w:t>ptos</w:t>
-      </w:r>
-      <w:proofErr w:type="spellEnd"/>
-      <w:r>
-        <w:rPr>
-          <w:rFonts w:ascii="Times New Roman" w:eastAsia="SimSun" w:hAnsi="Times New Roman"/>
-          <w:color w:val="000000" w:themeColor="text1"/>
-          <w:sz w:val="32"/>
-          <w:szCs w:val="32"/>
-          <w:lang w:eastAsia="ar-SA"/>
-        </w:rPr>
-        <w:t>. espaciado posterior</w:t>
-      </w:r>
-      <w:r>
-        <w:rPr>
-          <w:rFonts w:ascii="Times New Roman" w:hAnsi="Times New Roman"/>
-          <w:color w:val="000000" w:themeColor="text1"/>
-          <w:sz w:val="32"/>
-          <w:szCs w:val="32"/>
-        </w:rPr>
         <w:t>)</w:t>
       </w:r>
     </w:p>
@@ -11672,7 +11004,7 @@
         <w:rPr>
           <w:rFonts w:ascii="Times New Roman" w:hAnsi="Times New Roman" w:cs="Times New Roman"/>
           <w:noProof/>
-          <w:lang w:eastAsia="es-EC"/>
+          <w:lang w:val="es-AR" w:eastAsia="es-AR"/>
         </w:rPr>
         <w:drawing>
           <wp:inline distT="0" distB="0" distL="0" distR="0" wp14:anchorId="2B24AD19" wp14:editId="39115E24">
@@ -12314,29 +11646,7 @@
           <w:szCs w:val="32"/>
           <w:lang w:eastAsia="ar-SA"/>
         </w:rPr>
-        <w:t xml:space="preserve">(12 </w:t>
-      </w:r>
-      <w:proofErr w:type="spellStart"/>
-      <w:r>
-        <w:rPr>
-          <w:rFonts w:ascii="Times New Roman" w:eastAsia="SimSun" w:hAnsi="Times New Roman"/>
-          <w:color w:val="000000" w:themeColor="text1"/>
-          <w:sz w:val="32"/>
-          <w:szCs w:val="32"/>
-          <w:lang w:eastAsia="ar-SA"/>
-        </w:rPr>
-        <w:t>ptos</w:t>
-      </w:r>
-      <w:proofErr w:type="spellEnd"/>
-      <w:r>
-        <w:rPr>
-          <w:rFonts w:ascii="Times New Roman" w:eastAsia="SimSun" w:hAnsi="Times New Roman"/>
-          <w:color w:val="000000" w:themeColor="text1"/>
-          <w:sz w:val="32"/>
-          <w:szCs w:val="32"/>
-          <w:lang w:eastAsia="ar-SA"/>
-        </w:rPr>
-        <w:t>. espaciado posterior)</w:t>
+        <w:t>(12 ptos. espaciado posterior)</w:t>
       </w:r>
     </w:p>
     <w:p>
@@ -12777,31 +12087,7 @@
           <w:szCs w:val="32"/>
           <w:lang w:eastAsia="ar-SA"/>
         </w:rPr>
-        <w:t xml:space="preserve">(12 </w:t>
-      </w:r>
-      <w:proofErr w:type="spellStart"/>
-      <w:r>
-        <w:rPr>
-          <w:rFonts w:eastAsia="SimSun"/>
-          <w:b/>
-          <w:color w:val="000000" w:themeColor="text1"/>
-          <w:sz w:val="32"/>
-          <w:szCs w:val="32"/>
-          <w:lang w:eastAsia="ar-SA"/>
-        </w:rPr>
-        <w:t>ptos</w:t>
-      </w:r>
-      <w:proofErr w:type="spellEnd"/>
-      <w:r>
-        <w:rPr>
-          <w:rFonts w:eastAsia="SimSun"/>
-          <w:b/>
-          <w:color w:val="000000" w:themeColor="text1"/>
-          <w:sz w:val="32"/>
-          <w:szCs w:val="32"/>
-          <w:lang w:eastAsia="ar-SA"/>
-        </w:rPr>
-        <w:t>. espaciado posterior</w:t>
+        <w:t>(12 ptos. espaciado posterior</w:t>
       </w:r>
       <w:r>
         <w:rPr>
@@ -12830,7 +12116,7 @@
       <w:r>
         <w:rPr>
           <w:noProof/>
-          <w:lang w:val="es-EC" w:eastAsia="es-EC"/>
+          <w:lang w:val="es-AR" w:eastAsia="es-AR"/>
         </w:rPr>
         <w:drawing>
           <wp:anchor distT="0" distB="0" distL="114300" distR="114300" simplePos="0" relativeHeight="251663360" behindDoc="0" locked="0" layoutInCell="1" allowOverlap="1" wp14:anchorId="6DD32C26" wp14:editId="141B8B96">
@@ -13093,43 +12379,7 @@
           <w:rFonts w:eastAsia="Batang"/>
           <w:sz w:val="24"/>
         </w:rPr>
-        <w:t xml:space="preserve"> El interlineado será 1.0 y 6 </w:t>
-      </w:r>
-      <w:proofErr w:type="spellStart"/>
-      <w:r>
-        <w:rPr>
-          <w:rStyle w:val="TEXTOART"/>
-          <w:rFonts w:eastAsia="Batang"/>
-          <w:sz w:val="24"/>
-        </w:rPr>
-        <w:t>ptos</w:t>
-      </w:r>
-      <w:proofErr w:type="spellEnd"/>
-      <w:r>
-        <w:rPr>
-          <w:rStyle w:val="TEXTOART"/>
-          <w:rFonts w:eastAsia="Batang"/>
-          <w:sz w:val="24"/>
-        </w:rPr>
-        <w:t xml:space="preserve">. </w:t>
-      </w:r>
-      <w:proofErr w:type="gramStart"/>
-      <w:r>
-        <w:rPr>
-          <w:rStyle w:val="TEXTOART"/>
-          <w:rFonts w:eastAsia="Batang"/>
-          <w:sz w:val="24"/>
-        </w:rPr>
-        <w:t>espaciado</w:t>
-      </w:r>
-      <w:proofErr w:type="gramEnd"/>
-      <w:r>
-        <w:rPr>
-          <w:rStyle w:val="TEXTOART"/>
-          <w:rFonts w:eastAsia="Batang"/>
-          <w:sz w:val="24"/>
-        </w:rPr>
-        <w:t xml:space="preserve"> posterior entre cada referencia: ejemplo</w:t>
+        <w:t xml:space="preserve"> El interlineado será 1.0 y 6 ptos. espaciado posterior entre cada referencia: ejemplo</w:t>
       </w:r>
     </w:p>
     <w:p>
@@ -13213,7 +12463,6 @@
           <w:lang w:val="es-EC" w:eastAsia="en-US"/>
         </w:rPr>
       </w:pPr>
-      <w:proofErr w:type="spellStart"/>
       <w:r>
         <w:rPr>
           <w:rFonts w:ascii="Times New Roman" w:eastAsiaTheme="minorHAnsi" w:hAnsi="Times New Roman"/>
@@ -13221,47 +12470,7 @@
           <w:szCs w:val="24"/>
           <w:lang w:val="es-EC" w:eastAsia="en-US"/>
         </w:rPr>
-        <w:t>Autor</w:t>
-      </w:r>
-      <w:proofErr w:type="gramStart"/>
-      <w:r>
-        <w:rPr>
-          <w:rFonts w:ascii="Times New Roman" w:eastAsiaTheme="minorHAnsi" w:hAnsi="Times New Roman"/>
-          <w:color w:val="auto"/>
-          <w:szCs w:val="24"/>
-          <w:lang w:val="es-EC" w:eastAsia="en-US"/>
-        </w:rPr>
-        <w:t>,_</w:t>
-      </w:r>
-      <w:proofErr w:type="gramEnd"/>
-      <w:r>
-        <w:rPr>
-          <w:rFonts w:ascii="Times New Roman" w:eastAsiaTheme="minorHAnsi" w:hAnsi="Times New Roman"/>
-          <w:color w:val="auto"/>
-          <w:szCs w:val="24"/>
-          <w:lang w:val="es-EC" w:eastAsia="en-US"/>
-        </w:rPr>
-        <w:t>X._Y</w:t>
-      </w:r>
-      <w:proofErr w:type="spellEnd"/>
-      <w:r>
-        <w:rPr>
-          <w:rFonts w:ascii="Times New Roman" w:eastAsiaTheme="minorHAnsi" w:hAnsi="Times New Roman"/>
-          <w:color w:val="auto"/>
-          <w:szCs w:val="24"/>
-          <w:lang w:val="es-EC" w:eastAsia="en-US"/>
-        </w:rPr>
-        <w:t xml:space="preserve">._(AÑO). Título del </w:t>
-      </w:r>
-      <w:proofErr w:type="spellStart"/>
-      <w:r>
-        <w:rPr>
-          <w:rFonts w:ascii="Times New Roman" w:eastAsiaTheme="minorHAnsi" w:hAnsi="Times New Roman"/>
-          <w:color w:val="auto"/>
-          <w:szCs w:val="24"/>
-          <w:lang w:val="es-EC" w:eastAsia="en-US"/>
-        </w:rPr>
-        <w:t>artículo._</w:t>
+        <w:t>Autor,_X._Y._(AÑO). Título del artículo._</w:t>
       </w:r>
       <w:r>
         <w:rPr>
@@ -13272,57 +12481,8 @@
           <w:szCs w:val="24"/>
           <w:lang w:val="es-EC" w:eastAsia="en-US"/>
         </w:rPr>
-        <w:t>Título</w:t>
-      </w:r>
-      <w:proofErr w:type="spellEnd"/>
-      <w:r>
-        <w:rPr>
-          <w:rFonts w:ascii="Times New Roman" w:eastAsiaTheme="minorHAnsi" w:hAnsi="Times New Roman"/>
-          <w:i/>
-          <w:iCs/>
-          <w:color w:val="auto"/>
-          <w:szCs w:val="24"/>
-          <w:lang w:val="es-EC" w:eastAsia="en-US"/>
-        </w:rPr>
-        <w:t xml:space="preserve"> de la </w:t>
-      </w:r>
-      <w:proofErr w:type="spellStart"/>
-      <w:r>
-        <w:rPr>
-          <w:rFonts w:ascii="Times New Roman" w:eastAsiaTheme="minorHAnsi" w:hAnsi="Times New Roman"/>
-          <w:i/>
-          <w:iCs/>
-          <w:color w:val="auto"/>
-          <w:szCs w:val="24"/>
-          <w:lang w:val="es-EC" w:eastAsia="en-US"/>
-        </w:rPr>
-        <w:t>revista</w:t>
-      </w:r>
-      <w:proofErr w:type="gramStart"/>
-      <w:r>
-        <w:rPr>
-          <w:rFonts w:ascii="Times New Roman" w:eastAsiaTheme="minorHAnsi" w:hAnsi="Times New Roman"/>
-          <w:i/>
-          <w:iCs/>
-          <w:color w:val="auto"/>
-          <w:szCs w:val="24"/>
-          <w:lang w:val="es-EC" w:eastAsia="en-US"/>
-        </w:rPr>
-        <w:t>,_</w:t>
-      </w:r>
-      <w:proofErr w:type="gramEnd"/>
-      <w:r>
-        <w:rPr>
-          <w:rFonts w:ascii="Times New Roman" w:eastAsiaTheme="minorHAnsi" w:hAnsi="Times New Roman"/>
-          <w:i/>
-          <w:iCs/>
-          <w:color w:val="auto"/>
-          <w:szCs w:val="24"/>
-          <w:lang w:val="es-EC" w:eastAsia="en-US"/>
-        </w:rPr>
-        <w:t>Volumen</w:t>
-      </w:r>
-      <w:proofErr w:type="spellEnd"/>
+        <w:t>Título de la revista,_Volumen</w:t>
+      </w:r>
       <w:r>
         <w:rPr>
           <w:rFonts w:ascii="Times New Roman" w:eastAsiaTheme="minorHAnsi" w:hAnsi="Times New Roman"/>
@@ -13330,39 +12490,19 @@
           <w:szCs w:val="24"/>
           <w:lang w:val="es-EC" w:eastAsia="en-US"/>
         </w:rPr>
-        <w:t>(número),_</w:t>
-      </w:r>
-      <w:proofErr w:type="spellStart"/>
-      <w:r>
+        <w:t>(número),_pp-pp.</w:t>
+      </w:r>
+    </w:p>
+    <w:p>
+      <w:pPr>
+        <w:pStyle w:val="APARTADO11"/>
+        <w:ind w:left="709" w:hanging="709"/>
         <w:rPr>
           <w:rFonts w:ascii="Times New Roman" w:eastAsiaTheme="minorHAnsi" w:hAnsi="Times New Roman"/>
           <w:color w:val="auto"/>
           <w:szCs w:val="24"/>
           <w:lang w:val="es-EC" w:eastAsia="en-US"/>
         </w:rPr>
-        <w:t>pp</w:t>
-      </w:r>
-      <w:proofErr w:type="spellEnd"/>
-      <w:r>
-        <w:rPr>
-          <w:rFonts w:ascii="Times New Roman" w:eastAsiaTheme="minorHAnsi" w:hAnsi="Times New Roman"/>
-          <w:color w:val="auto"/>
-          <w:szCs w:val="24"/>
-          <w:lang w:val="es-EC" w:eastAsia="en-US"/>
-        </w:rPr>
-        <w:t>-pp.</w:t>
-      </w:r>
-    </w:p>
-    <w:p>
-      <w:pPr>
-        <w:pStyle w:val="APARTADO11"/>
-        <w:ind w:left="709" w:hanging="709"/>
-        <w:rPr>
-          <w:rFonts w:ascii="Times New Roman" w:eastAsiaTheme="minorHAnsi" w:hAnsi="Times New Roman"/>
-          <w:color w:val="auto"/>
-          <w:szCs w:val="24"/>
-          <w:lang w:val="es-EC" w:eastAsia="en-US"/>
-        </w:rPr>
       </w:pPr>
     </w:p>
     <w:p>
@@ -13383,34 +12523,7 @@
           <w:sz w:val="24"/>
           <w:lang w:val="es-EC" w:eastAsia="en-US"/>
         </w:rPr>
-        <w:t>Autor1</w:t>
-      </w:r>
-      <w:proofErr w:type="gramStart"/>
-      <w:r>
-        <w:rPr>
-          <w:rFonts w:eastAsiaTheme="minorHAnsi"/>
-          <w:sz w:val="24"/>
-          <w:lang w:val="es-EC" w:eastAsia="en-US"/>
-        </w:rPr>
-        <w:t>,_</w:t>
-      </w:r>
-      <w:proofErr w:type="gramEnd"/>
-      <w:r>
-        <w:rPr>
-          <w:rFonts w:eastAsiaTheme="minorHAnsi"/>
-          <w:sz w:val="24"/>
-          <w:lang w:val="es-EC" w:eastAsia="en-US"/>
-        </w:rPr>
-        <w:t xml:space="preserve">X._Y.,_&amp;_Autor2,_X._Y._(AÑO)._Título del </w:t>
-      </w:r>
-      <w:proofErr w:type="spellStart"/>
-      <w:r>
-        <w:rPr>
-          <w:rFonts w:eastAsiaTheme="minorHAnsi"/>
-          <w:sz w:val="24"/>
-          <w:lang w:val="es-EC" w:eastAsia="en-US"/>
-        </w:rPr>
-        <w:t>artículo._</w:t>
+        <w:t>Autor1,_X._Y.,_&amp;_Autor2,_X._Y._(AÑO)._Título del artículo._</w:t>
       </w:r>
       <w:r>
         <w:rPr>
@@ -13420,56 +12533,15 @@
           <w:sz w:val="24"/>
           <w:lang w:val="es-EC" w:eastAsia="en-US"/>
         </w:rPr>
-        <w:t>Título</w:t>
-      </w:r>
-      <w:proofErr w:type="spellEnd"/>
+        <w:t>Título de la revista,_Volumen</w:t>
+      </w:r>
       <w:r>
         <w:rPr>
           <w:rFonts w:eastAsiaTheme="minorHAnsi"/>
-          <w:i/>
-          <w:iCs/>
           <w:sz w:val="24"/>
           <w:lang w:val="es-EC" w:eastAsia="en-US"/>
         </w:rPr>
-        <w:t xml:space="preserve"> de la </w:t>
-      </w:r>
-      <w:proofErr w:type="spellStart"/>
-      <w:r>
-        <w:rPr>
-          <w:rFonts w:eastAsiaTheme="minorHAnsi"/>
-          <w:i/>
-          <w:iCs/>
-          <w:sz w:val="24"/>
-          <w:lang w:val="es-EC" w:eastAsia="en-US"/>
-        </w:rPr>
-        <w:t>revista,_Volumen</w:t>
-      </w:r>
-      <w:proofErr w:type="spellEnd"/>
-      <w:r>
-        <w:rPr>
-          <w:rFonts w:eastAsiaTheme="minorHAnsi"/>
-          <w:sz w:val="24"/>
-          <w:lang w:val="es-EC" w:eastAsia="en-US"/>
-        </w:rPr>
-        <w:t>(número),_</w:t>
-      </w:r>
-      <w:proofErr w:type="spellStart"/>
-      <w:r>
-        <w:rPr>
-          <w:rFonts w:eastAsiaTheme="minorHAnsi"/>
-          <w:sz w:val="24"/>
-          <w:lang w:val="es-EC" w:eastAsia="en-US"/>
-        </w:rPr>
-        <w:t>pp</w:t>
-      </w:r>
-      <w:proofErr w:type="spellEnd"/>
-      <w:r>
-        <w:rPr>
-          <w:rFonts w:eastAsiaTheme="minorHAnsi"/>
-          <w:sz w:val="24"/>
-          <w:lang w:val="es-EC" w:eastAsia="en-US"/>
-        </w:rPr>
-        <w:t>-pp.</w:t>
+        <w:t>(número),_pp-pp.</w:t>
       </w:r>
     </w:p>
     <w:p>
@@ -13509,133 +12581,12 @@
                 <w:szCs w:val="24"/>
               </w:rPr>
             </w:pPr>
-            <w:proofErr w:type="spellStart"/>
             <w:r>
               <w:rPr>
                 <w:sz w:val="24"/>
                 <w:szCs w:val="24"/>
               </w:rPr>
-              <w:t>Ainscow</w:t>
-            </w:r>
-            <w:proofErr w:type="spellEnd"/>
-            <w:r>
-              <w:rPr>
-                <w:sz w:val="24"/>
-                <w:szCs w:val="24"/>
-              </w:rPr>
-              <w:t xml:space="preserve">, M., &amp; </w:t>
-            </w:r>
-            <w:proofErr w:type="spellStart"/>
-            <w:r>
-              <w:rPr>
-                <w:sz w:val="24"/>
-                <w:szCs w:val="24"/>
-              </w:rPr>
-              <w:t>Sandill</w:t>
-            </w:r>
-            <w:proofErr w:type="spellEnd"/>
-            <w:r>
-              <w:rPr>
-                <w:sz w:val="24"/>
-                <w:szCs w:val="24"/>
-              </w:rPr>
-              <w:t xml:space="preserve">, A. (2010). </w:t>
-            </w:r>
-            <w:proofErr w:type="spellStart"/>
-            <w:r>
-              <w:rPr>
-                <w:sz w:val="24"/>
-                <w:szCs w:val="24"/>
-              </w:rPr>
-              <w:t>Developing</w:t>
-            </w:r>
-            <w:proofErr w:type="spellEnd"/>
-            <w:r>
-              <w:rPr>
-                <w:sz w:val="24"/>
-                <w:szCs w:val="24"/>
-              </w:rPr>
-              <w:t xml:space="preserve"> inclusive </w:t>
-            </w:r>
-            <w:proofErr w:type="spellStart"/>
-            <w:r>
-              <w:rPr>
-                <w:sz w:val="24"/>
-                <w:szCs w:val="24"/>
-              </w:rPr>
-              <w:t>education</w:t>
-            </w:r>
-            <w:proofErr w:type="spellEnd"/>
-            <w:r>
-              <w:rPr>
-                <w:sz w:val="24"/>
-                <w:szCs w:val="24"/>
-              </w:rPr>
-              <w:t xml:space="preserve"> </w:t>
-            </w:r>
-            <w:proofErr w:type="spellStart"/>
-            <w:r>
-              <w:rPr>
-                <w:sz w:val="24"/>
-                <w:szCs w:val="24"/>
-              </w:rPr>
-              <w:t>systems</w:t>
-            </w:r>
-            <w:proofErr w:type="spellEnd"/>
-            <w:r>
-              <w:rPr>
-                <w:sz w:val="24"/>
-                <w:szCs w:val="24"/>
-              </w:rPr>
-              <w:t xml:space="preserve">: </w:t>
-            </w:r>
-            <w:proofErr w:type="spellStart"/>
-            <w:r>
-              <w:rPr>
-                <w:sz w:val="24"/>
-                <w:szCs w:val="24"/>
-              </w:rPr>
-              <w:t>the</w:t>
-            </w:r>
-            <w:proofErr w:type="spellEnd"/>
-            <w:r>
-              <w:rPr>
-                <w:sz w:val="24"/>
-                <w:szCs w:val="24"/>
-              </w:rPr>
-              <w:t xml:space="preserve"> role of </w:t>
-            </w:r>
-            <w:proofErr w:type="spellStart"/>
-            <w:r>
-              <w:rPr>
-                <w:sz w:val="24"/>
-                <w:szCs w:val="24"/>
-              </w:rPr>
-              <w:t>organisational</w:t>
-            </w:r>
-            <w:proofErr w:type="spellEnd"/>
-            <w:r>
-              <w:rPr>
-                <w:sz w:val="24"/>
-                <w:szCs w:val="24"/>
-              </w:rPr>
-              <w:t xml:space="preserve"> cultures and </w:t>
-            </w:r>
-            <w:proofErr w:type="spellStart"/>
-            <w:r>
-              <w:rPr>
-                <w:sz w:val="24"/>
-                <w:szCs w:val="24"/>
-              </w:rPr>
-              <w:t>leadership</w:t>
-            </w:r>
-            <w:proofErr w:type="spellEnd"/>
-            <w:r>
-              <w:rPr>
-                <w:sz w:val="24"/>
-                <w:szCs w:val="24"/>
-              </w:rPr>
-              <w:t xml:space="preserve">. </w:t>
+              <w:t xml:space="preserve">Ainscow, M., &amp; Sandill, A. (2010). Developing inclusive education systems: the role of organisational cultures and leadership. </w:t>
             </w:r>
             <w:r>
               <w:rPr>
@@ -13643,36 +12594,8 @@
                 <w:sz w:val="24"/>
                 <w:szCs w:val="24"/>
               </w:rPr>
-              <w:t xml:space="preserve">International </w:t>
+              <w:t>International Journal of Inclusive Education</w:t>
             </w:r>
-            <w:proofErr w:type="spellStart"/>
-            <w:r>
-              <w:rPr>
-                <w:i/>
-                <w:sz w:val="24"/>
-                <w:szCs w:val="24"/>
-              </w:rPr>
-              <w:t>Journal</w:t>
-            </w:r>
-            <w:proofErr w:type="spellEnd"/>
-            <w:r>
-              <w:rPr>
-                <w:i/>
-                <w:sz w:val="24"/>
-                <w:szCs w:val="24"/>
-              </w:rPr>
-              <w:t xml:space="preserve"> of Inclusive </w:t>
-            </w:r>
-            <w:proofErr w:type="spellStart"/>
-            <w:r>
-              <w:rPr>
-                <w:i/>
-                <w:sz w:val="24"/>
-                <w:szCs w:val="24"/>
-              </w:rPr>
-              <w:t>Education</w:t>
-            </w:r>
-            <w:proofErr w:type="spellEnd"/>
             <w:r>
               <w:rPr>
                 <w:sz w:val="24"/>
@@ -13727,144 +12650,55 @@
           <w:szCs w:val="24"/>
           <w:lang w:val="es-EC" w:eastAsia="en-US"/>
         </w:rPr>
-        <w:t xml:space="preserve">Es opcional presentar el </w:t>
-      </w:r>
-      <w:proofErr w:type="spellStart"/>
-      <w:r>
+        <w:t>Es opcional presentar el doi  (</w:t>
+      </w:r>
+      <w:r>
+        <w:rPr>
+          <w:rFonts w:ascii="Times New Roman" w:hAnsi="Times New Roman"/>
+          <w:color w:val="222222"/>
+          <w:shd w:val="clear" w:color="auto" w:fill="FFFFFF"/>
+        </w:rPr>
+        <w:t>digital object identifier</w:t>
+      </w:r>
+      <w:r>
+        <w:rPr>
+          <w:rFonts w:ascii="Times New Roman" w:hAnsi="Times New Roman"/>
+          <w:color w:val="222222"/>
+          <w:shd w:val="clear" w:color="auto" w:fill="FFFFFF"/>
+        </w:rPr>
+        <w:t>).</w:t>
+      </w:r>
+    </w:p>
+    <w:p>
+      <w:pPr>
+        <w:pStyle w:val="APARTADO11"/>
         <w:rPr>
           <w:rFonts w:ascii="Times New Roman" w:eastAsiaTheme="minorHAnsi" w:hAnsi="Times New Roman"/>
           <w:color w:val="auto"/>
           <w:szCs w:val="24"/>
           <w:lang w:val="es-EC" w:eastAsia="en-US"/>
         </w:rPr>
-        <w:t>doi</w:t>
-      </w:r>
-      <w:proofErr w:type="spellEnd"/>
-      <w:r>
+      </w:pPr>
+    </w:p>
+    <w:p>
+      <w:pPr>
+        <w:pStyle w:val="APARTADO11"/>
+        <w:ind w:left="709" w:hanging="709"/>
         <w:rPr>
           <w:rFonts w:ascii="Times New Roman" w:eastAsiaTheme="minorHAnsi" w:hAnsi="Times New Roman"/>
           <w:color w:val="auto"/>
           <w:szCs w:val="24"/>
           <w:lang w:val="es-EC" w:eastAsia="en-US"/>
         </w:rPr>
-        <w:t xml:space="preserve">  (</w:t>
-      </w:r>
-      <w:r>
-        <w:rPr>
-          <w:rFonts w:ascii="Times New Roman" w:hAnsi="Times New Roman"/>
-          <w:color w:val="222222"/>
-          <w:shd w:val="clear" w:color="auto" w:fill="FFFFFF"/>
-        </w:rPr>
-        <w:t xml:space="preserve">digital </w:t>
-      </w:r>
-      <w:proofErr w:type="spellStart"/>
-      <w:r>
-        <w:rPr>
-          <w:rFonts w:ascii="Times New Roman" w:hAnsi="Times New Roman"/>
-          <w:color w:val="222222"/>
-          <w:shd w:val="clear" w:color="auto" w:fill="FFFFFF"/>
-        </w:rPr>
-        <w:t>object</w:t>
-      </w:r>
-      <w:proofErr w:type="spellEnd"/>
-      <w:r>
-        <w:rPr>
-          <w:rFonts w:ascii="Times New Roman" w:hAnsi="Times New Roman"/>
-          <w:color w:val="222222"/>
-          <w:shd w:val="clear" w:color="auto" w:fill="FFFFFF"/>
-        </w:rPr>
-        <w:t xml:space="preserve"> </w:t>
-      </w:r>
-      <w:proofErr w:type="spellStart"/>
-      <w:r>
-        <w:rPr>
-          <w:rFonts w:ascii="Times New Roman" w:hAnsi="Times New Roman"/>
-          <w:color w:val="222222"/>
-          <w:shd w:val="clear" w:color="auto" w:fill="FFFFFF"/>
-        </w:rPr>
-        <w:t>identifier</w:t>
-      </w:r>
-      <w:proofErr w:type="spellEnd"/>
-      <w:r>
-        <w:rPr>
-          <w:rFonts w:ascii="Times New Roman" w:hAnsi="Times New Roman"/>
-          <w:color w:val="222222"/>
-          <w:shd w:val="clear" w:color="auto" w:fill="FFFFFF"/>
-        </w:rPr>
-        <w:t>).</w:t>
-      </w:r>
-    </w:p>
-    <w:p>
-      <w:pPr>
-        <w:pStyle w:val="APARTADO11"/>
+      </w:pPr>
+      <w:r>
         <w:rPr>
           <w:rFonts w:ascii="Times New Roman" w:eastAsiaTheme="minorHAnsi" w:hAnsi="Times New Roman"/>
           <w:color w:val="auto"/>
           <w:szCs w:val="24"/>
           <w:lang w:val="es-EC" w:eastAsia="en-US"/>
         </w:rPr>
-      </w:pPr>
-    </w:p>
-    <w:p>
-      <w:pPr>
-        <w:pStyle w:val="APARTADO11"/>
-        <w:ind w:left="709" w:hanging="709"/>
-        <w:rPr>
-          <w:rFonts w:ascii="Times New Roman" w:eastAsiaTheme="minorHAnsi" w:hAnsi="Times New Roman"/>
-          <w:color w:val="auto"/>
-          <w:szCs w:val="24"/>
-          <w:lang w:val="es-EC" w:eastAsia="en-US"/>
-        </w:rPr>
-      </w:pPr>
-      <w:proofErr w:type="spellStart"/>
-      <w:r>
-        <w:rPr>
-          <w:rFonts w:ascii="Times New Roman" w:eastAsiaTheme="minorHAnsi" w:hAnsi="Times New Roman"/>
-          <w:color w:val="auto"/>
-          <w:szCs w:val="24"/>
-          <w:lang w:val="es-EC" w:eastAsia="en-US"/>
-        </w:rPr>
-        <w:t>Autor</w:t>
-      </w:r>
-      <w:proofErr w:type="gramStart"/>
-      <w:r>
-        <w:rPr>
-          <w:rFonts w:ascii="Times New Roman" w:eastAsiaTheme="minorHAnsi" w:hAnsi="Times New Roman"/>
-          <w:color w:val="auto"/>
-          <w:szCs w:val="24"/>
-          <w:lang w:val="es-EC" w:eastAsia="en-US"/>
-        </w:rPr>
-        <w:t>,_</w:t>
-      </w:r>
-      <w:proofErr w:type="gramEnd"/>
-      <w:r>
-        <w:rPr>
-          <w:rFonts w:ascii="Times New Roman" w:eastAsiaTheme="minorHAnsi" w:hAnsi="Times New Roman"/>
-          <w:color w:val="auto"/>
-          <w:szCs w:val="24"/>
-          <w:lang w:val="es-EC" w:eastAsia="en-US"/>
-        </w:rPr>
-        <w:t>X._Y</w:t>
-      </w:r>
-      <w:proofErr w:type="spellEnd"/>
-      <w:r>
-        <w:rPr>
-          <w:rFonts w:ascii="Times New Roman" w:eastAsiaTheme="minorHAnsi" w:hAnsi="Times New Roman"/>
-          <w:color w:val="auto"/>
-          <w:szCs w:val="24"/>
-          <w:lang w:val="es-EC" w:eastAsia="en-US"/>
-        </w:rPr>
-        <w:t xml:space="preserve">._(AÑO). Título del </w:t>
-      </w:r>
-      <w:proofErr w:type="spellStart"/>
-      <w:r>
-        <w:rPr>
-          <w:rFonts w:ascii="Times New Roman" w:eastAsiaTheme="minorHAnsi" w:hAnsi="Times New Roman"/>
-          <w:color w:val="auto"/>
-          <w:szCs w:val="24"/>
-          <w:lang w:val="es-EC" w:eastAsia="en-US"/>
-        </w:rPr>
-        <w:t>artículo._</w:t>
+        <w:t>Autor,_X._Y._(AÑO). Título del artículo._</w:t>
       </w:r>
       <w:r>
         <w:rPr>
@@ -13875,57 +12709,8 @@
           <w:szCs w:val="24"/>
           <w:lang w:val="es-EC" w:eastAsia="en-US"/>
         </w:rPr>
-        <w:t>Título</w:t>
-      </w:r>
-      <w:proofErr w:type="spellEnd"/>
-      <w:r>
-        <w:rPr>
-          <w:rFonts w:ascii="Times New Roman" w:eastAsiaTheme="minorHAnsi" w:hAnsi="Times New Roman"/>
-          <w:i/>
-          <w:iCs/>
-          <w:color w:val="auto"/>
-          <w:szCs w:val="24"/>
-          <w:lang w:val="es-EC" w:eastAsia="en-US"/>
-        </w:rPr>
-        <w:t xml:space="preserve"> de la </w:t>
-      </w:r>
-      <w:proofErr w:type="spellStart"/>
-      <w:r>
-        <w:rPr>
-          <w:rFonts w:ascii="Times New Roman" w:eastAsiaTheme="minorHAnsi" w:hAnsi="Times New Roman"/>
-          <w:i/>
-          <w:iCs/>
-          <w:color w:val="auto"/>
-          <w:szCs w:val="24"/>
-          <w:lang w:val="es-EC" w:eastAsia="en-US"/>
-        </w:rPr>
-        <w:t>revista</w:t>
-      </w:r>
-      <w:proofErr w:type="gramStart"/>
-      <w:r>
-        <w:rPr>
-          <w:rFonts w:ascii="Times New Roman" w:eastAsiaTheme="minorHAnsi" w:hAnsi="Times New Roman"/>
-          <w:i/>
-          <w:iCs/>
-          <w:color w:val="auto"/>
-          <w:szCs w:val="24"/>
-          <w:lang w:val="es-EC" w:eastAsia="en-US"/>
-        </w:rPr>
-        <w:t>,_</w:t>
-      </w:r>
-      <w:proofErr w:type="gramEnd"/>
-      <w:r>
-        <w:rPr>
-          <w:rFonts w:ascii="Times New Roman" w:eastAsiaTheme="minorHAnsi" w:hAnsi="Times New Roman"/>
-          <w:i/>
-          <w:iCs/>
-          <w:color w:val="auto"/>
-          <w:szCs w:val="24"/>
-          <w:lang w:val="es-EC" w:eastAsia="en-US"/>
-        </w:rPr>
-        <w:t>Volumen</w:t>
-      </w:r>
-      <w:proofErr w:type="spellEnd"/>
+        <w:t>Título de la revista,_Volumen</w:t>
+      </w:r>
       <w:r>
         <w:rPr>
           <w:rFonts w:ascii="Times New Roman" w:eastAsiaTheme="minorHAnsi" w:hAnsi="Times New Roman"/>
@@ -13933,9 +12718,8 @@
           <w:szCs w:val="24"/>
           <w:lang w:val="es-EC" w:eastAsia="en-US"/>
         </w:rPr>
-        <w:t>(número),_</w:t>
-      </w:r>
-      <w:proofErr w:type="spellStart"/>
+        <w:t>(número),_pp-pp.</w:t>
+      </w:r>
       <w:r>
         <w:rPr>
           <w:rFonts w:ascii="Times New Roman" w:eastAsiaTheme="minorHAnsi" w:hAnsi="Times New Roman"/>
@@ -13943,9 +12727,8 @@
           <w:szCs w:val="24"/>
           <w:lang w:val="es-EC" w:eastAsia="en-US"/>
         </w:rPr>
-        <w:t>pp</w:t>
-      </w:r>
-      <w:proofErr w:type="spellEnd"/>
+        <w:t xml:space="preserve"> </w:t>
+      </w:r>
       <w:r>
         <w:rPr>
           <w:rFonts w:ascii="Times New Roman" w:eastAsiaTheme="minorHAnsi" w:hAnsi="Times New Roman"/>
@@ -13953,7 +12736,7 @@
           <w:szCs w:val="24"/>
           <w:lang w:val="es-EC" w:eastAsia="en-US"/>
         </w:rPr>
-        <w:t>-pp.</w:t>
+        <w:t>d</w:t>
       </w:r>
       <w:r>
         <w:rPr>
@@ -13962,10 +12745,8 @@
           <w:szCs w:val="24"/>
           <w:lang w:val="es-EC" w:eastAsia="en-US"/>
         </w:rPr>
-        <w:t xml:space="preserve"> </w:t>
-      </w:r>
-      <w:proofErr w:type="spellStart"/>
-      <w:proofErr w:type="gramStart"/>
+        <w:t>oi</w:t>
+      </w:r>
       <w:r>
         <w:rPr>
           <w:rFonts w:ascii="Times New Roman" w:eastAsiaTheme="minorHAnsi" w:hAnsi="Times New Roman"/>
@@ -13973,39 +12754,8 @@
           <w:szCs w:val="24"/>
           <w:lang w:val="es-EC" w:eastAsia="en-US"/>
         </w:rPr>
-        <w:t>d</w:t>
-      </w:r>
-      <w:r>
-        <w:rPr>
-          <w:rFonts w:ascii="Times New Roman" w:eastAsiaTheme="minorHAnsi" w:hAnsi="Times New Roman"/>
-          <w:color w:val="auto"/>
-          <w:szCs w:val="24"/>
-          <w:lang w:val="es-EC" w:eastAsia="en-US"/>
-        </w:rPr>
-        <w:t>oi</w:t>
-      </w:r>
-      <w:proofErr w:type="spellEnd"/>
-      <w:proofErr w:type="gramEnd"/>
-      <w:r>
-        <w:rPr>
-          <w:rFonts w:ascii="Times New Roman" w:eastAsiaTheme="minorHAnsi" w:hAnsi="Times New Roman"/>
-          <w:color w:val="auto"/>
-          <w:szCs w:val="24"/>
-          <w:lang w:val="es-EC" w:eastAsia="en-US"/>
-        </w:rPr>
-        <w:t xml:space="preserve">: </w:t>
-      </w:r>
-      <w:proofErr w:type="spellStart"/>
-      <w:r>
-        <w:rPr>
-          <w:rFonts w:ascii="Times New Roman" w:eastAsiaTheme="minorHAnsi" w:hAnsi="Times New Roman"/>
-          <w:color w:val="auto"/>
-          <w:szCs w:val="24"/>
-          <w:lang w:val="es-EC" w:eastAsia="en-US"/>
-        </w:rPr>
-        <w:t>xxxx</w:t>
-      </w:r>
-      <w:proofErr w:type="spellEnd"/>
+        <w:t>: xxxx</w:t>
+      </w:r>
     </w:p>
     <w:p>
       <w:pPr>
@@ -14045,103 +12795,13 @@
                 <w:lang w:val="es-EC" w:eastAsia="en-US"/>
               </w:rPr>
             </w:pPr>
-            <w:proofErr w:type="spellStart"/>
             <w:r>
               <w:rPr>
                 <w:rFonts w:ascii="Times New Roman" w:hAnsi="Times New Roman"/>
                 <w:color w:val="000000" w:themeColor="text1"/>
               </w:rPr>
-              <w:t>Baddeley</w:t>
+              <w:t xml:space="preserve">Baddeley, A. (2003). Working memory and language: an overview. </w:t>
             </w:r>
-            <w:proofErr w:type="spellEnd"/>
-            <w:r>
-              <w:rPr>
-                <w:rFonts w:ascii="Times New Roman" w:hAnsi="Times New Roman"/>
-                <w:color w:val="000000" w:themeColor="text1"/>
-              </w:rPr>
-              <w:t xml:space="preserve">, A. (2003). </w:t>
-            </w:r>
-            <w:proofErr w:type="spellStart"/>
-            <w:r>
-              <w:rPr>
-                <w:rFonts w:ascii="Times New Roman" w:hAnsi="Times New Roman"/>
-                <w:color w:val="000000" w:themeColor="text1"/>
-              </w:rPr>
-              <w:t>Working</w:t>
-            </w:r>
-            <w:proofErr w:type="spellEnd"/>
-            <w:r>
-              <w:rPr>
-                <w:rFonts w:ascii="Times New Roman" w:hAnsi="Times New Roman"/>
-                <w:color w:val="000000" w:themeColor="text1"/>
-              </w:rPr>
-              <w:t xml:space="preserve"> </w:t>
-            </w:r>
-            <w:proofErr w:type="spellStart"/>
-            <w:r>
-              <w:rPr>
-                <w:rFonts w:ascii="Times New Roman" w:hAnsi="Times New Roman"/>
-                <w:color w:val="000000" w:themeColor="text1"/>
-              </w:rPr>
-              <w:t>memory</w:t>
-            </w:r>
-            <w:proofErr w:type="spellEnd"/>
-            <w:r>
-              <w:rPr>
-                <w:rFonts w:ascii="Times New Roman" w:hAnsi="Times New Roman"/>
-                <w:color w:val="000000" w:themeColor="text1"/>
-              </w:rPr>
-              <w:t xml:space="preserve"> and </w:t>
-            </w:r>
-            <w:proofErr w:type="spellStart"/>
-            <w:r>
-              <w:rPr>
-                <w:rFonts w:ascii="Times New Roman" w:hAnsi="Times New Roman"/>
-                <w:color w:val="000000" w:themeColor="text1"/>
-              </w:rPr>
-              <w:t>language</w:t>
-            </w:r>
-            <w:proofErr w:type="spellEnd"/>
-            <w:r>
-              <w:rPr>
-                <w:rFonts w:ascii="Times New Roman" w:hAnsi="Times New Roman"/>
-                <w:color w:val="000000" w:themeColor="text1"/>
-              </w:rPr>
-              <w:t xml:space="preserve">: </w:t>
-            </w:r>
-            <w:proofErr w:type="spellStart"/>
-            <w:r>
-              <w:rPr>
-                <w:rFonts w:ascii="Times New Roman" w:hAnsi="Times New Roman"/>
-                <w:color w:val="000000" w:themeColor="text1"/>
-              </w:rPr>
-              <w:t>an</w:t>
-            </w:r>
-            <w:proofErr w:type="spellEnd"/>
-            <w:r>
-              <w:rPr>
-                <w:rFonts w:ascii="Times New Roman" w:hAnsi="Times New Roman"/>
-                <w:color w:val="000000" w:themeColor="text1"/>
-              </w:rPr>
-              <w:t xml:space="preserve"> </w:t>
-            </w:r>
-            <w:proofErr w:type="spellStart"/>
-            <w:r>
-              <w:rPr>
-                <w:rFonts w:ascii="Times New Roman" w:hAnsi="Times New Roman"/>
-                <w:color w:val="000000" w:themeColor="text1"/>
-              </w:rPr>
-              <w:t>overview</w:t>
-            </w:r>
-            <w:proofErr w:type="spellEnd"/>
-            <w:r>
-              <w:rPr>
-                <w:rFonts w:ascii="Times New Roman" w:hAnsi="Times New Roman"/>
-                <w:color w:val="000000" w:themeColor="text1"/>
-              </w:rPr>
-              <w:t xml:space="preserve">. </w:t>
-            </w:r>
-            <w:proofErr w:type="spellStart"/>
             <w:r>
               <w:rPr>
                 <w:rFonts w:ascii="Times New Roman" w:hAnsi="Times New Roman"/>
@@ -14156,52 +12816,7 @@
                 <w:i/>
                 <w:color w:val="000000" w:themeColor="text1"/>
               </w:rPr>
-              <w:t>rnal</w:t>
-            </w:r>
-            <w:proofErr w:type="spellEnd"/>
-            <w:r>
-              <w:rPr>
-                <w:rFonts w:ascii="Times New Roman" w:hAnsi="Times New Roman"/>
-                <w:i/>
-                <w:color w:val="000000" w:themeColor="text1"/>
-              </w:rPr>
-              <w:t xml:space="preserve"> of </w:t>
-            </w:r>
-            <w:proofErr w:type="spellStart"/>
-            <w:r>
-              <w:rPr>
-                <w:rFonts w:ascii="Times New Roman" w:hAnsi="Times New Roman"/>
-                <w:i/>
-                <w:color w:val="000000" w:themeColor="text1"/>
-              </w:rPr>
-              <w:t>Communication</w:t>
-            </w:r>
-            <w:proofErr w:type="spellEnd"/>
-            <w:r>
-              <w:rPr>
-                <w:rFonts w:ascii="Times New Roman" w:hAnsi="Times New Roman"/>
-                <w:i/>
-                <w:color w:val="000000" w:themeColor="text1"/>
-              </w:rPr>
-              <w:t xml:space="preserve"> </w:t>
-            </w:r>
-            <w:proofErr w:type="spellStart"/>
-            <w:r>
-              <w:rPr>
-                <w:rFonts w:ascii="Times New Roman" w:hAnsi="Times New Roman"/>
-                <w:i/>
-                <w:color w:val="000000" w:themeColor="text1"/>
-              </w:rPr>
-              <w:t>Disorders</w:t>
-            </w:r>
-            <w:proofErr w:type="spellEnd"/>
-            <w:r>
-              <w:rPr>
-                <w:rFonts w:ascii="Times New Roman" w:hAnsi="Times New Roman"/>
-                <w:i/>
-                <w:color w:val="000000" w:themeColor="text1"/>
-              </w:rPr>
-              <w:t>,</w:t>
+              <w:t>rnal of Communication Disorders,</w:t>
             </w:r>
             <w:r>
               <w:rPr>
@@ -14320,52 +12935,7 @@
           <w:sz w:val="24"/>
           <w:lang w:val="es-EC" w:eastAsia="en-US"/>
         </w:rPr>
-        <w:t xml:space="preserve">            Autor6</w:t>
-      </w:r>
-      <w:proofErr w:type="gramStart"/>
-      <w:r>
-        <w:rPr>
-          <w:rFonts w:eastAsiaTheme="minorHAnsi"/>
-          <w:sz w:val="24"/>
-          <w:lang w:val="es-EC" w:eastAsia="en-US"/>
-        </w:rPr>
-        <w:t>,_</w:t>
-      </w:r>
-      <w:proofErr w:type="gramEnd"/>
-      <w:r>
-        <w:rPr>
-          <w:rFonts w:eastAsiaTheme="minorHAnsi"/>
-          <w:sz w:val="24"/>
-          <w:lang w:val="es-EC" w:eastAsia="en-US"/>
-        </w:rPr>
-        <w:t xml:space="preserve">X._Y.,_._._._Último </w:t>
-      </w:r>
-      <w:proofErr w:type="spellStart"/>
-      <w:r>
-        <w:rPr>
-          <w:rFonts w:eastAsiaTheme="minorHAnsi"/>
-          <w:sz w:val="24"/>
-          <w:lang w:val="es-EC" w:eastAsia="en-US"/>
-        </w:rPr>
-        <w:t>autor,_X._Y</w:t>
-      </w:r>
-      <w:proofErr w:type="spellEnd"/>
-      <w:r>
-        <w:rPr>
-          <w:rFonts w:eastAsiaTheme="minorHAnsi"/>
-          <w:sz w:val="24"/>
-          <w:lang w:val="es-EC" w:eastAsia="en-US"/>
-        </w:rPr>
-        <w:t xml:space="preserve">._(AÑO)._Título del </w:t>
-      </w:r>
-      <w:proofErr w:type="spellStart"/>
-      <w:r>
-        <w:rPr>
-          <w:rFonts w:eastAsiaTheme="minorHAnsi"/>
-          <w:sz w:val="24"/>
-          <w:lang w:val="es-EC" w:eastAsia="en-US"/>
-        </w:rPr>
-        <w:t>artículo._</w:t>
+        <w:t xml:space="preserve">            Autor6,_X._Y.,_._._._Último autor,_X._Y._(AÑO)._Título del artículo._</w:t>
       </w:r>
       <w:r>
         <w:rPr>
@@ -14375,56 +12945,15 @@
           <w:sz w:val="24"/>
           <w:lang w:val="es-EC" w:eastAsia="en-US"/>
         </w:rPr>
-        <w:t>Título</w:t>
-      </w:r>
-      <w:proofErr w:type="spellEnd"/>
+        <w:t>Título de la revista,_Volumen</w:t>
+      </w:r>
       <w:r>
         <w:rPr>
           <w:rFonts w:eastAsiaTheme="minorHAnsi"/>
-          <w:i/>
-          <w:iCs/>
           <w:sz w:val="24"/>
           <w:lang w:val="es-EC" w:eastAsia="en-US"/>
         </w:rPr>
-        <w:t xml:space="preserve"> de la </w:t>
-      </w:r>
-      <w:proofErr w:type="spellStart"/>
-      <w:r>
-        <w:rPr>
-          <w:rFonts w:eastAsiaTheme="minorHAnsi"/>
-          <w:i/>
-          <w:iCs/>
-          <w:sz w:val="24"/>
-          <w:lang w:val="es-EC" w:eastAsia="en-US"/>
-        </w:rPr>
-        <w:t>revista,_Volumen</w:t>
-      </w:r>
-      <w:proofErr w:type="spellEnd"/>
-      <w:r>
-        <w:rPr>
-          <w:rFonts w:eastAsiaTheme="minorHAnsi"/>
-          <w:sz w:val="24"/>
-          <w:lang w:val="es-EC" w:eastAsia="en-US"/>
-        </w:rPr>
-        <w:t>(número),_</w:t>
-      </w:r>
-      <w:proofErr w:type="spellStart"/>
-      <w:r>
-        <w:rPr>
-          <w:rFonts w:eastAsiaTheme="minorHAnsi"/>
-          <w:sz w:val="24"/>
-          <w:lang w:val="es-EC" w:eastAsia="en-US"/>
-        </w:rPr>
-        <w:t>pp</w:t>
-      </w:r>
-      <w:proofErr w:type="spellEnd"/>
-      <w:r>
-        <w:rPr>
-          <w:rFonts w:eastAsiaTheme="minorHAnsi"/>
-          <w:sz w:val="24"/>
-          <w:lang w:val="es-EC" w:eastAsia="en-US"/>
-        </w:rPr>
-        <w:t>-pp.</w:t>
+        <w:t>(número),_pp-pp.</w:t>
       </w:r>
     </w:p>
     <w:p>
@@ -14474,117 +13003,8 @@
                 <w:lang w:val="es-EC" w:eastAsia="en-US"/>
               </w:rPr>
               <w:lastRenderedPageBreak/>
-              <w:t xml:space="preserve">Moore, E. R., </w:t>
+              <w:t xml:space="preserve">Moore, E. R., Patel, C. C., Dudek, A., Garnier, J. C., West, K. P., Rousseau, N. M. . . . Peters, P. L. (2005). Cognitions under stress. </w:t>
             </w:r>
-            <w:proofErr w:type="spellStart"/>
-            <w:r>
-              <w:rPr>
-                <w:rFonts w:eastAsiaTheme="minorHAnsi"/>
-                <w:sz w:val="24"/>
-                <w:lang w:val="es-EC" w:eastAsia="en-US"/>
-              </w:rPr>
-              <w:t>Patel</w:t>
-            </w:r>
-            <w:proofErr w:type="spellEnd"/>
-            <w:r>
-              <w:rPr>
-                <w:rFonts w:eastAsiaTheme="minorHAnsi"/>
-                <w:sz w:val="24"/>
-                <w:lang w:val="es-EC" w:eastAsia="en-US"/>
-              </w:rPr>
-              <w:t xml:space="preserve">, C. C., </w:t>
-            </w:r>
-            <w:proofErr w:type="spellStart"/>
-            <w:r>
-              <w:rPr>
-                <w:rFonts w:eastAsiaTheme="minorHAnsi"/>
-                <w:sz w:val="24"/>
-                <w:lang w:val="es-EC" w:eastAsia="en-US"/>
-              </w:rPr>
-              <w:t>Dudek</w:t>
-            </w:r>
-            <w:proofErr w:type="spellEnd"/>
-            <w:r>
-              <w:rPr>
-                <w:rFonts w:eastAsiaTheme="minorHAnsi"/>
-                <w:sz w:val="24"/>
-                <w:lang w:val="es-EC" w:eastAsia="en-US"/>
-              </w:rPr>
-              <w:t xml:space="preserve">, A., </w:t>
-            </w:r>
-            <w:proofErr w:type="spellStart"/>
-            <w:r>
-              <w:rPr>
-                <w:rFonts w:eastAsiaTheme="minorHAnsi"/>
-                <w:sz w:val="24"/>
-                <w:lang w:val="es-EC" w:eastAsia="en-US"/>
-              </w:rPr>
-              <w:t>Garnier</w:t>
-            </w:r>
-            <w:proofErr w:type="spellEnd"/>
-            <w:r>
-              <w:rPr>
-                <w:rFonts w:eastAsiaTheme="minorHAnsi"/>
-                <w:sz w:val="24"/>
-                <w:lang w:val="es-EC" w:eastAsia="en-US"/>
-              </w:rPr>
-              <w:t xml:space="preserve">, J. C., West, K. P., Rousseau, N. M. . . . </w:t>
-            </w:r>
-            <w:proofErr w:type="spellStart"/>
-            <w:r>
-              <w:rPr>
-                <w:rFonts w:eastAsiaTheme="minorHAnsi"/>
-                <w:sz w:val="24"/>
-                <w:lang w:val="es-EC" w:eastAsia="en-US"/>
-              </w:rPr>
-              <w:t>Peters</w:t>
-            </w:r>
-            <w:proofErr w:type="spellEnd"/>
-            <w:r>
-              <w:rPr>
-                <w:rFonts w:eastAsiaTheme="minorHAnsi"/>
-                <w:sz w:val="24"/>
-                <w:lang w:val="es-EC" w:eastAsia="en-US"/>
-              </w:rPr>
-              <w:t xml:space="preserve">, P. L. (2005). </w:t>
-            </w:r>
-            <w:proofErr w:type="spellStart"/>
-            <w:r>
-              <w:rPr>
-                <w:rFonts w:eastAsiaTheme="minorHAnsi"/>
-                <w:sz w:val="24"/>
-                <w:lang w:val="es-EC" w:eastAsia="en-US"/>
-              </w:rPr>
-              <w:t>Cognitions</w:t>
-            </w:r>
-            <w:proofErr w:type="spellEnd"/>
-            <w:r>
-              <w:rPr>
-                <w:rFonts w:eastAsiaTheme="minorHAnsi"/>
-                <w:sz w:val="24"/>
-                <w:lang w:val="es-EC" w:eastAsia="en-US"/>
-              </w:rPr>
-              <w:t xml:space="preserve"> </w:t>
-            </w:r>
-            <w:proofErr w:type="spellStart"/>
-            <w:r>
-              <w:rPr>
-                <w:rFonts w:eastAsiaTheme="minorHAnsi"/>
-                <w:sz w:val="24"/>
-                <w:lang w:val="es-EC" w:eastAsia="en-US"/>
-              </w:rPr>
-              <w:t>under</w:t>
-            </w:r>
-            <w:proofErr w:type="spellEnd"/>
-            <w:r>
-              <w:rPr>
-                <w:rFonts w:eastAsiaTheme="minorHAnsi"/>
-                <w:sz w:val="24"/>
-                <w:lang w:val="es-EC" w:eastAsia="en-US"/>
-              </w:rPr>
-              <w:t xml:space="preserve"> stress. </w:t>
-            </w:r>
-            <w:proofErr w:type="spellStart"/>
             <w:r>
               <w:rPr>
                 <w:rFonts w:eastAsiaTheme="minorHAnsi"/>
@@ -14593,40 +13013,7 @@
                 <w:sz w:val="24"/>
                 <w:lang w:val="es-EC" w:eastAsia="en-US"/>
               </w:rPr>
-              <w:t>Journal</w:t>
-            </w:r>
-            <w:proofErr w:type="spellEnd"/>
-            <w:r>
-              <w:rPr>
-                <w:rFonts w:eastAsiaTheme="minorHAnsi"/>
-                <w:i/>
-                <w:iCs/>
-                <w:sz w:val="24"/>
-                <w:lang w:val="es-EC" w:eastAsia="en-US"/>
-              </w:rPr>
-              <w:t xml:space="preserve"> of </w:t>
-            </w:r>
-            <w:proofErr w:type="spellStart"/>
-            <w:r>
-              <w:rPr>
-                <w:rFonts w:eastAsiaTheme="minorHAnsi"/>
-                <w:i/>
-                <w:iCs/>
-                <w:sz w:val="24"/>
-                <w:lang w:val="es-EC" w:eastAsia="en-US"/>
-              </w:rPr>
-              <w:t>Cognition</w:t>
-            </w:r>
-            <w:proofErr w:type="spellEnd"/>
-            <w:r>
-              <w:rPr>
-                <w:rFonts w:eastAsiaTheme="minorHAnsi"/>
-                <w:i/>
-                <w:iCs/>
-                <w:sz w:val="24"/>
-                <w:lang w:val="es-EC" w:eastAsia="en-US"/>
-              </w:rPr>
-              <w:t xml:space="preserve"> and Stress, 2</w:t>
+              <w:t>Journal of Cognition and Stress, 2</w:t>
             </w:r>
             <w:r>
               <w:rPr>
@@ -14696,7 +13083,6 @@
           <w:lang w:val="es-EC" w:eastAsia="en-US"/>
         </w:rPr>
       </w:pPr>
-      <w:proofErr w:type="spellStart"/>
       <w:r>
         <w:rPr>
           <w:rFonts w:ascii="Times New Roman" w:eastAsiaTheme="minorHAnsi" w:hAnsi="Times New Roman"/>
@@ -14704,47 +13090,7 @@
           <w:szCs w:val="24"/>
           <w:lang w:val="es-EC" w:eastAsia="en-US"/>
         </w:rPr>
-        <w:t>Autor</w:t>
-      </w:r>
-      <w:proofErr w:type="gramStart"/>
-      <w:r>
-        <w:rPr>
-          <w:rFonts w:ascii="Times New Roman" w:eastAsiaTheme="minorHAnsi" w:hAnsi="Times New Roman"/>
-          <w:color w:val="auto"/>
-          <w:szCs w:val="24"/>
-          <w:lang w:val="es-EC" w:eastAsia="en-US"/>
-        </w:rPr>
-        <w:t>,_</w:t>
-      </w:r>
-      <w:proofErr w:type="gramEnd"/>
-      <w:r>
-        <w:rPr>
-          <w:rFonts w:ascii="Times New Roman" w:eastAsiaTheme="minorHAnsi" w:hAnsi="Times New Roman"/>
-          <w:color w:val="auto"/>
-          <w:szCs w:val="24"/>
-          <w:lang w:val="es-EC" w:eastAsia="en-US"/>
-        </w:rPr>
-        <w:t>X._Y</w:t>
-      </w:r>
-      <w:proofErr w:type="spellEnd"/>
-      <w:r>
-        <w:rPr>
-          <w:rFonts w:ascii="Times New Roman" w:eastAsiaTheme="minorHAnsi" w:hAnsi="Times New Roman"/>
-          <w:color w:val="auto"/>
-          <w:szCs w:val="24"/>
-          <w:lang w:val="es-EC" w:eastAsia="en-US"/>
-        </w:rPr>
-        <w:t xml:space="preserve">._(en prensa)._Título del </w:t>
-      </w:r>
-      <w:proofErr w:type="spellStart"/>
-      <w:r>
-        <w:rPr>
-          <w:rFonts w:ascii="Times New Roman" w:eastAsiaTheme="minorHAnsi" w:hAnsi="Times New Roman"/>
-          <w:color w:val="auto"/>
-          <w:szCs w:val="24"/>
-          <w:lang w:val="es-EC" w:eastAsia="en-US"/>
-        </w:rPr>
-        <w:t>artículo._</w:t>
+        <w:t>Autor,_X._Y._(en prensa)._Título del artículo._</w:t>
       </w:r>
       <w:r>
         <w:rPr>
@@ -14755,19 +13101,7 @@
           <w:szCs w:val="24"/>
           <w:lang w:val="es-EC" w:eastAsia="en-US"/>
         </w:rPr>
-        <w:t>Título</w:t>
-      </w:r>
-      <w:proofErr w:type="spellEnd"/>
-      <w:r>
-        <w:rPr>
-          <w:rFonts w:ascii="Times New Roman" w:eastAsiaTheme="minorHAnsi" w:hAnsi="Times New Roman"/>
-          <w:i/>
-          <w:iCs/>
-          <w:color w:val="auto"/>
-          <w:szCs w:val="24"/>
-          <w:lang w:val="es-EC" w:eastAsia="en-US"/>
-        </w:rPr>
-        <w:t xml:space="preserve"> de la revista.</w:t>
+        <w:t>Título de la revista.</w:t>
       </w:r>
     </w:p>
     <w:p>
@@ -14897,25 +13231,7 @@
           <w:sz w:val="24"/>
           <w:lang w:val="es-EC" w:eastAsia="en-US"/>
         </w:rPr>
-        <w:t>Autor1</w:t>
-      </w:r>
-      <w:proofErr w:type="gramStart"/>
-      <w:r>
-        <w:rPr>
-          <w:rFonts w:eastAsiaTheme="minorHAnsi"/>
-          <w:sz w:val="24"/>
-          <w:lang w:val="es-EC" w:eastAsia="en-US"/>
-        </w:rPr>
-        <w:t>,_</w:t>
-      </w:r>
-      <w:proofErr w:type="gramEnd"/>
-      <w:r>
-        <w:rPr>
-          <w:rFonts w:eastAsiaTheme="minorHAnsi"/>
-          <w:sz w:val="24"/>
-          <w:lang w:val="es-EC" w:eastAsia="en-US"/>
-        </w:rPr>
-        <w:t>X._Y._(AÑO)._Título del capítulo._En_X._Y._Editor1_&amp;_X._Y._Editor2_(Eds.),_</w:t>
+        <w:t>Autor1,_X._Y._(AÑO)._Título del capítulo._En_X._Y._Editor1_&amp;_X._Y._Editor2_(Eds.),_</w:t>
       </w:r>
       <w:r>
         <w:rPr>
@@ -14941,62 +13257,14 @@
           <w:rFonts w:eastAsiaTheme="minorHAnsi"/>
           <w:lang w:val="es-EC" w:eastAsia="en-US"/>
         </w:rPr>
-        <w:t>_(</w:t>
-      </w:r>
-      <w:proofErr w:type="spellStart"/>
+        <w:t>_(pp._pp-pp)._Ciudad,_País</w:t>
+      </w:r>
       <w:r>
         <w:rPr>
           <w:rFonts w:eastAsiaTheme="minorHAnsi"/>
           <w:lang w:val="es-EC" w:eastAsia="en-US"/>
         </w:rPr>
-        <w:t>pp</w:t>
-      </w:r>
-      <w:proofErr w:type="spellEnd"/>
-      <w:r>
-        <w:rPr>
-          <w:rFonts w:eastAsiaTheme="minorHAnsi"/>
-          <w:lang w:val="es-EC" w:eastAsia="en-US"/>
-        </w:rPr>
-        <w:t>._</w:t>
-      </w:r>
-      <w:proofErr w:type="spellStart"/>
-      <w:r>
-        <w:rPr>
-          <w:rFonts w:eastAsiaTheme="minorHAnsi"/>
-          <w:lang w:val="es-EC" w:eastAsia="en-US"/>
-        </w:rPr>
-        <w:t>pp-pp</w:t>
-      </w:r>
-      <w:proofErr w:type="spellEnd"/>
-      <w:r>
-        <w:rPr>
-          <w:rFonts w:eastAsiaTheme="minorHAnsi"/>
-          <w:lang w:val="es-EC" w:eastAsia="en-US"/>
-        </w:rPr>
-        <w:t>)._</w:t>
-      </w:r>
-      <w:proofErr w:type="spellStart"/>
-      <w:r>
-        <w:rPr>
-          <w:rFonts w:eastAsiaTheme="minorHAnsi"/>
-          <w:lang w:val="es-EC" w:eastAsia="en-US"/>
-        </w:rPr>
-        <w:t>Ciudad,_País</w:t>
-      </w:r>
-      <w:r>
-        <w:rPr>
-          <w:rFonts w:eastAsiaTheme="minorHAnsi"/>
-          <w:lang w:val="es-EC" w:eastAsia="en-US"/>
-        </w:rPr>
-        <w:t>:_Editorial</w:t>
-      </w:r>
-      <w:proofErr w:type="spellEnd"/>
-      <w:r>
-        <w:rPr>
-          <w:rFonts w:eastAsiaTheme="minorHAnsi"/>
-          <w:lang w:val="es-EC" w:eastAsia="en-US"/>
-        </w:rPr>
-        <w:t>.</w:t>
+        <w:t>:_Editorial.</w:t>
       </w:r>
     </w:p>
     <w:p>
@@ -15043,39 +13311,7 @@
               </w:rPr>
             </w:pPr>
             <w:r>
-              <w:t xml:space="preserve">Blanco, R. (2009). La atención educativa a la diversidad y las escuelas inclusivas. En A. </w:t>
-            </w:r>
-            <w:proofErr w:type="spellStart"/>
-            <w:r>
-              <w:t>Marchesi</w:t>
-            </w:r>
-            <w:proofErr w:type="spellEnd"/>
-            <w:r>
-              <w:t xml:space="preserve">, J. C. </w:t>
-            </w:r>
-            <w:proofErr w:type="spellStart"/>
-            <w:r>
-              <w:t>Tedesco</w:t>
-            </w:r>
-            <w:proofErr w:type="spellEnd"/>
-            <w:r>
-              <w:t xml:space="preserve"> y C. </w:t>
-            </w:r>
-            <w:proofErr w:type="spellStart"/>
-            <w:r>
-              <w:t>Coll</w:t>
-            </w:r>
-            <w:proofErr w:type="spellEnd"/>
-            <w:r>
-              <w:t xml:space="preserve"> (</w:t>
-            </w:r>
-            <w:proofErr w:type="spellStart"/>
-            <w:r>
-              <w:t>Comps</w:t>
-            </w:r>
-            <w:proofErr w:type="spellEnd"/>
-            <w:r>
-              <w:t xml:space="preserve">.), </w:t>
+              <w:t xml:space="preserve">Blanco, R. (2009). La atención educativa a la diversidad y las escuelas inclusivas. En A. Marchesi, J. C. Tedesco y C. Coll (Comps.), </w:t>
             </w:r>
             <w:r>
               <w:rPr>
@@ -15129,100 +13365,60 @@
           <w:szCs w:val="24"/>
           <w:lang w:val="es-EC" w:eastAsia="en-US"/>
         </w:rPr>
-        <w:t>En los libros editados pueden haber, editores (Eds.), colaboradores (Col.) directores (Dir.) o compiladores (</w:t>
-      </w:r>
-      <w:proofErr w:type="spellStart"/>
-      <w:r>
+        <w:t>En los libros editados pueden haber, editores (Eds.), colaboradores (Col.) directores (Dir.) o compiladores (Comps.)</w:t>
+      </w:r>
+    </w:p>
+    <w:p>
+      <w:pPr>
+        <w:pStyle w:val="APARTADO11"/>
         <w:rPr>
           <w:rFonts w:ascii="Times New Roman" w:eastAsiaTheme="minorHAnsi" w:hAnsi="Times New Roman"/>
           <w:color w:val="auto"/>
           <w:szCs w:val="24"/>
           <w:lang w:val="es-EC" w:eastAsia="en-US"/>
         </w:rPr>
-        <w:t>Comps</w:t>
-      </w:r>
-      <w:proofErr w:type="spellEnd"/>
-      <w:r>
+      </w:pPr>
+    </w:p>
+    <w:p>
+      <w:pPr>
+        <w:pStyle w:val="APARTADO11"/>
+        <w:rPr>
+          <w:rFonts w:ascii="Times New Roman" w:eastAsiaTheme="minorHAnsi" w:hAnsi="Times New Roman"/>
+          <w:b/>
+          <w:color w:val="auto"/>
+          <w:szCs w:val="24"/>
+          <w:lang w:val="es-EC" w:eastAsia="en-US"/>
+        </w:rPr>
+      </w:pPr>
+      <w:r>
+        <w:rPr>
+          <w:rFonts w:ascii="Times New Roman" w:eastAsiaTheme="minorHAnsi" w:hAnsi="Times New Roman"/>
+          <w:b/>
+          <w:color w:val="auto"/>
+          <w:szCs w:val="24"/>
+          <w:lang w:val="es-EC" w:eastAsia="en-US"/>
+        </w:rPr>
+        <w:t>Libro completo:</w:t>
+      </w:r>
+    </w:p>
+    <w:p>
+      <w:pPr>
+        <w:pStyle w:val="APARTADO11"/>
         <w:rPr>
           <w:rFonts w:ascii="Times New Roman" w:eastAsiaTheme="minorHAnsi" w:hAnsi="Times New Roman"/>
           <w:color w:val="auto"/>
           <w:szCs w:val="24"/>
           <w:lang w:val="es-EC" w:eastAsia="en-US"/>
         </w:rPr>
-        <w:t>.)</w:t>
-      </w:r>
-    </w:p>
-    <w:p>
-      <w:pPr>
-        <w:pStyle w:val="APARTADO11"/>
+      </w:pPr>
+      <w:r>
         <w:rPr>
           <w:rFonts w:ascii="Times New Roman" w:eastAsiaTheme="minorHAnsi" w:hAnsi="Times New Roman"/>
           <w:color w:val="auto"/>
           <w:szCs w:val="24"/>
           <w:lang w:val="es-EC" w:eastAsia="en-US"/>
         </w:rPr>
-      </w:pPr>
-    </w:p>
-    <w:p>
-      <w:pPr>
-        <w:pStyle w:val="APARTADO11"/>
-        <w:rPr>
-          <w:rFonts w:ascii="Times New Roman" w:eastAsiaTheme="minorHAnsi" w:hAnsi="Times New Roman"/>
-          <w:b/>
-          <w:color w:val="auto"/>
-          <w:szCs w:val="24"/>
-          <w:lang w:val="es-EC" w:eastAsia="en-US"/>
-        </w:rPr>
-      </w:pPr>
-      <w:r>
-        <w:rPr>
-          <w:rFonts w:ascii="Times New Roman" w:eastAsiaTheme="minorHAnsi" w:hAnsi="Times New Roman"/>
-          <w:b/>
-          <w:color w:val="auto"/>
-          <w:szCs w:val="24"/>
-          <w:lang w:val="es-EC" w:eastAsia="en-US"/>
-        </w:rPr>
-        <w:t>Libro completo:</w:t>
-      </w:r>
-    </w:p>
-    <w:p>
-      <w:pPr>
-        <w:pStyle w:val="APARTADO11"/>
-        <w:rPr>
-          <w:rFonts w:ascii="Times New Roman" w:eastAsiaTheme="minorHAnsi" w:hAnsi="Times New Roman"/>
-          <w:color w:val="auto"/>
-          <w:szCs w:val="24"/>
-          <w:lang w:val="es-EC" w:eastAsia="en-US"/>
-        </w:rPr>
-      </w:pPr>
-      <w:r>
-        <w:rPr>
-          <w:rFonts w:ascii="Times New Roman" w:eastAsiaTheme="minorHAnsi" w:hAnsi="Times New Roman"/>
-          <w:color w:val="auto"/>
-          <w:szCs w:val="24"/>
-          <w:lang w:val="es-EC" w:eastAsia="en-US"/>
-        </w:rPr>
-        <w:t>Autor1</w:t>
-      </w:r>
-      <w:proofErr w:type="gramStart"/>
-      <w:r>
-        <w:rPr>
-          <w:rFonts w:ascii="Times New Roman" w:eastAsiaTheme="minorHAnsi" w:hAnsi="Times New Roman"/>
-          <w:color w:val="auto"/>
-          <w:szCs w:val="24"/>
-          <w:lang w:val="es-EC" w:eastAsia="en-US"/>
-        </w:rPr>
-        <w:t>,_</w:t>
-      </w:r>
-      <w:proofErr w:type="gramEnd"/>
-      <w:r>
-        <w:rPr>
-          <w:rFonts w:ascii="Times New Roman" w:eastAsiaTheme="minorHAnsi" w:hAnsi="Times New Roman"/>
-          <w:color w:val="auto"/>
-          <w:szCs w:val="24"/>
-          <w:lang w:val="es-EC" w:eastAsia="en-US"/>
-        </w:rPr>
-        <w:t xml:space="preserve">X._Y._(AÑO)._ </w:t>
+        <w:t xml:space="preserve">Autor1,_X._Y._(AÑO)._ </w:t>
       </w:r>
       <w:r>
         <w:rPr>
@@ -15279,132 +13475,27 @@
                 <w:szCs w:val="24"/>
               </w:rPr>
             </w:pPr>
-            <w:proofErr w:type="spellStart"/>
             <w:r>
               <w:rPr>
                 <w:sz w:val="24"/>
                 <w:szCs w:val="24"/>
               </w:rPr>
-              <w:t>Ainscow</w:t>
-            </w:r>
-            <w:proofErr w:type="spellEnd"/>
-            <w:r>
-              <w:rPr>
-                <w:sz w:val="24"/>
-                <w:szCs w:val="24"/>
-              </w:rPr>
-              <w:t xml:space="preserve">,  M., </w:t>
-            </w:r>
-            <w:proofErr w:type="spellStart"/>
-            <w:r>
-              <w:rPr>
-                <w:sz w:val="24"/>
-                <w:szCs w:val="24"/>
-              </w:rPr>
-              <w:t>Booth</w:t>
-            </w:r>
-            <w:proofErr w:type="spellEnd"/>
-            <w:r>
-              <w:rPr>
-                <w:sz w:val="24"/>
-                <w:szCs w:val="24"/>
-              </w:rPr>
-              <w:t>, T. &amp;</w:t>
+              <w:t>Ainscow,  M., Booth, T. &amp;</w:t>
             </w:r>
             <w:r>
               <w:rPr>
                 <w:sz w:val="24"/>
                 <w:szCs w:val="24"/>
               </w:rPr>
-              <w:t xml:space="preserve"> </w:t>
+              <w:t xml:space="preserve"> Dyson, A. (2006). </w:t>
             </w:r>
-            <w:proofErr w:type="spellStart"/>
-            <w:r>
-              <w:rPr>
-                <w:sz w:val="24"/>
-                <w:szCs w:val="24"/>
-              </w:rPr>
-              <w:t>Dyson</w:t>
-            </w:r>
-            <w:proofErr w:type="spellEnd"/>
-            <w:r>
-              <w:rPr>
-                <w:sz w:val="24"/>
-                <w:szCs w:val="24"/>
-              </w:rPr>
-              <w:t xml:space="preserve">, A. (2006). </w:t>
-            </w:r>
-            <w:proofErr w:type="spellStart"/>
             <w:r>
               <w:rPr>
                 <w:i/>
                 <w:sz w:val="24"/>
                 <w:szCs w:val="24"/>
               </w:rPr>
-              <w:t>Improving</w:t>
-            </w:r>
-            <w:proofErr w:type="spellEnd"/>
-            <w:r>
-              <w:rPr>
-                <w:i/>
-                <w:sz w:val="24"/>
-                <w:szCs w:val="24"/>
-              </w:rPr>
-              <w:t xml:space="preserve"> </w:t>
-            </w:r>
-            <w:proofErr w:type="spellStart"/>
-            <w:r>
-              <w:rPr>
-                <w:i/>
-                <w:sz w:val="24"/>
-                <w:szCs w:val="24"/>
-              </w:rPr>
-              <w:t>schools</w:t>
-            </w:r>
-            <w:proofErr w:type="spellEnd"/>
-            <w:r>
-              <w:rPr>
-                <w:i/>
-                <w:sz w:val="24"/>
-                <w:szCs w:val="24"/>
-              </w:rPr>
-              <w:t xml:space="preserve">, </w:t>
-            </w:r>
-            <w:proofErr w:type="spellStart"/>
-            <w:r>
-              <w:rPr>
-                <w:i/>
-                <w:sz w:val="24"/>
-                <w:szCs w:val="24"/>
-              </w:rPr>
-              <w:t>developing</w:t>
-            </w:r>
-            <w:proofErr w:type="spellEnd"/>
-            <w:r>
-              <w:rPr>
-                <w:i/>
-                <w:sz w:val="24"/>
-                <w:szCs w:val="24"/>
-              </w:rPr>
-              <w:t xml:space="preserve"> </w:t>
-            </w:r>
-            <w:proofErr w:type="spellStart"/>
-            <w:r>
-              <w:rPr>
-                <w:i/>
-                <w:sz w:val="24"/>
-                <w:szCs w:val="24"/>
-              </w:rPr>
-              <w:t>inclusion</w:t>
-            </w:r>
-            <w:proofErr w:type="spellEnd"/>
-            <w:r>
-              <w:rPr>
-                <w:i/>
-                <w:sz w:val="24"/>
-                <w:szCs w:val="24"/>
-              </w:rPr>
-              <w:t xml:space="preserve">. </w:t>
+              <w:t xml:space="preserve">Improving schools, developing inclusion. </w:t>
             </w:r>
             <w:r>
               <w:rPr>
@@ -15425,23 +13516,7 @@
                 <w:sz w:val="24"/>
                 <w:szCs w:val="24"/>
               </w:rPr>
-              <w:t xml:space="preserve">: </w:t>
-            </w:r>
-            <w:proofErr w:type="spellStart"/>
-            <w:r>
-              <w:rPr>
-                <w:sz w:val="24"/>
-                <w:szCs w:val="24"/>
-              </w:rPr>
-              <w:t>Routledge</w:t>
-            </w:r>
-            <w:proofErr w:type="spellEnd"/>
-            <w:r>
-              <w:rPr>
-                <w:sz w:val="24"/>
-                <w:szCs w:val="24"/>
-              </w:rPr>
-              <w:t>.</w:t>
+              <w:t>: Routledge.</w:t>
             </w:r>
           </w:p>
         </w:tc>
@@ -15507,20 +13582,8 @@
           <w:szCs w:val="24"/>
           <w:lang w:val="es-EC" w:eastAsia="en-US"/>
         </w:rPr>
-        <w:t xml:space="preserve">ón electrónica de libro impreso, otros documentos </w:t>
-      </w:r>
-      <w:proofErr w:type="spellStart"/>
-      <w:r>
-        <w:rPr>
-          <w:rFonts w:ascii="Times New Roman" w:eastAsiaTheme="minorHAnsi" w:hAnsi="Times New Roman"/>
-          <w:b/>
-          <w:color w:val="auto"/>
-          <w:szCs w:val="24"/>
-          <w:lang w:val="es-EC" w:eastAsia="en-US"/>
-        </w:rPr>
-        <w:t>pdf</w:t>
-      </w:r>
-      <w:proofErr w:type="spellEnd"/>
+        <w:t>ón electrónica de libro impreso, otros documentos pdf</w:t>
+      </w:r>
     </w:p>
     <w:p>
       <w:pPr>
@@ -15539,27 +13602,7 @@
           <w:szCs w:val="24"/>
           <w:lang w:val="es-EC" w:eastAsia="en-US"/>
         </w:rPr>
-        <w:t>Autor1</w:t>
-      </w:r>
-      <w:proofErr w:type="gramStart"/>
-      <w:r>
-        <w:rPr>
-          <w:rFonts w:ascii="Times New Roman" w:eastAsiaTheme="minorHAnsi" w:hAnsi="Times New Roman"/>
-          <w:color w:val="auto"/>
-          <w:szCs w:val="24"/>
-          <w:lang w:val="es-EC" w:eastAsia="en-US"/>
-        </w:rPr>
-        <w:t>,_</w:t>
-      </w:r>
-      <w:proofErr w:type="gramEnd"/>
-      <w:r>
-        <w:rPr>
-          <w:rFonts w:ascii="Times New Roman" w:eastAsiaTheme="minorHAnsi" w:hAnsi="Times New Roman"/>
-          <w:color w:val="auto"/>
-          <w:szCs w:val="24"/>
-          <w:lang w:val="es-EC" w:eastAsia="en-US"/>
-        </w:rPr>
-        <w:t xml:space="preserve">X._Y._(AÑO)._ </w:t>
+        <w:t xml:space="preserve">Autor1,_X._Y._(AÑO)._ </w:t>
       </w:r>
       <w:r>
         <w:rPr>
@@ -15579,19 +13622,8 @@
           <w:szCs w:val="24"/>
           <w:lang w:val="es-EC" w:eastAsia="en-US"/>
         </w:rPr>
-        <w:t xml:space="preserve">[Reader versión]._Recuperado </w:t>
-      </w:r>
-      <w:proofErr w:type="spellStart"/>
-      <w:r>
-        <w:rPr>
-          <w:rFonts w:ascii="Times New Roman" w:eastAsiaTheme="minorHAnsi" w:hAnsi="Times New Roman"/>
-          <w:color w:val="auto"/>
-          <w:szCs w:val="24"/>
-          <w:lang w:val="es-EC" w:eastAsia="en-US"/>
-        </w:rPr>
-        <w:t>de_URL</w:t>
-      </w:r>
-      <w:proofErr w:type="spellEnd"/>
+        <w:t>[Reader versión]._Recuperado de_URL</w:t>
+      </w:r>
     </w:p>
     <w:p>
       <w:pPr>
@@ -15633,7 +13665,6 @@
                 <w:shd w:val="clear" w:color="auto" w:fill="FFFFFF"/>
               </w:rPr>
             </w:pPr>
-            <w:proofErr w:type="spellStart"/>
             <w:r>
               <w:rPr>
                 <w:color w:val="222222"/>
@@ -15641,17 +13672,7 @@
                 <w:szCs w:val="24"/>
                 <w:shd w:val="clear" w:color="auto" w:fill="FFFFFF"/>
               </w:rPr>
-              <w:t>Conadis</w:t>
-            </w:r>
-            <w:proofErr w:type="spellEnd"/>
-            <w:r>
-              <w:rPr>
-                <w:color w:val="222222"/>
-                <w:sz w:val="24"/>
-                <w:szCs w:val="24"/>
-                <w:shd w:val="clear" w:color="auto" w:fill="FFFFFF"/>
-              </w:rPr>
-              <w:t xml:space="preserve">. (2015). </w:t>
+              <w:t xml:space="preserve">Conadis. (2015). </w:t>
             </w:r>
             <w:r>
               <w:rPr>
@@ -15749,43 +13770,7 @@
           <w:sz w:val="24"/>
           <w:lang w:val="es-EC" w:eastAsia="en-US"/>
         </w:rPr>
-        <w:t>Editor1</w:t>
-      </w:r>
-      <w:proofErr w:type="gramStart"/>
-      <w:r>
-        <w:rPr>
-          <w:rFonts w:eastAsiaTheme="minorHAnsi"/>
-          <w:sz w:val="24"/>
-          <w:lang w:val="es-EC" w:eastAsia="en-US"/>
-        </w:rPr>
-        <w:t>,_</w:t>
-      </w:r>
-      <w:proofErr w:type="gramEnd"/>
-      <w:r>
-        <w:rPr>
-          <w:rFonts w:eastAsiaTheme="minorHAnsi"/>
-          <w:sz w:val="24"/>
-          <w:lang w:val="es-EC" w:eastAsia="en-US"/>
-        </w:rPr>
-        <w:t>X._Y.,_&amp;_Editor2,_X._Y._(Eds.).</w:t>
-      </w:r>
-      <w:proofErr w:type="gramStart"/>
-      <w:r>
-        <w:rPr>
-          <w:rFonts w:eastAsiaTheme="minorHAnsi"/>
-          <w:sz w:val="24"/>
-          <w:lang w:val="es-EC" w:eastAsia="en-US"/>
-        </w:rPr>
-        <w:t>_(</w:t>
-      </w:r>
-      <w:proofErr w:type="gramEnd"/>
-      <w:r>
-        <w:rPr>
-          <w:rFonts w:eastAsiaTheme="minorHAnsi"/>
-          <w:sz w:val="24"/>
-          <w:lang w:val="es-EC" w:eastAsia="en-US"/>
-        </w:rPr>
-        <w:t>AÑO)._</w:t>
+        <w:t>Editor1,_X._Y.,_&amp;_Editor2,_X._Y._(Eds.)._(AÑO)._</w:t>
       </w:r>
       <w:r>
         <w:rPr>
@@ -15847,7 +13832,6 @@
                 <w:lang w:val="es-EC" w:eastAsia="en-US"/>
               </w:rPr>
             </w:pPr>
-            <w:proofErr w:type="spellStart"/>
             <w:r>
               <w:rPr>
                 <w:color w:val="222222"/>
@@ -15855,57 +13839,7 @@
                 <w:szCs w:val="24"/>
                 <w:shd w:val="clear" w:color="auto" w:fill="FFFFFF"/>
               </w:rPr>
-              <w:t>Engelbrecht</w:t>
-            </w:r>
-            <w:proofErr w:type="spellEnd"/>
-            <w:r>
-              <w:rPr>
-                <w:color w:val="222222"/>
-                <w:sz w:val="24"/>
-                <w:szCs w:val="24"/>
-                <w:shd w:val="clear" w:color="auto" w:fill="FFFFFF"/>
-              </w:rPr>
-              <w:t xml:space="preserve">, P., </w:t>
-            </w:r>
-            <w:proofErr w:type="spellStart"/>
-            <w:r>
-              <w:rPr>
-                <w:color w:val="222222"/>
-                <w:sz w:val="24"/>
-                <w:szCs w:val="24"/>
-                <w:shd w:val="clear" w:color="auto" w:fill="FFFFFF"/>
-              </w:rPr>
-              <w:t>Oswald</w:t>
-            </w:r>
-            <w:proofErr w:type="spellEnd"/>
-            <w:r>
-              <w:rPr>
-                <w:color w:val="222222"/>
-                <w:sz w:val="24"/>
-                <w:szCs w:val="24"/>
-                <w:shd w:val="clear" w:color="auto" w:fill="FFFFFF"/>
-              </w:rPr>
-              <w:t xml:space="preserve">, M., &amp; </w:t>
-            </w:r>
-            <w:proofErr w:type="spellStart"/>
-            <w:r>
-              <w:rPr>
-                <w:color w:val="222222"/>
-                <w:sz w:val="24"/>
-                <w:szCs w:val="24"/>
-                <w:shd w:val="clear" w:color="auto" w:fill="FFFFFF"/>
-              </w:rPr>
-              <w:t>Forlin</w:t>
-            </w:r>
-            <w:proofErr w:type="spellEnd"/>
-            <w:r>
-              <w:rPr>
-                <w:color w:val="222222"/>
-                <w:sz w:val="24"/>
-                <w:szCs w:val="24"/>
-                <w:shd w:val="clear" w:color="auto" w:fill="FFFFFF"/>
-              </w:rPr>
-              <w:t>, C.</w:t>
+              <w:t>Engelbrecht, P., Oswald, M., &amp; Forlin, C.</w:t>
             </w:r>
             <w:r>
               <w:rPr>
@@ -15934,7 +13868,6 @@
               </w:rPr>
               <w:t xml:space="preserve"> (2006). </w:t>
             </w:r>
-            <w:proofErr w:type="spellStart"/>
             <w:r>
               <w:rPr>
                 <w:i/>
@@ -15943,51 +13876,7 @@
                 <w:szCs w:val="24"/>
                 <w:shd w:val="clear" w:color="auto" w:fill="FFFFFF"/>
               </w:rPr>
-              <w:t>Promoting</w:t>
-            </w:r>
-            <w:proofErr w:type="spellEnd"/>
-            <w:r>
-              <w:rPr>
-                <w:i/>
-                <w:color w:val="222222"/>
-                <w:sz w:val="24"/>
-                <w:szCs w:val="24"/>
-                <w:shd w:val="clear" w:color="auto" w:fill="FFFFFF"/>
-              </w:rPr>
-              <w:t xml:space="preserve"> </w:t>
-            </w:r>
-            <w:proofErr w:type="spellStart"/>
-            <w:r>
-              <w:rPr>
-                <w:i/>
-                <w:color w:val="222222"/>
-                <w:sz w:val="24"/>
-                <w:szCs w:val="24"/>
-                <w:shd w:val="clear" w:color="auto" w:fill="FFFFFF"/>
-              </w:rPr>
-              <w:t>the</w:t>
-            </w:r>
-            <w:proofErr w:type="spellEnd"/>
-            <w:r>
-              <w:rPr>
-                <w:i/>
-                <w:color w:val="222222"/>
-                <w:sz w:val="24"/>
-                <w:szCs w:val="24"/>
-                <w:shd w:val="clear" w:color="auto" w:fill="FFFFFF"/>
-              </w:rPr>
-              <w:t xml:space="preserve"> </w:t>
-            </w:r>
-            <w:proofErr w:type="spellStart"/>
-            <w:r>
-              <w:rPr>
-                <w:i/>
-                <w:color w:val="222222"/>
-                <w:sz w:val="24"/>
-                <w:szCs w:val="24"/>
-                <w:shd w:val="clear" w:color="auto" w:fill="FFFFFF"/>
-              </w:rPr>
-              <w:t>implem</w:t>
+              <w:t>Promoting the implem</w:t>
             </w:r>
             <w:r>
               <w:rPr>
@@ -15997,40 +13886,7 @@
                 <w:szCs w:val="24"/>
                 <w:shd w:val="clear" w:color="auto" w:fill="FFFFFF"/>
               </w:rPr>
-              <w:t>entation</w:t>
-            </w:r>
-            <w:proofErr w:type="spellEnd"/>
-            <w:r>
-              <w:rPr>
-                <w:i/>
-                <w:color w:val="222222"/>
-                <w:sz w:val="24"/>
-                <w:szCs w:val="24"/>
-                <w:shd w:val="clear" w:color="auto" w:fill="FFFFFF"/>
-              </w:rPr>
-              <w:t xml:space="preserve"> of inclusive </w:t>
-            </w:r>
-            <w:proofErr w:type="spellStart"/>
-            <w:r>
-              <w:rPr>
-                <w:i/>
-                <w:color w:val="222222"/>
-                <w:sz w:val="24"/>
-                <w:szCs w:val="24"/>
-                <w:shd w:val="clear" w:color="auto" w:fill="FFFFFF"/>
-              </w:rPr>
-              <w:t>education</w:t>
-            </w:r>
-            <w:proofErr w:type="spellEnd"/>
-            <w:r>
-              <w:rPr>
-                <w:i/>
-                <w:color w:val="222222"/>
-                <w:sz w:val="24"/>
-                <w:szCs w:val="24"/>
-                <w:shd w:val="clear" w:color="auto" w:fill="FFFFFF"/>
-              </w:rPr>
-              <w:t xml:space="preserve">. </w:t>
+              <w:t xml:space="preserve">entation of inclusive education. </w:t>
             </w:r>
             <w:r>
               <w:rPr>
@@ -16039,47 +13895,7 @@
                 <w:szCs w:val="24"/>
                 <w:shd w:val="clear" w:color="auto" w:fill="FFFFFF"/>
               </w:rPr>
-              <w:t xml:space="preserve">South </w:t>
-            </w:r>
-            <w:proofErr w:type="spellStart"/>
-            <w:r>
-              <w:rPr>
-                <w:color w:val="222222"/>
-                <w:sz w:val="24"/>
-                <w:szCs w:val="24"/>
-                <w:shd w:val="clear" w:color="auto" w:fill="FFFFFF"/>
-              </w:rPr>
-              <w:t>Africa</w:t>
-            </w:r>
-            <w:proofErr w:type="spellEnd"/>
-            <w:r>
-              <w:rPr>
-                <w:color w:val="222222"/>
-                <w:sz w:val="24"/>
-                <w:szCs w:val="24"/>
-                <w:shd w:val="clear" w:color="auto" w:fill="FFFFFF"/>
-              </w:rPr>
-              <w:t xml:space="preserve">: </w:t>
-            </w:r>
-            <w:proofErr w:type="spellStart"/>
-            <w:r>
-              <w:rPr>
-                <w:color w:val="222222"/>
-                <w:sz w:val="24"/>
-                <w:szCs w:val="24"/>
-                <w:shd w:val="clear" w:color="auto" w:fill="FFFFFF"/>
-              </w:rPr>
-              <w:t>Belinesca</w:t>
-            </w:r>
-            <w:proofErr w:type="spellEnd"/>
-            <w:r>
-              <w:rPr>
-                <w:color w:val="222222"/>
-                <w:sz w:val="24"/>
-                <w:szCs w:val="24"/>
-                <w:shd w:val="clear" w:color="auto" w:fill="FFFFFF"/>
-              </w:rPr>
-              <w:t>.</w:t>
+              <w:t>South Africa: Belinesca.</w:t>
             </w:r>
           </w:p>
         </w:tc>
@@ -16139,25 +13955,7 @@
           <w:sz w:val="24"/>
           <w:lang w:val="es-EC" w:eastAsia="en-US"/>
         </w:rPr>
-        <w:t>Productor1</w:t>
-      </w:r>
-      <w:proofErr w:type="gramStart"/>
-      <w:r>
-        <w:rPr>
-          <w:rFonts w:eastAsiaTheme="minorHAnsi"/>
-          <w:sz w:val="24"/>
-          <w:lang w:val="es-EC" w:eastAsia="en-US"/>
-        </w:rPr>
-        <w:t>,_</w:t>
-      </w:r>
-      <w:proofErr w:type="gramEnd"/>
-      <w:r>
-        <w:rPr>
-          <w:rFonts w:eastAsiaTheme="minorHAnsi"/>
-          <w:sz w:val="24"/>
-          <w:lang w:val="es-EC" w:eastAsia="en-US"/>
-        </w:rPr>
-        <w:t>X._Y. (Productor),_&amp;_Director2,_X._Y._(Director)._(AÑO)._</w:t>
+        <w:t>Productor1,_X._Y. (Productor),_&amp;_Director2,_X._Y._(Director)._(AÑO)._</w:t>
       </w:r>
       <w:r>
         <w:rPr>
@@ -16192,7 +13990,6 @@
         </w:rPr>
         <w:t xml:space="preserve">            película</w:t>
       </w:r>
-      <w:proofErr w:type="gramStart"/>
       <w:r>
         <w:rPr>
           <w:rFonts w:ascii="Times New Roman" w:eastAsiaTheme="minorHAnsi" w:hAnsi="Times New Roman"/>
@@ -16200,37 +13997,7 @@
           <w:szCs w:val="24"/>
           <w:lang w:val="es-EC" w:eastAsia="en-US"/>
         </w:rPr>
-        <w:t>_[</w:t>
-      </w:r>
-      <w:proofErr w:type="gramEnd"/>
-      <w:r>
-        <w:rPr>
-          <w:rFonts w:ascii="Times New Roman" w:eastAsiaTheme="minorHAnsi" w:hAnsi="Times New Roman"/>
-          <w:color w:val="auto"/>
-          <w:szCs w:val="24"/>
-          <w:lang w:val="es-EC" w:eastAsia="en-US"/>
-        </w:rPr>
-        <w:t>Película]._</w:t>
-      </w:r>
-      <w:proofErr w:type="spellStart"/>
-      <w:r>
-        <w:rPr>
-          <w:rFonts w:ascii="Times New Roman" w:eastAsiaTheme="minorHAnsi" w:hAnsi="Times New Roman"/>
-          <w:color w:val="auto"/>
-          <w:szCs w:val="24"/>
-          <w:lang w:val="es-EC" w:eastAsia="en-US"/>
-        </w:rPr>
-        <w:t>País:_Estudio</w:t>
-      </w:r>
-      <w:proofErr w:type="spellEnd"/>
-      <w:r>
-        <w:rPr>
-          <w:rFonts w:ascii="Times New Roman" w:eastAsiaTheme="minorHAnsi" w:hAnsi="Times New Roman"/>
-          <w:color w:val="auto"/>
-          <w:szCs w:val="24"/>
-          <w:lang w:val="es-EC" w:eastAsia="en-US"/>
-        </w:rPr>
-        <w:t>.</w:t>
+        <w:t>_[Película]._País:_Estudio.</w:t>
       </w:r>
     </w:p>
     <w:p>
@@ -16271,7 +14038,6 @@
                 <w:lang w:val="es-EC" w:eastAsia="en-US"/>
               </w:rPr>
             </w:pPr>
-            <w:proofErr w:type="spellStart"/>
             <w:r>
               <w:rPr>
                 <w:rFonts w:ascii="Times New Roman" w:eastAsiaTheme="minorHAnsi" w:hAnsi="Times New Roman"/>
@@ -16279,17 +14045,7 @@
                 <w:szCs w:val="24"/>
                 <w:lang w:val="es-EC" w:eastAsia="en-US"/>
               </w:rPr>
-              <w:t>Echevería</w:t>
-            </w:r>
-            <w:proofErr w:type="spellEnd"/>
-            <w:r>
-              <w:rPr>
-                <w:rFonts w:ascii="Times New Roman" w:eastAsiaTheme="minorHAnsi" w:hAnsi="Times New Roman"/>
-                <w:color w:val="auto"/>
-                <w:szCs w:val="24"/>
-                <w:lang w:val="es-EC" w:eastAsia="en-US"/>
-              </w:rPr>
-              <w:t xml:space="preserve">, J. (Productor), &amp; Pérez, M. (Director). (2014). </w:t>
+              <w:t xml:space="preserve">Echevería, J. (Productor), &amp; Pérez, M. (Director). (2014). </w:t>
             </w:r>
             <w:r>
               <w:rPr>
@@ -16365,27 +14121,7 @@
           <w:szCs w:val="24"/>
           <w:lang w:val="es-EC" w:eastAsia="en-US"/>
         </w:rPr>
-        <w:t>Autor1</w:t>
-      </w:r>
-      <w:proofErr w:type="gramStart"/>
-      <w:r>
-        <w:rPr>
-          <w:rFonts w:ascii="Times New Roman" w:eastAsiaTheme="minorHAnsi" w:hAnsi="Times New Roman"/>
-          <w:color w:val="auto"/>
-          <w:szCs w:val="24"/>
-          <w:lang w:val="es-EC" w:eastAsia="en-US"/>
-        </w:rPr>
-        <w:t>,_</w:t>
-      </w:r>
-      <w:proofErr w:type="gramEnd"/>
-      <w:r>
-        <w:rPr>
-          <w:rFonts w:ascii="Times New Roman" w:eastAsiaTheme="minorHAnsi" w:hAnsi="Times New Roman"/>
-          <w:color w:val="auto"/>
-          <w:szCs w:val="24"/>
-          <w:lang w:val="es-EC" w:eastAsia="en-US"/>
-        </w:rPr>
-        <w:t xml:space="preserve">X._Y._(AÑO)._ </w:t>
+        <w:t xml:space="preserve">Autor1,_X._Y._(AÑO)._ </w:t>
       </w:r>
       <w:r>
         <w:rPr>
@@ -16403,27 +14139,7 @@
           <w:color w:val="auto"/>
           <w:szCs w:val="24"/>
         </w:rPr>
-        <w:t>. En La Enciclopedia de… (</w:t>
-      </w:r>
-      <w:proofErr w:type="spellStart"/>
-      <w:proofErr w:type="gramStart"/>
-      <w:r>
-        <w:rPr>
-          <w:rFonts w:ascii="Times New Roman" w:hAnsi="Times New Roman"/>
-          <w:color w:val="auto"/>
-          <w:szCs w:val="24"/>
-        </w:rPr>
-        <w:t>vol</w:t>
-      </w:r>
-      <w:proofErr w:type="spellEnd"/>
-      <w:proofErr w:type="gramEnd"/>
-      <w:r>
-        <w:rPr>
-          <w:rFonts w:ascii="Times New Roman" w:hAnsi="Times New Roman"/>
-          <w:color w:val="auto"/>
-          <w:szCs w:val="24"/>
-        </w:rPr>
-        <w:t>, pp. x-x). Localización1: Editorial.</w:t>
+        <w:t>. En La Enciclopedia de… (vol, pp. x-x). Localización1: Editorial.</w:t>
       </w:r>
     </w:p>
     <w:p>
@@ -16548,9 +14264,23 @@
           <w:szCs w:val="24"/>
           <w:lang w:val="es-EC" w:eastAsia="en-US"/>
         </w:rPr>
-        <w:t>Autor1</w:t>
-      </w:r>
-      <w:proofErr w:type="gramStart"/>
+        <w:t>Autor1,_X._Y._(</w:t>
+      </w:r>
+      <w:r>
+        <w:rPr>
+          <w:rFonts w:eastAsiaTheme="minorHAnsi"/>
+          <w:lang w:val="es-EC" w:eastAsia="en-US"/>
+        </w:rPr>
+        <w:t xml:space="preserve"> </w:t>
+      </w:r>
+      <w:r>
+        <w:rPr>
+          <w:rFonts w:ascii="Times New Roman" w:eastAsiaTheme="minorHAnsi" w:hAnsi="Times New Roman"/>
+          <w:color w:val="auto"/>
+          <w:lang w:val="es-EC" w:eastAsia="en-US"/>
+        </w:rPr>
+        <w:t>día,_mes_ y_ año</w:t>
+      </w:r>
       <w:r>
         <w:rPr>
           <w:rFonts w:ascii="Times New Roman" w:eastAsiaTheme="minorHAnsi" w:hAnsi="Times New Roman"/>
@@ -16558,9 +14288,8 @@
           <w:szCs w:val="24"/>
           <w:lang w:val="es-EC" w:eastAsia="en-US"/>
         </w:rPr>
-        <w:t>,_</w:t>
-      </w:r>
-      <w:proofErr w:type="gramEnd"/>
+        <w:t xml:space="preserve">). </w:t>
+      </w:r>
       <w:r>
         <w:rPr>
           <w:rFonts w:ascii="Times New Roman" w:eastAsiaTheme="minorHAnsi" w:hAnsi="Times New Roman"/>
@@ -16568,60 +14297,7 @@
           <w:szCs w:val="24"/>
           <w:lang w:val="es-EC" w:eastAsia="en-US"/>
         </w:rPr>
-        <w:t>X._Y._(</w:t>
-      </w:r>
-      <w:r>
-        <w:rPr>
-          <w:rFonts w:eastAsiaTheme="minorHAnsi"/>
-          <w:lang w:val="es-EC" w:eastAsia="en-US"/>
-        </w:rPr>
-        <w:t xml:space="preserve"> </w:t>
-      </w:r>
-      <w:proofErr w:type="spellStart"/>
-      <w:r>
-        <w:rPr>
-          <w:rFonts w:ascii="Times New Roman" w:eastAsiaTheme="minorHAnsi" w:hAnsi="Times New Roman"/>
-          <w:color w:val="auto"/>
-          <w:lang w:val="es-EC" w:eastAsia="en-US"/>
-        </w:rPr>
-        <w:t>día,_mes</w:t>
-      </w:r>
-      <w:proofErr w:type="spellEnd"/>
-      <w:r>
-        <w:rPr>
-          <w:rFonts w:ascii="Times New Roman" w:eastAsiaTheme="minorHAnsi" w:hAnsi="Times New Roman"/>
-          <w:color w:val="auto"/>
-          <w:lang w:val="es-EC" w:eastAsia="en-US"/>
-        </w:rPr>
-        <w:t>_ y_ año</w:t>
-      </w:r>
-      <w:r>
-        <w:rPr>
-          <w:rFonts w:ascii="Times New Roman" w:eastAsiaTheme="minorHAnsi" w:hAnsi="Times New Roman"/>
-          <w:color w:val="auto"/>
-          <w:szCs w:val="24"/>
-          <w:lang w:val="es-EC" w:eastAsia="en-US"/>
-        </w:rPr>
-        <w:t xml:space="preserve">). </w:t>
-      </w:r>
-      <w:r>
-        <w:rPr>
-          <w:rFonts w:ascii="Times New Roman" w:eastAsiaTheme="minorHAnsi" w:hAnsi="Times New Roman"/>
-          <w:color w:val="auto"/>
-          <w:szCs w:val="24"/>
-          <w:lang w:val="es-EC" w:eastAsia="en-US"/>
-        </w:rPr>
-        <w:t xml:space="preserve">Título del </w:t>
-      </w:r>
-      <w:proofErr w:type="spellStart"/>
-      <w:r>
-        <w:rPr>
-          <w:rFonts w:ascii="Times New Roman" w:eastAsiaTheme="minorHAnsi" w:hAnsi="Times New Roman"/>
-          <w:color w:val="auto"/>
-          <w:szCs w:val="24"/>
-          <w:lang w:val="es-EC" w:eastAsia="en-US"/>
-        </w:rPr>
-        <w:t>artículo._</w:t>
+        <w:t>Título del artículo._</w:t>
       </w:r>
       <w:r>
         <w:rPr>
@@ -16632,31 +14308,7 @@
           <w:szCs w:val="24"/>
           <w:lang w:val="es-EC" w:eastAsia="en-US"/>
         </w:rPr>
-        <w:t>Título</w:t>
-      </w:r>
-      <w:proofErr w:type="spellEnd"/>
-      <w:r>
-        <w:rPr>
-          <w:rFonts w:ascii="Times New Roman" w:eastAsiaTheme="minorHAnsi" w:hAnsi="Times New Roman"/>
-          <w:i/>
-          <w:iCs/>
-          <w:color w:val="auto"/>
-          <w:szCs w:val="24"/>
-          <w:lang w:val="es-EC" w:eastAsia="en-US"/>
-        </w:rPr>
-        <w:t xml:space="preserve"> del Periódico</w:t>
-      </w:r>
-      <w:proofErr w:type="gramStart"/>
-      <w:r>
-        <w:rPr>
-          <w:rFonts w:ascii="Times New Roman" w:eastAsiaTheme="minorHAnsi" w:hAnsi="Times New Roman"/>
-          <w:i/>
-          <w:iCs/>
-          <w:color w:val="auto"/>
-          <w:szCs w:val="24"/>
-          <w:lang w:val="es-EC" w:eastAsia="en-US"/>
-        </w:rPr>
-        <w:t>,</w:t>
+        <w:t>Título del Periódico,</w:t>
       </w:r>
       <w:r>
         <w:rPr>
@@ -16665,37 +14317,7 @@
           <w:szCs w:val="24"/>
           <w:lang w:val="es-EC" w:eastAsia="en-US"/>
         </w:rPr>
-        <w:t>_</w:t>
-      </w:r>
-      <w:proofErr w:type="gramEnd"/>
-      <w:r>
-        <w:rPr>
-          <w:rFonts w:ascii="Times New Roman" w:eastAsiaTheme="minorHAnsi" w:hAnsi="Times New Roman"/>
-          <w:color w:val="auto"/>
-          <w:szCs w:val="24"/>
-          <w:lang w:val="es-EC" w:eastAsia="en-US"/>
-        </w:rPr>
-        <w:t>p._</w:t>
-      </w:r>
-      <w:proofErr w:type="spellStart"/>
-      <w:r>
-        <w:rPr>
-          <w:rFonts w:ascii="Times New Roman" w:eastAsiaTheme="minorHAnsi" w:hAnsi="Times New Roman"/>
-          <w:color w:val="auto"/>
-          <w:szCs w:val="24"/>
-          <w:lang w:val="es-EC" w:eastAsia="en-US"/>
-        </w:rPr>
-        <w:t>pp</w:t>
-      </w:r>
-      <w:proofErr w:type="spellEnd"/>
-      <w:r>
-        <w:rPr>
-          <w:rFonts w:ascii="Times New Roman" w:eastAsiaTheme="minorHAnsi" w:hAnsi="Times New Roman"/>
-          <w:color w:val="auto"/>
-          <w:szCs w:val="24"/>
-          <w:lang w:val="es-EC" w:eastAsia="en-US"/>
-        </w:rPr>
-        <w:t>-pp.</w:t>
+        <w:t>_p._pp-pp.</w:t>
       </w:r>
     </w:p>
     <w:p>
@@ -16830,25 +14452,7 @@
           <w:sz w:val="24"/>
           <w:lang w:val="es-EC" w:eastAsia="en-US"/>
         </w:rPr>
-        <w:t>Autor1</w:t>
-      </w:r>
-      <w:proofErr w:type="gramStart"/>
-      <w:r>
-        <w:rPr>
-          <w:rFonts w:eastAsiaTheme="minorHAnsi"/>
-          <w:sz w:val="24"/>
-          <w:lang w:val="es-EC" w:eastAsia="en-US"/>
-        </w:rPr>
-        <w:t>,_</w:t>
-      </w:r>
-      <w:proofErr w:type="gramEnd"/>
-      <w:r>
-        <w:rPr>
-          <w:rFonts w:eastAsiaTheme="minorHAnsi"/>
-          <w:sz w:val="24"/>
-          <w:lang w:val="es-EC" w:eastAsia="en-US"/>
-        </w:rPr>
-        <w:t>X._Y._(AÑO)._</w:t>
+        <w:t>Autor1,_X._Y._(AÑO)._</w:t>
       </w:r>
       <w:r>
         <w:rPr>
@@ -16940,20 +14544,8 @@
                 <w:szCs w:val="24"/>
                 <w:lang w:val="es-EC" w:eastAsia="en-US"/>
               </w:rPr>
-              <w:t xml:space="preserve">Ecología de polinización en una proteácea </w:t>
+              <w:t>Ecología de polinización en una proteácea neotropical</w:t>
             </w:r>
-            <w:proofErr w:type="spellStart"/>
-            <w:r>
-              <w:rPr>
-                <w:rFonts w:ascii="Times New Roman" w:eastAsiaTheme="minorHAnsi" w:hAnsi="Times New Roman"/>
-                <w:i/>
-                <w:color w:val="auto"/>
-                <w:szCs w:val="24"/>
-                <w:lang w:val="es-EC" w:eastAsia="en-US"/>
-              </w:rPr>
-              <w:t>neotropical</w:t>
-            </w:r>
-            <w:proofErr w:type="spellEnd"/>
             <w:r>
               <w:rPr>
                 <w:rFonts w:ascii="Times New Roman" w:eastAsiaTheme="minorHAnsi" w:hAnsi="Times New Roman"/>
@@ -17094,43 +14686,7 @@
           <w:sz w:val="24"/>
           <w:lang w:val="es-EC" w:eastAsia="en-US"/>
         </w:rPr>
-        <w:t>r1</w:t>
-      </w:r>
-      <w:proofErr w:type="gramStart"/>
-      <w:r>
-        <w:rPr>
-          <w:rFonts w:eastAsiaTheme="minorHAnsi"/>
-          <w:sz w:val="24"/>
-          <w:lang w:val="es-EC" w:eastAsia="en-US"/>
-        </w:rPr>
-        <w:t>,_</w:t>
-      </w:r>
-      <w:proofErr w:type="gramEnd"/>
-      <w:r>
-        <w:rPr>
-          <w:rFonts w:eastAsiaTheme="minorHAnsi"/>
-          <w:sz w:val="24"/>
-          <w:lang w:val="es-EC" w:eastAsia="en-US"/>
-        </w:rPr>
-        <w:t>X._Y._(</w:t>
-      </w:r>
-      <w:proofErr w:type="spellStart"/>
-      <w:r>
-        <w:rPr>
-          <w:rFonts w:eastAsiaTheme="minorHAnsi"/>
-          <w:sz w:val="24"/>
-          <w:lang w:val="es-EC" w:eastAsia="en-US"/>
-        </w:rPr>
-        <w:t>día,_mes</w:t>
-      </w:r>
-      <w:proofErr w:type="spellEnd"/>
-      <w:r>
-        <w:rPr>
-          <w:rFonts w:eastAsiaTheme="minorHAnsi"/>
-          <w:sz w:val="24"/>
-          <w:lang w:val="es-EC" w:eastAsia="en-US"/>
-        </w:rPr>
-        <w:t>_ y_ año</w:t>
+        <w:t>r1,_X._Y._(día,_mes_ y_ año</w:t>
       </w:r>
       <w:r>
         <w:rPr>
@@ -17283,7 +14839,6 @@
           <w:lang w:val="es-EC" w:eastAsia="en-US"/>
         </w:rPr>
       </w:pPr>
-      <w:proofErr w:type="spellStart"/>
       <w:r>
         <w:rPr>
           <w:rFonts w:eastAsiaTheme="minorHAnsi"/>
@@ -17292,18 +14847,7 @@
           <w:sz w:val="24"/>
           <w:lang w:val="es-EC" w:eastAsia="en-US"/>
         </w:rPr>
-        <w:t>Pósters</w:t>
-      </w:r>
-      <w:proofErr w:type="spellEnd"/>
-      <w:r>
-        <w:rPr>
-          <w:rFonts w:eastAsiaTheme="minorHAnsi"/>
-          <w:b/>
-          <w:bCs/>
-          <w:sz w:val="24"/>
-          <w:lang w:val="es-EC" w:eastAsia="en-US"/>
-        </w:rPr>
-        <w:t>:</w:t>
+        <w:t>Pósters:</w:t>
       </w:r>
     </w:p>
     <w:p>
@@ -17324,25 +14868,7 @@
           <w:sz w:val="24"/>
           <w:lang w:val="es-EC" w:eastAsia="en-US"/>
         </w:rPr>
-        <w:t>Autor1</w:t>
-      </w:r>
-      <w:proofErr w:type="gramStart"/>
-      <w:r>
-        <w:rPr>
-          <w:rFonts w:eastAsiaTheme="minorHAnsi"/>
-          <w:sz w:val="24"/>
-          <w:lang w:val="es-EC" w:eastAsia="en-US"/>
-        </w:rPr>
-        <w:t>,_</w:t>
-      </w:r>
-      <w:proofErr w:type="gramEnd"/>
-      <w:r>
-        <w:rPr>
-          <w:rFonts w:eastAsiaTheme="minorHAnsi"/>
-          <w:sz w:val="24"/>
-          <w:lang w:val="es-EC" w:eastAsia="en-US"/>
-        </w:rPr>
-        <w:t>X._Y. &amp; Autor2,_X._Y._(Mes</w:t>
+        <w:t>Autor1,_X._Y. &amp; Autor2,_X._Y._(Mes</w:t>
       </w:r>
       <w:r>
         <w:rPr>
@@ -17376,25 +14902,7 @@
           <w:sz w:val="24"/>
           <w:lang w:val="es-EC" w:eastAsia="en-US"/>
         </w:rPr>
-        <w:t>. Poster presentado en la (nombre de la conferencia</w:t>
-      </w:r>
-      <w:proofErr w:type="gramStart"/>
-      <w:r>
-        <w:rPr>
-          <w:rFonts w:eastAsiaTheme="minorHAnsi"/>
-          <w:sz w:val="24"/>
-          <w:lang w:val="es-EC" w:eastAsia="en-US"/>
-        </w:rPr>
-        <w:t>)_</w:t>
-      </w:r>
-      <w:proofErr w:type="gramEnd"/>
-      <w:r>
-        <w:rPr>
-          <w:rFonts w:eastAsiaTheme="minorHAnsi"/>
-          <w:sz w:val="24"/>
-          <w:lang w:val="es-EC" w:eastAsia="en-US"/>
-        </w:rPr>
-        <w:t>. Localización 1.</w:t>
+        <w:t>. Poster presentado en la (nombre de la conferencia)_. Localización 1.</w:t>
       </w:r>
     </w:p>
     <w:p>
@@ -17529,18 +15037,8 @@
           <w:sz w:val="24"/>
           <w:lang w:val="es-EC" w:eastAsia="en-US"/>
         </w:rPr>
-        <w:t>Autor1</w:t>
-      </w:r>
-      <w:proofErr w:type="gramStart"/>
-      <w:r>
-        <w:rPr>
-          <w:rFonts w:eastAsiaTheme="minorHAnsi"/>
-          <w:sz w:val="24"/>
-          <w:lang w:val="es-EC" w:eastAsia="en-US"/>
-        </w:rPr>
-        <w:t>,_</w:t>
-      </w:r>
-      <w:proofErr w:type="gramEnd"/>
+        <w:t>Autor1,_</w:t>
+      </w:r>
       <w:r>
         <w:rPr>
           <w:rFonts w:eastAsiaTheme="minorHAnsi"/>
@@ -17724,25 +15222,7 @@
           <w:sz w:val="24"/>
           <w:lang w:val="es-EC" w:eastAsia="en-US"/>
         </w:rPr>
-        <w:t>Autor1</w:t>
-      </w:r>
-      <w:proofErr w:type="gramStart"/>
-      <w:r>
-        <w:rPr>
-          <w:rFonts w:eastAsiaTheme="minorHAnsi"/>
-          <w:sz w:val="24"/>
-          <w:lang w:val="es-EC" w:eastAsia="en-US"/>
-        </w:rPr>
-        <w:t>,_</w:t>
-      </w:r>
-      <w:proofErr w:type="gramEnd"/>
-      <w:r>
-        <w:rPr>
-          <w:rFonts w:eastAsiaTheme="minorHAnsi"/>
-          <w:sz w:val="24"/>
-          <w:lang w:val="es-EC" w:eastAsia="en-US"/>
-        </w:rPr>
-        <w:t xml:space="preserve">X._Y. &amp; Autor2,_X._Y. </w:t>
+        <w:t xml:space="preserve">Autor1,_X._Y. &amp; Autor2,_X._Y. </w:t>
       </w:r>
       <w:r>
         <w:rPr>
@@ -17919,23 +15399,13 @@
         </w:rPr>
         <w:t>ulo del trabajo [fotografía]. (</w:t>
       </w:r>
-      <w:proofErr w:type="gramStart"/>
       <w:r>
         <w:rPr>
           <w:sz w:val="24"/>
           <w:bdr w:val="none" w:sz="0" w:space="0" w:color="auto" w:frame="1"/>
           <w:lang w:eastAsia="es-EC"/>
         </w:rPr>
-        <w:t>año</w:t>
-      </w:r>
-      <w:proofErr w:type="gramEnd"/>
-      <w:r>
-        <w:rPr>
-          <w:sz w:val="24"/>
-          <w:bdr w:val="none" w:sz="0" w:space="0" w:color="auto" w:frame="1"/>
-          <w:lang w:eastAsia="es-EC"/>
-        </w:rPr>
-        <w:t xml:space="preserve">). Recuperado de </w:t>
+        <w:t xml:space="preserve">año). Recuperado de </w:t>
       </w:r>
       <w:hyperlink r:id="rId19" w:history="1">
         <w:r>
@@ -18208,69 +15678,15 @@
           <w:sz w:val="24"/>
           <w:lang w:val="es-EC" w:eastAsia="en-US"/>
         </w:rPr>
-        <w:t xml:space="preserve">Nombre o número de la </w:t>
-      </w:r>
-      <w:proofErr w:type="spellStart"/>
+        <w:t>Nombre o número de la ley._Título de la publicacíon en la que aparece oficialm</w:t>
+      </w:r>
       <w:r>
         <w:rPr>
           <w:rFonts w:eastAsiaTheme="minorHAnsi"/>
           <w:sz w:val="24"/>
           <w:lang w:val="es-EC" w:eastAsia="en-US"/>
         </w:rPr>
-        <w:t>ley._Título</w:t>
-      </w:r>
-      <w:proofErr w:type="spellEnd"/>
-      <w:r>
-        <w:rPr>
-          <w:rFonts w:eastAsiaTheme="minorHAnsi"/>
-          <w:sz w:val="24"/>
-          <w:lang w:val="es-EC" w:eastAsia="en-US"/>
-        </w:rPr>
-        <w:t xml:space="preserve"> de la </w:t>
-      </w:r>
-      <w:proofErr w:type="spellStart"/>
-      <w:r>
-        <w:rPr>
-          <w:rFonts w:eastAsiaTheme="minorHAnsi"/>
-          <w:sz w:val="24"/>
-          <w:lang w:val="es-EC" w:eastAsia="en-US"/>
-        </w:rPr>
-        <w:t>publicacíon</w:t>
-      </w:r>
-      <w:proofErr w:type="spellEnd"/>
-      <w:r>
-        <w:rPr>
-          <w:rFonts w:eastAsiaTheme="minorHAnsi"/>
-          <w:sz w:val="24"/>
-          <w:lang w:val="es-EC" w:eastAsia="en-US"/>
-        </w:rPr>
-        <w:t xml:space="preserve"> en la que aparece oficialm</w:t>
-      </w:r>
-      <w:r>
-        <w:rPr>
-          <w:rFonts w:eastAsiaTheme="minorHAnsi"/>
-          <w:sz w:val="24"/>
-          <w:lang w:val="es-EC" w:eastAsia="en-US"/>
-        </w:rPr>
-        <w:t xml:space="preserve">ente._ Lugar de </w:t>
-      </w:r>
-      <w:proofErr w:type="spellStart"/>
-      <w:r>
-        <w:rPr>
-          <w:rFonts w:eastAsiaTheme="minorHAnsi"/>
-          <w:sz w:val="24"/>
-          <w:lang w:val="es-EC" w:eastAsia="en-US"/>
-        </w:rPr>
-        <w:t>publicación._día</w:t>
-      </w:r>
-      <w:proofErr w:type="spellEnd"/>
-      <w:r>
-        <w:rPr>
-          <w:rFonts w:eastAsiaTheme="minorHAnsi"/>
-          <w:sz w:val="24"/>
-          <w:lang w:val="es-EC" w:eastAsia="en-US"/>
-        </w:rPr>
-        <w:t>, mes y año.</w:t>
+        <w:t>ente._ Lugar de publicación._día, mes y año.</w:t>
       </w:r>
     </w:p>
     <w:p>
@@ -18321,25 +15737,7 @@
                 <w:sz w:val="24"/>
                 <w:lang w:val="es-EC" w:eastAsia="en-US"/>
               </w:rPr>
-              <w:t xml:space="preserve">Ley </w:t>
-            </w:r>
-            <w:proofErr w:type="spellStart"/>
-            <w:r>
-              <w:rPr>
-                <w:rFonts w:eastAsiaTheme="minorHAnsi"/>
-                <w:sz w:val="24"/>
-                <w:lang w:val="es-EC" w:eastAsia="en-US"/>
-              </w:rPr>
-              <w:t>Órganica</w:t>
-            </w:r>
-            <w:proofErr w:type="spellEnd"/>
-            <w:r>
-              <w:rPr>
-                <w:rFonts w:eastAsiaTheme="minorHAnsi"/>
-                <w:sz w:val="24"/>
-                <w:lang w:val="es-EC" w:eastAsia="en-US"/>
-              </w:rPr>
-              <w:t xml:space="preserve"> de Educación Intercultural. Registro Oficial No 417. 31 de marzo de 2011.</w:t>
+              <w:t>Ley Órganica de Educación Intercultural. Registro Oficial No 417. 31 de marzo de 2011.</w:t>
             </w:r>
           </w:p>
         </w:tc>
@@ -18394,77 +15792,13 @@
           <w:lang w:val="es-EC" w:eastAsia="en-US"/>
         </w:rPr>
       </w:pPr>
-      <w:proofErr w:type="spellStart"/>
       <w:r>
         <w:rPr>
           <w:rFonts w:eastAsiaTheme="minorHAnsi"/>
           <w:sz w:val="24"/>
           <w:lang w:val="es-EC" w:eastAsia="en-US"/>
         </w:rPr>
-        <w:t>Autor</w:t>
-      </w:r>
-      <w:proofErr w:type="gramStart"/>
-      <w:r>
-        <w:rPr>
-          <w:rFonts w:eastAsiaTheme="minorHAnsi"/>
-          <w:sz w:val="24"/>
-          <w:lang w:val="es-EC" w:eastAsia="en-US"/>
-        </w:rPr>
-        <w:t>,_</w:t>
-      </w:r>
-      <w:proofErr w:type="gramEnd"/>
-      <w:r>
-        <w:rPr>
-          <w:rFonts w:eastAsiaTheme="minorHAnsi"/>
-          <w:sz w:val="24"/>
-          <w:lang w:val="es-EC" w:eastAsia="en-US"/>
-        </w:rPr>
-        <w:t>K</w:t>
-      </w:r>
-      <w:proofErr w:type="spellEnd"/>
-      <w:r>
-        <w:rPr>
-          <w:rFonts w:eastAsiaTheme="minorHAnsi"/>
-          <w:sz w:val="24"/>
-          <w:lang w:val="es-EC" w:eastAsia="en-US"/>
-        </w:rPr>
-        <w:t>._(</w:t>
-      </w:r>
-      <w:proofErr w:type="spellStart"/>
-      <w:r>
-        <w:rPr>
-          <w:rFonts w:eastAsiaTheme="minorHAnsi"/>
-          <w:sz w:val="24"/>
-          <w:lang w:val="es-EC" w:eastAsia="en-US"/>
-        </w:rPr>
-        <w:t>día._mes,_año</w:t>
-      </w:r>
-      <w:proofErr w:type="spellEnd"/>
-      <w:r>
-        <w:rPr>
-          <w:rFonts w:eastAsiaTheme="minorHAnsi"/>
-          <w:sz w:val="24"/>
-          <w:lang w:val="es-EC" w:eastAsia="en-US"/>
-        </w:rPr>
-        <w:t>)._</w:t>
-      </w:r>
-      <w:proofErr w:type="spellStart"/>
-      <w:r>
-        <w:rPr>
-          <w:rFonts w:eastAsiaTheme="minorHAnsi"/>
-          <w:sz w:val="24"/>
-          <w:lang w:val="es-EC" w:eastAsia="en-US"/>
-        </w:rPr>
-        <w:t>Título_del_post</w:t>
-      </w:r>
-      <w:proofErr w:type="spellEnd"/>
-      <w:r>
-        <w:rPr>
-          <w:rFonts w:eastAsiaTheme="minorHAnsi"/>
-          <w:sz w:val="24"/>
-          <w:lang w:val="es-EC" w:eastAsia="en-US"/>
-        </w:rPr>
-        <w:t xml:space="preserve"> [Mensaje en un blog]. Recuperado de URL</w:t>
+        <w:t>Autor,_K._(día._mes,_año)._Título_del_post [Mensaje en un blog]. Recuperado de URL</w:t>
       </w:r>
     </w:p>
     <w:p>
@@ -18616,23 +15950,7 @@
                 <w:rFonts w:ascii="Times New Roman" w:hAnsi="Times New Roman"/>
                 <w:color w:val="auto"/>
               </w:rPr>
-              <w:t xml:space="preserve">Esta información fue concedida por Adrián </w:t>
-            </w:r>
-            <w:proofErr w:type="spellStart"/>
-            <w:r>
-              <w:rPr>
-                <w:rFonts w:ascii="Times New Roman" w:hAnsi="Times New Roman"/>
-                <w:color w:val="auto"/>
-              </w:rPr>
-              <w:t>Cecconi</w:t>
-            </w:r>
-            <w:proofErr w:type="spellEnd"/>
-            <w:r>
-              <w:rPr>
-                <w:rFonts w:ascii="Times New Roman" w:hAnsi="Times New Roman"/>
-                <w:color w:val="auto"/>
-              </w:rPr>
-              <w:t>, entrevista personal, 11 de noviembre de 2013.</w:t>
+              <w:t>Esta información fue concedida por Adrián Cecconi, entrevista personal, 11 de noviembre de 2013.</w:t>
             </w:r>
           </w:p>
         </w:tc>
@@ -18842,9 +16160,8 @@
           <w:sz w:val="32"/>
           <w:szCs w:val="32"/>
         </w:rPr>
-        <w:t xml:space="preserve">as, alineación izda., 12 </w:t>
-      </w:r>
-      <w:proofErr w:type="spellStart"/>
+        <w:t>as, alineación izda., 12 ptos. e</w:t>
+      </w:r>
       <w:r>
         <w:rPr>
           <w:rFonts w:ascii="Times New Roman" w:hAnsi="Times New Roman"/>
@@ -18852,25 +16169,6 @@
           <w:sz w:val="32"/>
           <w:szCs w:val="32"/>
         </w:rPr>
-        <w:t>ptos</w:t>
-      </w:r>
-      <w:proofErr w:type="spellEnd"/>
-      <w:r>
-        <w:rPr>
-          <w:rFonts w:ascii="Times New Roman" w:hAnsi="Times New Roman"/>
-          <w:color w:val="auto"/>
-          <w:sz w:val="32"/>
-          <w:szCs w:val="32"/>
-        </w:rPr>
-        <w:t>. e</w:t>
-      </w:r>
-      <w:r>
-        <w:rPr>
-          <w:rFonts w:ascii="Times New Roman" w:hAnsi="Times New Roman"/>
-          <w:color w:val="auto"/>
-          <w:sz w:val="32"/>
-          <w:szCs w:val="32"/>
-        </w:rPr>
         <w:t>spaciado posterior)</w:t>
       </w:r>
     </w:p>
@@ -18962,7 +16260,7 @@
         <w:rPr>
           <w:rFonts w:ascii="Times New Roman" w:hAnsi="Times New Roman"/>
           <w:noProof/>
-          <w:lang w:val="es-EC" w:eastAsia="es-EC"/>
+          <w:lang w:val="es-AR" w:eastAsia="es-AR"/>
         </w:rPr>
         <w:drawing>
           <wp:inline distT="0" distB="0" distL="0" distR="0" wp14:anchorId="53BD91FC" wp14:editId="2A965507">
@@ -19034,25 +16332,7 @@
           <w:sz w:val="24"/>
           <w:szCs w:val="24"/>
         </w:rPr>
-        <w:t xml:space="preserve">Para los saltos de párrafo, se recomienda usar la opción “Diseño de Página”, la opción “Espaciado”, “Después”, escoger allí 6pto o 12 </w:t>
-      </w:r>
-      <w:proofErr w:type="spellStart"/>
-      <w:r>
-        <w:rPr>
-          <w:rStyle w:val="TEXTOART"/>
-          <w:sz w:val="24"/>
-          <w:szCs w:val="24"/>
-        </w:rPr>
-        <w:t>ptos</w:t>
-      </w:r>
-      <w:proofErr w:type="spellEnd"/>
-      <w:r>
-        <w:rPr>
-          <w:rStyle w:val="TEXTOART"/>
-          <w:sz w:val="24"/>
-          <w:szCs w:val="24"/>
-        </w:rPr>
-        <w:t>, según sea el caso.</w:t>
+        <w:t>Para los saltos de párrafo, se recomienda usar la opción “Diseño de Página”, la opción “Espaciado”, “Después”, escoger allí 6pto o 12 ptos, según sea el caso.</w:t>
       </w:r>
     </w:p>
     <w:p>
@@ -19073,7 +16353,7 @@
       <w:r>
         <w:rPr>
           <w:noProof/>
-          <w:lang w:val="es-EC" w:eastAsia="es-EC"/>
+          <w:lang w:val="es-AR" w:eastAsia="es-AR"/>
         </w:rPr>
         <mc:AlternateContent>
           <mc:Choice Requires="wps">
@@ -19150,7 +16430,7 @@
       <w:r>
         <w:rPr>
           <w:noProof/>
-          <w:lang w:val="es-EC" w:eastAsia="es-EC"/>
+          <w:lang w:val="es-AR" w:eastAsia="es-AR"/>
         </w:rPr>
         <w:drawing>
           <wp:inline distT="0" distB="0" distL="0" distR="0" wp14:anchorId="5D278453" wp14:editId="500C54EB">
@@ -19396,8 +16676,6 @@
           <w:sz w:val="24"/>
         </w:rPr>
       </w:pPr>
-      <w:bookmarkStart w:id="0" w:name="_GoBack"/>
-      <w:bookmarkEnd w:id="0"/>
     </w:p>
     <w:sectPr>
       <w:pgSz w:w="11906" w:h="16838"/>
@@ -20696,7 +17974,7 @@
               <a:cs typeface="+mn-cs"/>
             </a:defRPr>
           </a:pPr>
-          <a:endParaRPr lang="es-EC"/>
+          <a:endParaRPr lang="es-AR"/>
         </a:p>
       </c:txPr>
     </c:title>
@@ -20910,7 +18188,7 @@
                     <a:cs typeface="+mn-cs"/>
                   </a:defRPr>
                 </a:pPr>
-                <a:endParaRPr lang="es-EC"/>
+                <a:endParaRPr lang="es-AR"/>
               </a:p>
             </c:txPr>
             <c:dLblPos val="ctr"/>
@@ -21015,7 +18293,7 @@
               <a:cs typeface="+mn-cs"/>
             </a:defRPr>
           </a:pPr>
-          <a:endParaRPr lang="es-EC"/>
+          <a:endParaRPr lang="es-AR"/>
         </a:p>
       </c:txPr>
     </c:legend>
@@ -21045,7 +18323,7 @@
       <a:pPr>
         <a:defRPr/>
       </a:pPr>
-      <a:endParaRPr lang="es-EC"/>
+      <a:endParaRPr lang="es-AR"/>
     </a:p>
   </c:txPr>
   <c:externalData r:id="rId3">
@@ -21874,7 +19152,7 @@
 </file>
 
 <file path=customXml/itemProps1.xml><?xml version="1.0" encoding="utf-8"?>
-<ds:datastoreItem xmlns:ds="http://schemas.openxmlformats.org/officeDocument/2006/customXml" ds:itemID="{0845C7AF-D24C-40FB-B94D-AE9A6E08C905}">
+<ds:datastoreItem xmlns:ds="http://schemas.openxmlformats.org/officeDocument/2006/customXml" ds:itemID="{6DE645F6-3244-4212-92F6-C53C2BB4BE62}">
   <ds:schemaRefs>
     <ds:schemaRef ds:uri="http://schemas.openxmlformats.org/officeDocument/2006/bibliography"/>
   </ds:schemaRefs>
